--- a/dosyalar/sinavlar/9-sinif/arapca-9-1d2y-beceri.docx
+++ b/dosyalar/sinavlar/9-sinif/arapca-9-1d2y-beceri.docx
@@ -32,7 +32,7 @@
           </w:tcPr>
           <w:p>
             <w:pPr>
-              <w:spacing w:after="20"/>
+              <w:spacing w:after="6"/>
               <w:jc w:val="center"/>
             </w:pPr>
             <w:r>
@@ -43,46 +43,46 @@
                 <w:i w:val="false"/>
                 <w:iCs w:val="false"/>
                 <w:color w:val="39454F"/>
+                <w:sz w:val="16"/>
+                <w:szCs w:val="16"/>
+              </w:rPr>
+              <w:t xml:space="preserve">2026-2027 EĞİTİM ÖĞRETİM YILI</w:t>
+            </w:r>
+          </w:p>
+          <w:p>
+            <w:pPr>
+              <w:spacing w:after="6"/>
+              <w:jc w:val="center"/>
+            </w:pPr>
+            <w:r>
+              <w:rPr>
+                <w:rFonts w:ascii="Times New Roman" w:cs="Times New Roman" w:eastAsia="Times New Roman" w:hAnsi="Times New Roman"/>
+                <w:b/>
+                <w:bCs/>
+                <w:i w:val="false"/>
+                <w:iCs w:val="false"/>
+                <w:color w:val="111111"/>
+                <w:sz w:val="17"/>
+                <w:szCs w:val="17"/>
+              </w:rPr>
+              <w:t xml:space="preserve">……………………………………………………………… ANADOLU İMAM HATİP LİSESİ</w:t>
+            </w:r>
+          </w:p>
+          <w:p>
+            <w:pPr>
+              <w:spacing w:after="0"/>
+              <w:jc w:val="center"/>
+            </w:pPr>
+            <w:r>
+              <w:rPr>
+                <w:rFonts w:ascii="Times New Roman" w:cs="Times New Roman" w:eastAsia="Times New Roman" w:hAnsi="Times New Roman"/>
+                <w:b/>
+                <w:bCs/>
+                <w:i w:val="false"/>
+                <w:iCs w:val="false"/>
+                <w:color w:val="15222E"/>
                 <w:sz w:val="19"/>
                 <w:szCs w:val="19"/>
-              </w:rPr>
-              <w:t xml:space="preserve">2026-2027 EĞİTİM ÖĞRETİM YILI</w:t>
-            </w:r>
-          </w:p>
-          <w:p>
-            <w:pPr>
-              <w:spacing w:after="20"/>
-              <w:jc w:val="center"/>
-            </w:pPr>
-            <w:r>
-              <w:rPr>
-                <w:rFonts w:ascii="Times New Roman" w:cs="Times New Roman" w:eastAsia="Times New Roman" w:hAnsi="Times New Roman"/>
-                <w:b/>
-                <w:bCs/>
-                <w:i w:val="false"/>
-                <w:iCs w:val="false"/>
-                <w:color w:val="111111"/>
-                <w:sz w:val="21"/>
-                <w:szCs w:val="21"/>
-              </w:rPr>
-              <w:t xml:space="preserve">……………………………………………………………… ANADOLU İMAM HATİP LİSESİ</w:t>
-            </w:r>
-          </w:p>
-          <w:p>
-            <w:pPr>
-              <w:spacing w:after="0"/>
-              <w:jc w:val="center"/>
-            </w:pPr>
-            <w:r>
-              <w:rPr>
-                <w:rFonts w:ascii="Times New Roman" w:cs="Times New Roman" w:eastAsia="Times New Roman" w:hAnsi="Times New Roman"/>
-                <w:b/>
-                <w:bCs/>
-                <w:i w:val="false"/>
-                <w:iCs w:val="false"/>
-                <w:color w:val="15222E"/>
-                <w:sz w:val="23"/>
-                <w:szCs w:val="23"/>
               </w:rPr>
               <w:t xml:space="preserve">9. SINIF ARAPÇA DERSİ 1. DÖNEM 2. YAZILI SINAVI (BECERİ TEMELLİ)</w:t>
             </w:r>
@@ -122,7 +122,118 @@
           </w:tcPr>
           <w:p>
             <w:pPr>
-              <w:spacing w:after="0" w:line="270"/>
+              <w:spacing w:after="0" w:line="208"/>
+            </w:pPr>
+            <w:r>
+              <w:rPr>
+                <w:rFonts w:ascii="Times New Roman" w:cs="Times New Roman" w:eastAsia="Times New Roman" w:hAnsi="Times New Roman"/>
+                <w:b w:val="false"/>
+                <w:bCs w:val="false"/>
+                <w:i w:val="false"/>
+                <w:iCs w:val="false"/>
+                <w:color w:val="111111"/>
+                <w:sz w:val="17"/>
+                <w:szCs w:val="17"/>
+              </w:rPr>
+              <w:t xml:space="preserve">Adı Soyadı :  ………………………………………………………</w:t>
+            </w:r>
+          </w:p>
+        </w:tc>
+        <w:tc>
+          <w:tcPr>
+            <w:tcW w:type="dxa" w:w="1973"/>
+            <w:tcMar>
+              <w:top w:type="dxa" w:w="60"/>
+              <w:left w:type="dxa" w:w="90"/>
+              <w:bottom w:type="dxa" w:w="60"/>
+              <w:right w:type="dxa" w:w="90"/>
+            </w:tcMar>
+            <w:vAlign w:val="center"/>
+          </w:tcPr>
+          <w:p>
+            <w:pPr>
+              <w:spacing w:after="0" w:line="208"/>
+            </w:pPr>
+            <w:r>
+              <w:rPr>
+                <w:rFonts w:ascii="Times New Roman" w:cs="Times New Roman" w:eastAsia="Times New Roman" w:hAnsi="Times New Roman"/>
+                <w:b w:val="false"/>
+                <w:bCs w:val="false"/>
+                <w:i w:val="false"/>
+                <w:iCs w:val="false"/>
+                <w:color w:val="111111"/>
+                <w:sz w:val="17"/>
+                <w:szCs w:val="17"/>
+              </w:rPr>
+              <w:t xml:space="preserve">Sınıfı :  …………</w:t>
+            </w:r>
+          </w:p>
+        </w:tc>
+        <w:tc>
+          <w:tcPr>
+            <w:tcW w:type="dxa" w:w="1578"/>
+            <w:tcMar>
+              <w:top w:type="dxa" w:w="60"/>
+              <w:left w:type="dxa" w:w="90"/>
+              <w:bottom w:type="dxa" w:w="60"/>
+              <w:right w:type="dxa" w:w="90"/>
+            </w:tcMar>
+            <w:vAlign w:val="center"/>
+          </w:tcPr>
+          <w:p>
+            <w:pPr>
+              <w:spacing w:after="0" w:line="208"/>
+            </w:pPr>
+            <w:r>
+              <w:rPr>
+                <w:rFonts w:ascii="Times New Roman" w:cs="Times New Roman" w:eastAsia="Times New Roman" w:hAnsi="Times New Roman"/>
+                <w:b w:val="false"/>
+                <w:bCs w:val="false"/>
+                <w:i w:val="false"/>
+                <w:iCs w:val="false"/>
+                <w:color w:val="111111"/>
+                <w:sz w:val="17"/>
+                <w:szCs w:val="17"/>
+              </w:rPr>
+              <w:t xml:space="preserve">No :  ………</w:t>
+            </w:r>
+          </w:p>
+        </w:tc>
+        <w:tc>
+          <w:tcPr>
+            <w:tcW w:type="dxa" w:w="1381"/>
+            <w:shd w:fill="F2F6FA" w:color="auto" w:val="clear"/>
+            <w:tcMar>
+              <w:top w:type="dxa" w:w="60"/>
+              <w:left w:type="dxa" w:w="90"/>
+              <w:bottom w:type="dxa" w:w="60"/>
+              <w:right w:type="dxa" w:w="90"/>
+            </w:tcMar>
+            <w:vAlign w:val="center"/>
+          </w:tcPr>
+          <w:p>
+            <w:pPr>
+              <w:spacing w:after="0"/>
+              <w:jc w:val="center"/>
+            </w:pPr>
+            <w:r>
+              <w:rPr>
+                <w:rFonts w:ascii="Times New Roman" w:cs="Times New Roman" w:eastAsia="Times New Roman" w:hAnsi="Times New Roman"/>
+                <w:b/>
+                <w:bCs/>
+                <w:i w:val="false"/>
+                <w:iCs w:val="false"/>
+                <w:color w:val="39454F"/>
+                <w:sz w:val="15"/>
+                <w:szCs w:val="15"/>
+              </w:rPr>
+              <w:t xml:space="preserve">PUAN</w:t>
+            </w:r>
+          </w:p>
+          <w:p>
+            <w:pPr>
+              <w:spacing w:after="12" w:before="18"/>
+              <w:jc w:val="center"/>
             </w:pPr>
             <w:r>
               <w:rPr>
@@ -135,141 +246,12 @@
                 <w:sz w:val="20"/>
                 <w:szCs w:val="20"/>
               </w:rPr>
-              <w:t xml:space="preserve">Adı Soyadı :  ………………………………………………………</w:t>
-            </w:r>
-          </w:p>
-        </w:tc>
-        <w:tc>
-          <w:tcPr>
-            <w:tcW w:type="dxa" w:w="1973"/>
-            <w:tcMar>
-              <w:top w:type="dxa" w:w="60"/>
-              <w:left w:type="dxa" w:w="90"/>
-              <w:bottom w:type="dxa" w:w="60"/>
-              <w:right w:type="dxa" w:w="90"/>
-            </w:tcMar>
-            <w:vAlign w:val="center"/>
-          </w:tcPr>
-          <w:p>
-            <w:pPr>
-              <w:spacing w:after="0" w:line="270"/>
-            </w:pPr>
-            <w:r>
-              <w:rPr>
-                <w:rFonts w:ascii="Times New Roman" w:cs="Times New Roman" w:eastAsia="Times New Roman" w:hAnsi="Times New Roman"/>
-                <w:b w:val="false"/>
-                <w:bCs w:val="false"/>
-                <w:i w:val="false"/>
-                <w:iCs w:val="false"/>
-                <w:color w:val="111111"/>
-                <w:sz w:val="20"/>
-                <w:szCs w:val="20"/>
-              </w:rPr>
-              <w:t xml:space="preserve">Sınıfı :  …………</w:t>
-            </w:r>
-          </w:p>
-        </w:tc>
-        <w:tc>
-          <w:tcPr>
-            <w:tcW w:type="dxa" w:w="1578"/>
-            <w:tcMar>
-              <w:top w:type="dxa" w:w="60"/>
-              <w:left w:type="dxa" w:w="90"/>
-              <w:bottom w:type="dxa" w:w="60"/>
-              <w:right w:type="dxa" w:w="90"/>
-            </w:tcMar>
-            <w:vAlign w:val="center"/>
-          </w:tcPr>
-          <w:p>
-            <w:pPr>
-              <w:spacing w:after="0" w:line="270"/>
-            </w:pPr>
-            <w:r>
-              <w:rPr>
-                <w:rFonts w:ascii="Times New Roman" w:cs="Times New Roman" w:eastAsia="Times New Roman" w:hAnsi="Times New Roman"/>
-                <w:b w:val="false"/>
-                <w:bCs w:val="false"/>
-                <w:i w:val="false"/>
-                <w:iCs w:val="false"/>
-                <w:color w:val="111111"/>
-                <w:sz w:val="20"/>
-                <w:szCs w:val="20"/>
-              </w:rPr>
-              <w:t xml:space="preserve">No :  ………</w:t>
-            </w:r>
-          </w:p>
-        </w:tc>
-        <w:tc>
-          <w:tcPr>
-            <w:tcW w:type="dxa" w:w="1381"/>
-            <w:shd w:fill="F2F6FA" w:color="auto" w:val="clear"/>
-            <w:tcMar>
-              <w:top w:type="dxa" w:w="60"/>
-              <w:left w:type="dxa" w:w="90"/>
-              <w:bottom w:type="dxa" w:w="60"/>
-              <w:right w:type="dxa" w:w="90"/>
-            </w:tcMar>
-            <w:vAlign w:val="center"/>
-          </w:tcPr>
-          <w:p>
-            <w:pPr>
-              <w:spacing w:after="0"/>
-              <w:jc w:val="center"/>
-            </w:pPr>
-            <w:r>
-              <w:rPr>
-                <w:rFonts w:ascii="Times New Roman" w:cs="Times New Roman" w:eastAsia="Times New Roman" w:hAnsi="Times New Roman"/>
-                <w:b/>
-                <w:bCs/>
-                <w:i w:val="false"/>
-                <w:iCs w:val="false"/>
-                <w:color w:val="39454F"/>
-                <w:sz w:val="18"/>
-                <w:szCs w:val="18"/>
-              </w:rPr>
-              <w:t xml:space="preserve">PUAN</w:t>
-            </w:r>
-          </w:p>
-          <w:p>
-            <w:pPr>
-              <w:spacing w:after="40" w:before="60"/>
-              <w:jc w:val="center"/>
-            </w:pPr>
-            <w:r>
-              <w:rPr>
-                <w:rFonts w:ascii="Times New Roman" w:cs="Times New Roman" w:eastAsia="Times New Roman" w:hAnsi="Times New Roman"/>
-                <w:b w:val="false"/>
-                <w:bCs w:val="false"/>
-                <w:i w:val="false"/>
-                <w:iCs w:val="false"/>
-                <w:color w:val="111111"/>
-                <w:sz w:val="24"/>
-                <w:szCs w:val="24"/>
-              </w:rPr>
               <w:t xml:space="preserve"/>
             </w:r>
           </w:p>
         </w:tc>
       </w:tr>
     </w:tbl>
-    <w:p>
-      <w:pPr>
-        <w:spacing w:after="110"/>
-      </w:pPr>
-      <w:r>
-        <w:rPr>
-          <w:rFonts w:ascii="Times New Roman" w:cs="Times New Roman" w:eastAsia="Times New Roman" w:hAnsi="Times New Roman"/>
-          <w:b w:val="false"/>
-          <w:bCs w:val="false"/>
-          <w:i w:val="false"/>
-          <w:iCs w:val="false"/>
-          <w:color w:val="111111"/>
-          <w:sz w:val="21"/>
-          <w:szCs w:val="21"/>
-        </w:rPr>
-        <w:t xml:space="preserve"/>
-      </w:r>
-    </w:p>
     <w:tbl>
       <w:tblPr>
         <w:tblW w:type="dxa" w:w="9864"/>
@@ -300,7 +282,7 @@
           </w:tcPr>
           <w:p>
             <w:pPr>
-              <w:spacing w:after="40"/>
+              <w:spacing w:after="12"/>
             </w:pPr>
             <w:r>
               <w:rPr>
@@ -310,15 +292,15 @@
                 <w:i w:val="false"/>
                 <w:iCs w:val="false"/>
                 <w:color w:val="2B3742"/>
-                <w:sz w:val="18"/>
-                <w:szCs w:val="18"/>
+                <w:sz w:val="15"/>
+                <w:szCs w:val="15"/>
               </w:rPr>
               <w:t xml:space="preserve">AÇIKLAMALAR</w:t>
             </w:r>
           </w:p>
           <w:p>
             <w:pPr>
-              <w:spacing w:after="20" w:line="250"/>
+              <w:spacing w:after="6" w:line="208"/>
               <w:ind w:left="170" w:hanging="170"/>
             </w:pPr>
             <w:r>
@@ -329,15 +311,15 @@
                 <w:i w:val="false"/>
                 <w:iCs w:val="false"/>
                 <w:color w:val="2B3742"/>
-                <w:sz w:val="18"/>
-                <w:szCs w:val="18"/>
+                <w:sz w:val="15"/>
+                <w:szCs w:val="15"/>
               </w:rPr>
               <w:t xml:space="preserve">•  Sınav süresi bir ders saatidir.</w:t>
             </w:r>
           </w:p>
           <w:p>
             <w:pPr>
-              <w:spacing w:after="20" w:line="250"/>
+              <w:spacing w:after="6" w:line="208"/>
               <w:ind w:left="170" w:hanging="170"/>
             </w:pPr>
             <w:r>
@@ -348,15 +330,15 @@
                 <w:i w:val="false"/>
                 <w:iCs w:val="false"/>
                 <w:color w:val="2B3742"/>
-                <w:sz w:val="18"/>
-                <w:szCs w:val="18"/>
+                <w:sz w:val="15"/>
+                <w:szCs w:val="15"/>
               </w:rPr>
               <w:t xml:space="preserve">•  Bu sınav dinleme, okuma, söz varlığı ve yazma becerilerini birlikte ölçer.</w:t>
             </w:r>
           </w:p>
           <w:p>
             <w:pPr>
-              <w:spacing w:after="20" w:line="250"/>
+              <w:spacing w:after="6" w:line="208"/>
               <w:ind w:left="170" w:hanging="170"/>
             </w:pPr>
             <w:r>
@@ -367,15 +349,15 @@
                 <w:i w:val="false"/>
                 <w:iCs w:val="false"/>
                 <w:color w:val="2B3742"/>
-                <w:sz w:val="18"/>
-                <w:szCs w:val="18"/>
+                <w:sz w:val="15"/>
+                <w:szCs w:val="15"/>
               </w:rPr>
               <w:t xml:space="preserve">•  Dinleme metni öğretmeniniz tarafından iki kez okunacaktır.</w:t>
             </w:r>
           </w:p>
           <w:p>
             <w:pPr>
-              <w:spacing w:after="20" w:line="250"/>
+              <w:spacing w:after="6" w:line="208"/>
               <w:ind w:left="170" w:hanging="170"/>
             </w:pPr>
             <w:r>
@@ -386,15 +368,15 @@
                 <w:i w:val="false"/>
                 <w:iCs w:val="false"/>
                 <w:color w:val="2B3742"/>
-                <w:sz w:val="18"/>
-                <w:szCs w:val="18"/>
+                <w:sz w:val="15"/>
+                <w:szCs w:val="15"/>
               </w:rPr>
               <w:t xml:space="preserve">•  Okuma parçasındaki bilinmeyen kelimeler için parçanın bütününden yararlanınız.</w:t>
             </w:r>
           </w:p>
           <w:p>
             <w:pPr>
-              <w:spacing w:after="20" w:line="250"/>
+              <w:spacing w:after="6" w:line="208"/>
               <w:ind w:left="170" w:hanging="170"/>
             </w:pPr>
             <w:r>
@@ -405,8 +387,8 @@
                 <w:i w:val="false"/>
                 <w:iCs w:val="false"/>
                 <w:color w:val="2B3742"/>
-                <w:sz w:val="18"/>
-                <w:szCs w:val="18"/>
+                <w:sz w:val="15"/>
+                <w:szCs w:val="15"/>
               </w:rPr>
               <w:t xml:space="preserve">•  Yazma görevi dereceli puanlama anahtarı ile değerlendirilecektir.</w:t>
             </w:r>
@@ -419,7 +401,7 @@
         <w:tabs>
           <w:tab w:val="right" w:pos="9864"/>
         </w:tabs>
-        <w:spacing w:after="90" w:before="220" w:line="280"/>
+        <w:spacing w:after="27" w:before="66" w:line="208"/>
         <w:ind w:left="340" w:hanging="340"/>
       </w:pPr>
       <w:r>
@@ -430,16 +412,16 @@
           <w:i w:val="false"/>
           <w:iCs w:val="false"/>
           <w:color w:val="111111"/>
-          <w:sz w:val="21"/>
-          <w:szCs w:val="21"/>
+          <w:sz w:val="17"/>
+          <w:szCs w:val="17"/>
         </w:rPr>
         <w:t xml:space="preserve">1.</w:t>
       </w:r>
       <w:r>
         <w:rPr>
           <w:rFonts w:ascii="Times New Roman" w:cs="Times New Roman" w:eastAsia="Times New Roman" w:hAnsi="Times New Roman"/>
-          <w:sz w:val="21"/>
-          <w:szCs w:val="21"/>
+          <w:sz w:val="17"/>
+          <w:szCs w:val="17"/>
         </w:rPr>
         <w:tab/>
       </w:r>
@@ -451,16 +433,16 @@
           <w:i w:val="false"/>
           <w:iCs w:val="false"/>
           <w:color w:val="111111"/>
-          <w:sz w:val="21"/>
-          <w:szCs w:val="21"/>
+          <w:sz w:val="17"/>
+          <w:szCs w:val="17"/>
         </w:rPr>
         <w:t xml:space="preserve">Aşağıdaki metni okuyunuz ve soruları cevaplayınız.</w:t>
       </w:r>
       <w:r>
         <w:rPr>
           <w:rFonts w:ascii="Times New Roman" w:cs="Times New Roman" w:eastAsia="Times New Roman" w:hAnsi="Times New Roman"/>
-          <w:sz w:val="21"/>
-          <w:szCs w:val="21"/>
+          <w:sz w:val="17"/>
+          <w:szCs w:val="17"/>
         </w:rPr>
         <w:tab/>
       </w:r>
@@ -472,8 +454,8 @@
           <w:i w:val="false"/>
           <w:iCs w:val="false"/>
           <w:color w:val="55636F"/>
-          <w:sz w:val="18"/>
-          <w:szCs w:val="18"/>
+          <w:sz w:val="15"/>
+          <w:szCs w:val="15"/>
         </w:rPr>
         <w:t xml:space="preserve">(15 puan)</w:t>
       </w:r>
@@ -509,7 +491,7 @@
           <w:p>
             <w:pPr>
               <w:bidi/>
-              <w:spacing w:after="110"/>
+              <w:spacing w:after="33"/>
               <w:jc w:val="center"/>
             </w:pPr>
             <w:r>
@@ -518,8 +500,8 @@
                 <w:b/>
                 <w:bCs/>
                 <w:color w:val="111111"/>
-                <w:sz w:val="32"/>
-                <w:szCs w:val="32"/>
+                <w:sz w:val="27"/>
+                <w:szCs w:val="27"/>
                 <w:rtl/>
               </w:rPr>
               <w:t xml:space="preserve">مَدْرَسَتِي</w:t>
@@ -528,7 +510,7 @@
           <w:p>
             <w:pPr>
               <w:bidi/>
-              <w:spacing w:after="60" w:line="400"/>
+              <w:spacing w:after="18" w:line="208"/>
             </w:pPr>
             <w:r>
               <w:rPr>
@@ -536,8 +518,8 @@
                 <w:b w:val="false"/>
                 <w:bCs w:val="false"/>
                 <w:color w:val="111111"/>
-                <w:sz w:val="28"/>
-                <w:szCs w:val="28"/>
+                <w:sz w:val="25"/>
+                <w:szCs w:val="25"/>
                 <w:rtl/>
               </w:rPr>
               <w:t xml:space="preserve">أَنَا هُدَى، طَالِبَةٌ فِي الصَّفِّ التَّاسِعِ فِي مَدْرَسَةِ الْأَئِمَّةِ وَالْخُطَبَاءِ.</w:t>
@@ -546,7 +528,7 @@
           <w:p>
             <w:pPr>
               <w:bidi/>
-              <w:spacing w:after="60" w:line="400"/>
+              <w:spacing w:after="18" w:line="208"/>
             </w:pPr>
             <w:r>
               <w:rPr>
@@ -554,8 +536,8 @@
                 <w:b w:val="false"/>
                 <w:bCs w:val="false"/>
                 <w:color w:val="111111"/>
-                <w:sz w:val="28"/>
-                <w:szCs w:val="28"/>
+                <w:sz w:val="25"/>
+                <w:szCs w:val="25"/>
                 <w:rtl/>
               </w:rPr>
               <w:t xml:space="preserve">مَدْرَسَتِي كَبِيرَةٌ وَنَظِيفَةٌ، وَفِيهَا ثَلَاثَةُ طَوَابِقَ.</w:t>
@@ -564,7 +546,7 @@
           <w:p>
             <w:pPr>
               <w:bidi/>
-              <w:spacing w:after="60" w:line="400"/>
+              <w:spacing w:after="18" w:line="208"/>
             </w:pPr>
             <w:r>
               <w:rPr>
@@ -572,8 +554,8 @@
                 <w:b w:val="false"/>
                 <w:bCs w:val="false"/>
                 <w:color w:val="111111"/>
-                <w:sz w:val="28"/>
-                <w:szCs w:val="28"/>
+                <w:sz w:val="25"/>
+                <w:szCs w:val="25"/>
                 <w:rtl/>
               </w:rPr>
               <w:t xml:space="preserve">فِي الطَّابِقِ الْأَوَّلِ الْإِدَارَةُ وَالْمَقْصَفُ، وَفِي الطَّابِقِ الثَّانِي الصُّفُوفُ.</w:t>
@@ -582,7 +564,7 @@
           <w:p>
             <w:pPr>
               <w:bidi/>
-              <w:spacing w:after="60" w:line="400"/>
+              <w:spacing w:after="18" w:line="208"/>
             </w:pPr>
             <w:r>
               <w:rPr>
@@ -590,8 +572,8 @@
                 <w:b w:val="false"/>
                 <w:bCs w:val="false"/>
                 <w:color w:val="111111"/>
-                <w:sz w:val="28"/>
-                <w:szCs w:val="28"/>
+                <w:sz w:val="25"/>
+                <w:szCs w:val="25"/>
                 <w:rtl/>
               </w:rPr>
               <w:t xml:space="preserve">أَمَّا الْمَكْتَبَةُ وَالْمُخْتَبَرُ فَفِي الطَّابِقِ الثَّالِثِ.</w:t>
@@ -600,7 +582,7 @@
           <w:p>
             <w:pPr>
               <w:bidi/>
-              <w:spacing w:after="60" w:line="400"/>
+              <w:spacing w:after="18" w:line="208"/>
             </w:pPr>
             <w:r>
               <w:rPr>
@@ -608,8 +590,8 @@
                 <w:b w:val="false"/>
                 <w:bCs w:val="false"/>
                 <w:color w:val="111111"/>
-                <w:sz w:val="28"/>
-                <w:szCs w:val="28"/>
+                <w:sz w:val="25"/>
+                <w:szCs w:val="25"/>
                 <w:rtl/>
               </w:rPr>
               <w:t xml:space="preserve">خَلْفَ الْمَدْرَسَةِ مَلْعَبٌ وَاسِعٌ، وَأَمَامَهَا حَدِيقَةٌ جَمِيلَةٌ.</w:t>
@@ -618,7 +600,7 @@
           <w:p>
             <w:pPr>
               <w:bidi/>
-              <w:spacing w:after="60" w:line="400"/>
+              <w:spacing w:after="18" w:line="208"/>
             </w:pPr>
             <w:r>
               <w:rPr>
@@ -626,8 +608,8 @@
                 <w:b w:val="false"/>
                 <w:bCs w:val="false"/>
                 <w:color w:val="111111"/>
-                <w:sz w:val="28"/>
-                <w:szCs w:val="28"/>
+                <w:sz w:val="25"/>
+                <w:szCs w:val="25"/>
                 <w:rtl/>
               </w:rPr>
               <w:t xml:space="preserve">أُحِبُّ دَرْسَ اللُّغَةِ الْعَرَبِيَّةِ كَثِيرًا، وَدَرْسُهُ يَوْمَ الْاِثْنَيْنِ وَيَوْمَ الْخَمِيسِ.</w:t>
@@ -636,7 +618,7 @@
           <w:p>
             <w:pPr>
               <w:bidi/>
-              <w:spacing w:after="60" w:line="400"/>
+              <w:spacing w:after="18" w:line="208"/>
             </w:pPr>
             <w:r>
               <w:rPr>
@@ -644,8 +626,8 @@
                 <w:b w:val="false"/>
                 <w:bCs w:val="false"/>
                 <w:color w:val="111111"/>
-                <w:sz w:val="28"/>
-                <w:szCs w:val="28"/>
+                <w:sz w:val="25"/>
+                <w:szCs w:val="25"/>
                 <w:rtl/>
               </w:rPr>
               <w:t xml:space="preserve">مُدَرِّسَتُنَا اسْمُهَا فَاطِمَةُ، وَهِيَ مُدَرِّسَةٌ نَشِيطَةٌ.</w:t>
@@ -654,7 +636,7 @@
           <w:p>
             <w:pPr>
               <w:bidi/>
-              <w:spacing w:after="60" w:line="400"/>
+              <w:spacing w:after="18" w:line="208"/>
             </w:pPr>
             <w:r>
               <w:rPr>
@@ -662,8 +644,8 @@
                 <w:b w:val="false"/>
                 <w:bCs w:val="false"/>
                 <w:color w:val="111111"/>
-                <w:sz w:val="28"/>
-                <w:szCs w:val="28"/>
+                <w:sz w:val="25"/>
+                <w:szCs w:val="25"/>
                 <w:rtl/>
               </w:rPr>
               <w:t xml:space="preserve">فِي صَفِّي ثَلَاثُونَ طَالِبَةً، وَكُلُّهُنَّ مُجْتَهِدَاتٌ.</w:t>
@@ -672,7 +654,7 @@
           <w:p>
             <w:pPr>
               <w:bidi/>
-              <w:spacing w:after="60" w:line="400"/>
+              <w:spacing w:after="18" w:line="208"/>
             </w:pPr>
             <w:r>
               <w:rPr>
@@ -680,8 +662,8 @@
                 <w:b w:val="false"/>
                 <w:bCs w:val="false"/>
                 <w:color w:val="111111"/>
-                <w:sz w:val="28"/>
-                <w:szCs w:val="28"/>
+                <w:sz w:val="25"/>
+                <w:szCs w:val="25"/>
                 <w:rtl/>
               </w:rPr>
               <w:t xml:space="preserve">نَبْدَأُ الدِّرَاسَةَ فِي السَّاعَةِ الثَّامِنَةِ صَبَاحًا.</w:t>
@@ -690,7 +672,7 @@
           <w:p>
             <w:pPr>
               <w:bidi/>
-              <w:spacing w:after="60" w:line="400"/>
+              <w:spacing w:after="18" w:line="208"/>
             </w:pPr>
             <w:r>
               <w:rPr>
@@ -698,8 +680,8 @@
                 <w:b w:val="false"/>
                 <w:bCs w:val="false"/>
                 <w:color w:val="111111"/>
-                <w:sz w:val="28"/>
-                <w:szCs w:val="28"/>
+                <w:sz w:val="25"/>
+                <w:szCs w:val="25"/>
                 <w:rtl/>
               </w:rPr>
               <w:t xml:space="preserve">اَلْمَدْرَسَةُ بَيْتُنَا الثَّانِي، وَنَحْنُ نُحَافِظُ عَلَى نَظَافَتِهَا.</w:t>
@@ -710,7 +692,7 @@
     </w:tbl>
     <w:p>
       <w:pPr>
-        <w:spacing w:after="60"/>
+        <w:spacing w:after="18"/>
       </w:pPr>
       <w:r>
         <w:rPr>
@@ -720,8 +702,8 @@
           <w:i w:val="false"/>
           <w:iCs w:val="false"/>
           <w:color w:val="111111"/>
-          <w:sz w:val="21"/>
-          <w:szCs w:val="21"/>
+          <w:sz w:val="17"/>
+          <w:szCs w:val="17"/>
         </w:rPr>
         <w:t xml:space="preserve"/>
       </w:r>
@@ -730,7 +712,7 @@
       <w:pPr>
         <w:keepNext/>
         <w:bidi/>
-        <w:spacing w:after="40" w:before="0" w:line="300"/>
+        <w:spacing w:after="12" w:before="0" w:line="208"/>
         <w:ind w:left="340"/>
       </w:pPr>
       <w:r>
@@ -741,8 +723,8 @@
           <w:i w:val="false"/>
           <w:iCs w:val="false"/>
           <w:color w:val="111111"/>
-          <w:sz w:val="20"/>
-          <w:szCs w:val="20"/>
+          <w:sz w:val="17"/>
+          <w:szCs w:val="17"/>
         </w:rPr>
         <w:t xml:space="preserve">a.‎  </w:t>
       </w:r>
@@ -752,8 +734,8 @@
           <w:b w:val="false"/>
           <w:bCs w:val="false"/>
           <w:color w:val="111111"/>
-          <w:sz w:val="27"/>
-          <w:szCs w:val="27"/>
+          <w:sz w:val="24"/>
+          <w:szCs w:val="24"/>
           <w:rtl/>
         </w:rPr>
         <w:t xml:space="preserve">أَيْنَ الْمَكْتَبَةُ؟</w:t>
@@ -799,7 +781,7 @@
           <w:p>
             <w:pPr>
               <w:bidi/>
-              <w:spacing w:after="0" w:line="330"/>
+              <w:spacing w:after="0" w:line="208"/>
             </w:pPr>
             <w:r>
               <w:rPr>
@@ -809,8 +791,8 @@
                 <w:i w:val="false"/>
                 <w:iCs w:val="false"/>
                 <w:color w:val="111111"/>
-                <w:sz w:val="20"/>
-                <w:szCs w:val="20"/>
+                <w:sz w:val="17"/>
+                <w:szCs w:val="17"/>
               </w:rPr>
               <w:t xml:space="preserve">B.‎  </w:t>
             </w:r>
@@ -820,8 +802,8 @@
                 <w:b w:val="false"/>
                 <w:bCs w:val="false"/>
                 <w:color w:val="111111"/>
-                <w:sz w:val="25"/>
-                <w:szCs w:val="25"/>
+                <w:sz w:val="21"/>
+                <w:szCs w:val="21"/>
                 <w:rtl/>
               </w:rPr>
               <w:t xml:space="preserve">فِي الطَّابِقِ الثَّانِي</w:t>
@@ -848,7 +830,7 @@
           <w:p>
             <w:pPr>
               <w:bidi/>
-              <w:spacing w:after="0" w:line="330"/>
+              <w:spacing w:after="0" w:line="208"/>
             </w:pPr>
             <w:r>
               <w:rPr>
@@ -858,8 +840,8 @@
                 <w:i w:val="false"/>
                 <w:iCs w:val="false"/>
                 <w:color w:val="111111"/>
-                <w:sz w:val="20"/>
-                <w:szCs w:val="20"/>
+                <w:sz w:val="17"/>
+                <w:szCs w:val="17"/>
               </w:rPr>
               <w:t xml:space="preserve">A.‎  </w:t>
             </w:r>
@@ -869,8 +851,8 @@
                 <w:b w:val="false"/>
                 <w:bCs w:val="false"/>
                 <w:color w:val="111111"/>
-                <w:sz w:val="25"/>
-                <w:szCs w:val="25"/>
+                <w:sz w:val="21"/>
+                <w:szCs w:val="21"/>
                 <w:rtl/>
               </w:rPr>
               <w:t xml:space="preserve">فِي الطَّابِقِ الْأَوَّلِ</w:t>
@@ -902,7 +884,7 @@
           <w:p>
             <w:pPr>
               <w:bidi/>
-              <w:spacing w:after="0" w:line="330"/>
+              <w:spacing w:after="0" w:line="208"/>
             </w:pPr>
             <w:r>
               <w:rPr>
@@ -912,8 +894,8 @@
                 <w:i w:val="false"/>
                 <w:iCs w:val="false"/>
                 <w:color w:val="111111"/>
-                <w:sz w:val="20"/>
-                <w:szCs w:val="20"/>
+                <w:sz w:val="17"/>
+                <w:szCs w:val="17"/>
               </w:rPr>
               <w:t xml:space="preserve">D.‎  </w:t>
             </w:r>
@@ -923,8 +905,8 @@
                 <w:b w:val="false"/>
                 <w:bCs w:val="false"/>
                 <w:color w:val="111111"/>
-                <w:sz w:val="25"/>
-                <w:szCs w:val="25"/>
+                <w:sz w:val="21"/>
+                <w:szCs w:val="21"/>
                 <w:rtl/>
               </w:rPr>
               <w:t xml:space="preserve">خَلْفَ الْمَدْرَسَةِ</w:t>
@@ -951,7 +933,7 @@
           <w:p>
             <w:pPr>
               <w:bidi/>
-              <w:spacing w:after="0" w:line="330"/>
+              <w:spacing w:after="0" w:line="208"/>
             </w:pPr>
             <w:r>
               <w:rPr>
@@ -961,8 +943,8 @@
                 <w:i w:val="false"/>
                 <w:iCs w:val="false"/>
                 <w:color w:val="111111"/>
-                <w:sz w:val="20"/>
-                <w:szCs w:val="20"/>
+                <w:sz w:val="17"/>
+                <w:szCs w:val="17"/>
               </w:rPr>
               <w:t xml:space="preserve">C.‎  </w:t>
             </w:r>
@@ -972,8 +954,8 @@
                 <w:b w:val="false"/>
                 <w:bCs w:val="false"/>
                 <w:color w:val="111111"/>
-                <w:sz w:val="25"/>
-                <w:szCs w:val="25"/>
+                <w:sz w:val="21"/>
+                <w:szCs w:val="21"/>
                 <w:rtl/>
               </w:rPr>
               <w:t xml:space="preserve">فِي الطَّابِقِ الثَّالِثِ</w:t>
@@ -986,7 +968,7 @@
       <w:pPr>
         <w:keepNext/>
         <w:bidi/>
-        <w:spacing w:after="40" w:before="150" w:line="300"/>
+        <w:spacing w:after="12" w:before="45" w:line="208"/>
         <w:ind w:left="340"/>
       </w:pPr>
       <w:r>
@@ -997,8 +979,8 @@
           <w:i w:val="false"/>
           <w:iCs w:val="false"/>
           <w:color w:val="111111"/>
-          <w:sz w:val="20"/>
-          <w:szCs w:val="20"/>
+          <w:sz w:val="17"/>
+          <w:szCs w:val="17"/>
         </w:rPr>
         <w:t xml:space="preserve">b.‎  </w:t>
       </w:r>
@@ -1008,8 +990,8 @@
           <w:b w:val="false"/>
           <w:bCs w:val="false"/>
           <w:color w:val="111111"/>
-          <w:sz w:val="27"/>
-          <w:szCs w:val="27"/>
+          <w:sz w:val="24"/>
+          <w:szCs w:val="24"/>
           <w:rtl/>
         </w:rPr>
         <w:t xml:space="preserve">كَمْ طَالِبَةً فِي صَفِّ هُدَى؟</w:t>
@@ -1055,7 +1037,7 @@
           <w:p>
             <w:pPr>
               <w:bidi/>
-              <w:spacing w:after="0" w:line="330"/>
+              <w:spacing w:after="0" w:line="208"/>
             </w:pPr>
             <w:r>
               <w:rPr>
@@ -1065,8 +1047,8 @@
                 <w:i w:val="false"/>
                 <w:iCs w:val="false"/>
                 <w:color w:val="111111"/>
-                <w:sz w:val="20"/>
-                <w:szCs w:val="20"/>
+                <w:sz w:val="17"/>
+                <w:szCs w:val="17"/>
               </w:rPr>
               <w:t xml:space="preserve">B.‎  </w:t>
             </w:r>
@@ -1076,8 +1058,8 @@
                 <w:b w:val="false"/>
                 <w:bCs w:val="false"/>
                 <w:color w:val="111111"/>
-                <w:sz w:val="28"/>
-                <w:szCs w:val="28"/>
+                <w:sz w:val="25"/>
+                <w:szCs w:val="25"/>
                 <w:rtl/>
               </w:rPr>
               <w:t xml:space="preserve">ثَلَاثُونَ</w:t>
@@ -1104,7 +1086,7 @@
           <w:p>
             <w:pPr>
               <w:bidi/>
-              <w:spacing w:after="0" w:line="330"/>
+              <w:spacing w:after="0" w:line="208"/>
             </w:pPr>
             <w:r>
               <w:rPr>
@@ -1114,8 +1096,8 @@
                 <w:i w:val="false"/>
                 <w:iCs w:val="false"/>
                 <w:color w:val="111111"/>
-                <w:sz w:val="20"/>
-                <w:szCs w:val="20"/>
+                <w:sz w:val="17"/>
+                <w:szCs w:val="17"/>
               </w:rPr>
               <w:t xml:space="preserve">A.‎  </w:t>
             </w:r>
@@ -1125,8 +1107,8 @@
                 <w:b w:val="false"/>
                 <w:bCs w:val="false"/>
                 <w:color w:val="111111"/>
-                <w:sz w:val="28"/>
-                <w:szCs w:val="28"/>
+                <w:sz w:val="25"/>
+                <w:szCs w:val="25"/>
                 <w:rtl/>
               </w:rPr>
               <w:t xml:space="preserve">عِشْرُونَ</w:t>
@@ -1158,7 +1140,7 @@
           <w:p>
             <w:pPr>
               <w:bidi/>
-              <w:spacing w:after="0" w:line="330"/>
+              <w:spacing w:after="0" w:line="208"/>
             </w:pPr>
             <w:r>
               <w:rPr>
@@ -1168,8 +1150,8 @@
                 <w:i w:val="false"/>
                 <w:iCs w:val="false"/>
                 <w:color w:val="111111"/>
-                <w:sz w:val="20"/>
-                <w:szCs w:val="20"/>
+                <w:sz w:val="17"/>
+                <w:szCs w:val="17"/>
               </w:rPr>
               <w:t xml:space="preserve">D.‎  </w:t>
             </w:r>
@@ -1179,8 +1161,8 @@
                 <w:b w:val="false"/>
                 <w:bCs w:val="false"/>
                 <w:color w:val="111111"/>
-                <w:sz w:val="28"/>
-                <w:szCs w:val="28"/>
+                <w:sz w:val="25"/>
+                <w:szCs w:val="25"/>
                 <w:rtl/>
               </w:rPr>
               <w:t xml:space="preserve">خَمْسَ عَشْرَةَ</w:t>
@@ -1207,7 +1189,7 @@
           <w:p>
             <w:pPr>
               <w:bidi/>
-              <w:spacing w:after="0" w:line="330"/>
+              <w:spacing w:after="0" w:line="208"/>
             </w:pPr>
             <w:r>
               <w:rPr>
@@ -1217,8 +1199,8 @@
                 <w:i w:val="false"/>
                 <w:iCs w:val="false"/>
                 <w:color w:val="111111"/>
-                <w:sz w:val="20"/>
-                <w:szCs w:val="20"/>
+                <w:sz w:val="17"/>
+                <w:szCs w:val="17"/>
               </w:rPr>
               <w:t xml:space="preserve">C.‎  </w:t>
             </w:r>
@@ -1228,8 +1210,8 @@
                 <w:b w:val="false"/>
                 <w:bCs w:val="false"/>
                 <w:color w:val="111111"/>
-                <w:sz w:val="28"/>
-                <w:szCs w:val="28"/>
+                <w:sz w:val="25"/>
+                <w:szCs w:val="25"/>
                 <w:rtl/>
               </w:rPr>
               <w:t xml:space="preserve">أَرْبَعُونَ</w:t>
@@ -1242,7 +1224,7 @@
       <w:pPr>
         <w:keepNext/>
         <w:bidi/>
-        <w:spacing w:after="40" w:before="150" w:line="300"/>
+        <w:spacing w:after="12" w:before="45" w:line="208"/>
         <w:ind w:left="340"/>
       </w:pPr>
       <w:r>
@@ -1253,8 +1235,8 @@
           <w:i w:val="false"/>
           <w:iCs w:val="false"/>
           <w:color w:val="111111"/>
-          <w:sz w:val="20"/>
-          <w:szCs w:val="20"/>
+          <w:sz w:val="17"/>
+          <w:szCs w:val="17"/>
         </w:rPr>
         <w:t xml:space="preserve">c.‎  </w:t>
       </w:r>
@@ -1264,8 +1246,8 @@
           <w:b w:val="false"/>
           <w:bCs w:val="false"/>
           <w:color w:val="111111"/>
-          <w:sz w:val="27"/>
-          <w:szCs w:val="27"/>
+          <w:sz w:val="24"/>
+          <w:szCs w:val="24"/>
           <w:rtl/>
         </w:rPr>
         <w:t xml:space="preserve">مَاذَا نَفْهَمُ مِنَ النَّصِّ؟</w:t>
@@ -1311,7 +1293,7 @@
           <w:p>
             <w:pPr>
               <w:bidi/>
-              <w:spacing w:after="0" w:line="330"/>
+              <w:spacing w:after="0" w:line="208"/>
             </w:pPr>
             <w:r>
               <w:rPr>
@@ -1321,19 +1303,19 @@
                 <w:i w:val="false"/>
                 <w:iCs w:val="false"/>
                 <w:color w:val="111111"/>
+                <w:sz w:val="17"/>
+                <w:szCs w:val="17"/>
+              </w:rPr>
+              <w:t xml:space="preserve">B.‎  </w:t>
+            </w:r>
+            <w:r>
+              <w:rPr>
+                <w:rFonts w:ascii="Markazi Text" w:cs="Markazi Text" w:eastAsia="Markazi Text" w:hAnsi="Markazi Text"/>
+                <w:b w:val="false"/>
+                <w:bCs w:val="false"/>
+                <w:color w:val="111111"/>
                 <w:sz w:val="20"/>
                 <w:szCs w:val="20"/>
-              </w:rPr>
-              <w:t xml:space="preserve">B.‎  </w:t>
-            </w:r>
-            <w:r>
-              <w:rPr>
-                <w:rFonts w:ascii="Markazi Text" w:cs="Markazi Text" w:eastAsia="Markazi Text" w:hAnsi="Markazi Text"/>
-                <w:b w:val="false"/>
-                <w:bCs w:val="false"/>
-                <w:color w:val="111111"/>
-                <w:sz w:val="24"/>
-                <w:szCs w:val="24"/>
                 <w:rtl/>
               </w:rPr>
               <w:t xml:space="preserve">أَنَّ الْمَدْرَسَةَ صَغِيرَةٌ</w:t>
@@ -1360,7 +1342,7 @@
           <w:p>
             <w:pPr>
               <w:bidi/>
-              <w:spacing w:after="0" w:line="330"/>
+              <w:spacing w:after="0" w:line="208"/>
             </w:pPr>
             <w:r>
               <w:rPr>
@@ -1370,19 +1352,19 @@
                 <w:i w:val="false"/>
                 <w:iCs w:val="false"/>
                 <w:color w:val="111111"/>
+                <w:sz w:val="17"/>
+                <w:szCs w:val="17"/>
+              </w:rPr>
+              <w:t xml:space="preserve">A.‎  </w:t>
+            </w:r>
+            <w:r>
+              <w:rPr>
+                <w:rFonts w:ascii="Markazi Text" w:cs="Markazi Text" w:eastAsia="Markazi Text" w:hAnsi="Markazi Text"/>
+                <w:b w:val="false"/>
+                <w:bCs w:val="false"/>
+                <w:color w:val="111111"/>
                 <w:sz w:val="20"/>
                 <w:szCs w:val="20"/>
-              </w:rPr>
-              <w:t xml:space="preserve">A.‎  </w:t>
-            </w:r>
-            <w:r>
-              <w:rPr>
-                <w:rFonts w:ascii="Markazi Text" w:cs="Markazi Text" w:eastAsia="Markazi Text" w:hAnsi="Markazi Text"/>
-                <w:b w:val="false"/>
-                <w:bCs w:val="false"/>
-                <w:color w:val="111111"/>
-                <w:sz w:val="24"/>
-                <w:szCs w:val="24"/>
                 <w:rtl/>
               </w:rPr>
               <w:t xml:space="preserve">أَنَّ هُدَى تُحِبُّ مَدْرَسَتَهَا</w:t>
@@ -1414,7 +1396,7 @@
           <w:p>
             <w:pPr>
               <w:bidi/>
-              <w:spacing w:after="0" w:line="330"/>
+              <w:spacing w:after="0" w:line="208"/>
             </w:pPr>
             <w:r>
               <w:rPr>
@@ -1424,19 +1406,19 @@
                 <w:i w:val="false"/>
                 <w:iCs w:val="false"/>
                 <w:color w:val="111111"/>
+                <w:sz w:val="17"/>
+                <w:szCs w:val="17"/>
+              </w:rPr>
+              <w:t xml:space="preserve">D.‎  </w:t>
+            </w:r>
+            <w:r>
+              <w:rPr>
+                <w:rFonts w:ascii="Markazi Text" w:cs="Markazi Text" w:eastAsia="Markazi Text" w:hAnsi="Markazi Text"/>
+                <w:b w:val="false"/>
+                <w:bCs w:val="false"/>
+                <w:color w:val="111111"/>
                 <w:sz w:val="20"/>
                 <w:szCs w:val="20"/>
-              </w:rPr>
-              <w:t xml:space="preserve">D.‎  </w:t>
-            </w:r>
-            <w:r>
-              <w:rPr>
-                <w:rFonts w:ascii="Markazi Text" w:cs="Markazi Text" w:eastAsia="Markazi Text" w:hAnsi="Markazi Text"/>
-                <w:b w:val="false"/>
-                <w:bCs w:val="false"/>
-                <w:color w:val="111111"/>
-                <w:sz w:val="24"/>
-                <w:szCs w:val="24"/>
                 <w:rtl/>
               </w:rPr>
               <w:t xml:space="preserve">أَنَّ الدِّرَاسَةَ تَبْدَأُ مَسَاءً</w:t>
@@ -1463,7 +1445,7 @@
           <w:p>
             <w:pPr>
               <w:bidi/>
-              <w:spacing w:after="0" w:line="330"/>
+              <w:spacing w:after="0" w:line="208"/>
             </w:pPr>
             <w:r>
               <w:rPr>
@@ -1473,19 +1455,19 @@
                 <w:i w:val="false"/>
                 <w:iCs w:val="false"/>
                 <w:color w:val="111111"/>
+                <w:sz w:val="17"/>
+                <w:szCs w:val="17"/>
+              </w:rPr>
+              <w:t xml:space="preserve">C.‎  </w:t>
+            </w:r>
+            <w:r>
+              <w:rPr>
+                <w:rFonts w:ascii="Markazi Text" w:cs="Markazi Text" w:eastAsia="Markazi Text" w:hAnsi="Markazi Text"/>
+                <w:b w:val="false"/>
+                <w:bCs w:val="false"/>
+                <w:color w:val="111111"/>
                 <w:sz w:val="20"/>
                 <w:szCs w:val="20"/>
-              </w:rPr>
-              <w:t xml:space="preserve">C.‎  </w:t>
-            </w:r>
-            <w:r>
-              <w:rPr>
-                <w:rFonts w:ascii="Markazi Text" w:cs="Markazi Text" w:eastAsia="Markazi Text" w:hAnsi="Markazi Text"/>
-                <w:b w:val="false"/>
-                <w:bCs w:val="false"/>
-                <w:color w:val="111111"/>
-                <w:sz w:val="24"/>
-                <w:szCs w:val="24"/>
                 <w:rtl/>
               </w:rPr>
               <w:t xml:space="preserve">أَنَّ الْمَكْتَبَةَ خَلْفَ الْمَدْرَسَةِ</w:t>
@@ -1497,7 +1479,7 @@
     <w:p>
       <w:pPr>
         <w:keepNext w:val="false"/>
-        <w:spacing w:after="40" w:before="150" w:line="280"/>
+        <w:spacing w:after="12" w:before="45" w:line="208"/>
         <w:ind w:left="620" w:hanging="280"/>
       </w:pPr>
       <w:r>
@@ -1508,8 +1490,8 @@
           <w:i w:val="false"/>
           <w:iCs w:val="false"/>
           <w:color w:val="111111"/>
-          <w:sz w:val="20"/>
-          <w:szCs w:val="20"/>
+          <w:sz w:val="17"/>
+          <w:szCs w:val="17"/>
         </w:rPr>
         <w:t xml:space="preserve">d)  Kendi okulunuzu tanıtan iki Arapça cümle yazınız.</w:t>
       </w:r>
@@ -1517,10 +1499,10 @@
     <w:p>
       <w:pPr>
         <w:pBdr>
-          <w:bottom w:val="dotted" w:color="97A4B1" w:sz="6"/>
+          <w:bottom w:val="dotted" w:color="96A3B0" w:sz="6"/>
         </w:pBdr>
         <w:bidi/>
-        <w:spacing w:after="210" w:line="300"/>
+        <w:spacing w:after="63" w:line="208"/>
         <w:ind w:left="620"/>
       </w:pPr>
       <w:r>
@@ -1531,31 +1513,8 @@
           <w:i w:val="false"/>
           <w:iCs w:val="false"/>
           <w:color w:val="111111"/>
-          <w:sz w:val="21"/>
-          <w:szCs w:val="21"/>
-        </w:rPr>
-        <w:t xml:space="preserve"/>
-      </w:r>
-    </w:p>
-    <w:p>
-      <w:pPr>
-        <w:pBdr>
-          <w:bottom w:val="dotted" w:color="96A3B0" w:sz="6"/>
-        </w:pBdr>
-        <w:bidi/>
-        <w:spacing w:after="210" w:line="300"/>
-        <w:ind w:left="620"/>
-      </w:pPr>
-      <w:r>
-        <w:rPr>
-          <w:rFonts w:ascii="Times New Roman" w:cs="Times New Roman" w:eastAsia="Times New Roman" w:hAnsi="Times New Roman"/>
-          <w:b w:val="false"/>
-          <w:bCs w:val="false"/>
-          <w:i w:val="false"/>
-          <w:iCs w:val="false"/>
-          <w:color w:val="111111"/>
-          <w:sz w:val="21"/>
-          <w:szCs w:val="21"/>
+          <w:sz w:val="17"/>
+          <w:szCs w:val="17"/>
         </w:rPr>
         <w:t xml:space="preserve"/>
       </w:r>
@@ -1565,7 +1524,7 @@
         <w:tabs>
           <w:tab w:val="right" w:pos="9864"/>
         </w:tabs>
-        <w:spacing w:after="90" w:before="220" w:line="280"/>
+        <w:spacing w:after="27" w:before="66" w:line="208"/>
         <w:ind w:left="340" w:hanging="340"/>
       </w:pPr>
       <w:r>
@@ -1576,16 +1535,16 @@
           <w:i w:val="false"/>
           <w:iCs w:val="false"/>
           <w:color w:val="111111"/>
-          <w:sz w:val="21"/>
-          <w:szCs w:val="21"/>
+          <w:sz w:val="17"/>
+          <w:szCs w:val="17"/>
         </w:rPr>
         <w:t xml:space="preserve">2.</w:t>
       </w:r>
       <w:r>
         <w:rPr>
           <w:rFonts w:ascii="Times New Roman" w:cs="Times New Roman" w:eastAsia="Times New Roman" w:hAnsi="Times New Roman"/>
-          <w:sz w:val="21"/>
-          <w:szCs w:val="21"/>
+          <w:sz w:val="17"/>
+          <w:szCs w:val="17"/>
         </w:rPr>
         <w:tab/>
       </w:r>
@@ -1597,16 +1556,16 @@
           <w:i w:val="false"/>
           <w:iCs w:val="false"/>
           <w:color w:val="111111"/>
-          <w:sz w:val="21"/>
-          <w:szCs w:val="21"/>
+          <w:sz w:val="17"/>
+          <w:szCs w:val="17"/>
         </w:rPr>
         <w:t xml:space="preserve">Dinlediğiniz metne göre cümleler doğru ise D, yanlış ise Y kutusunu işaretleyiniz.</w:t>
       </w:r>
       <w:r>
         <w:rPr>
           <w:rFonts w:ascii="Times New Roman" w:cs="Times New Roman" w:eastAsia="Times New Roman" w:hAnsi="Times New Roman"/>
-          <w:sz w:val="21"/>
-          <w:szCs w:val="21"/>
+          <w:sz w:val="17"/>
+          <w:szCs w:val="17"/>
         </w:rPr>
         <w:tab/>
       </w:r>
@@ -1618,8 +1577,8 @@
           <w:i w:val="false"/>
           <w:iCs w:val="false"/>
           <w:color w:val="55636F"/>
-          <w:sz w:val="18"/>
-          <w:szCs w:val="18"/>
+          <w:sz w:val="15"/>
+          <w:szCs w:val="15"/>
         </w:rPr>
         <w:t xml:space="preserve">(10 puan)</w:t>
       </w:r>
@@ -1627,7 +1586,7 @@
     <w:p>
       <w:pPr>
         <w:keepNext w:val="false"/>
-        <w:spacing w:after="90" w:before="0" w:line="280"/>
+        <w:spacing w:after="27" w:before="0" w:line="208"/>
         <w:ind w:left="340"/>
       </w:pPr>
       <w:r>
@@ -1638,8 +1597,8 @@
           <w:i/>
           <w:iCs/>
           <w:color w:val="5B6772"/>
-          <w:sz w:val="18"/>
-          <w:szCs w:val="18"/>
+          <w:sz w:val="15"/>
+          <w:szCs w:val="15"/>
         </w:rPr>
         <w:t xml:space="preserve">Metin öğretmeniniz tarafından iki kez okunacaktır. Her doğru cevap 2 puandır.</w:t>
       </w:r>
@@ -1680,7 +1639,7 @@
           </w:tcPr>
           <w:p>
             <w:pPr>
-              <w:spacing w:after="0" w:line="270"/>
+              <w:spacing w:after="0" w:line="208"/>
               <w:jc w:val="center"/>
             </w:pPr>
             <w:r>
@@ -1691,8 +1650,8 @@
                 <w:i w:val="false"/>
                 <w:iCs w:val="false"/>
                 <w:color w:val="111111"/>
-                <w:sz w:val="18"/>
-                <w:szCs w:val="18"/>
+                <w:sz w:val="15"/>
+                <w:szCs w:val="15"/>
               </w:rPr>
               <w:t xml:space="preserve">No</w:t>
             </w:r>
@@ -1712,7 +1671,7 @@
           </w:tcPr>
           <w:p>
             <w:pPr>
-              <w:spacing w:after="0" w:line="270"/>
+              <w:spacing w:after="0" w:line="208"/>
               <w:jc w:val="center"/>
             </w:pPr>
             <w:r>
@@ -1723,8 +1682,8 @@
                 <w:i w:val="false"/>
                 <w:iCs w:val="false"/>
                 <w:color w:val="111111"/>
-                <w:sz w:val="18"/>
-                <w:szCs w:val="18"/>
+                <w:sz w:val="15"/>
+                <w:szCs w:val="15"/>
               </w:rPr>
               <w:t xml:space="preserve">Cümle</w:t>
             </w:r>
@@ -1744,7 +1703,7 @@
           </w:tcPr>
           <w:p>
             <w:pPr>
-              <w:spacing w:after="0" w:line="270"/>
+              <w:spacing w:after="0" w:line="208"/>
               <w:jc w:val="center"/>
             </w:pPr>
             <w:r>
@@ -1755,8 +1714,8 @@
                 <w:i w:val="false"/>
                 <w:iCs w:val="false"/>
                 <w:color w:val="111111"/>
-                <w:sz w:val="18"/>
-                <w:szCs w:val="18"/>
+                <w:sz w:val="15"/>
+                <w:szCs w:val="15"/>
               </w:rPr>
               <w:t xml:space="preserve">D</w:t>
             </w:r>
@@ -1776,7 +1735,7 @@
           </w:tcPr>
           <w:p>
             <w:pPr>
-              <w:spacing w:after="0" w:line="270"/>
+              <w:spacing w:after="0" w:line="208"/>
               <w:jc w:val="center"/>
             </w:pPr>
             <w:r>
@@ -1787,8 +1746,8 @@
                 <w:i w:val="false"/>
                 <w:iCs w:val="false"/>
                 <w:color w:val="111111"/>
-                <w:sz w:val="18"/>
-                <w:szCs w:val="18"/>
+                <w:sz w:val="15"/>
+                <w:szCs w:val="15"/>
               </w:rPr>
               <w:t xml:space="preserve">Y</w:t>
             </w:r>
@@ -1797,7 +1756,7 @@
       </w:tr>
       <w:tr>
         <w:trPr>
-          <w:trHeight w:val="420" w:hRule="atLeast"/>
+          <w:trHeight w:val="260" w:hRule="atLeast"/>
         </w:trPr>
         <w:tc>
           <w:tcPr>
@@ -1812,19 +1771,19 @@
           </w:tcPr>
           <w:p>
             <w:pPr>
-              <w:spacing w:after="0" w:line="270"/>
-              <w:jc w:val="center"/>
-            </w:pPr>
-            <w:r>
-              <w:rPr>
-                <w:rFonts w:ascii="Times New Roman" w:cs="Times New Roman" w:eastAsia="Times New Roman" w:hAnsi="Times New Roman"/>
-                <w:b w:val="false"/>
-                <w:bCs w:val="false"/>
-                <w:i w:val="false"/>
-                <w:iCs w:val="false"/>
-                <w:color w:val="111111"/>
-                <w:sz w:val="19"/>
-                <w:szCs w:val="19"/>
+              <w:spacing w:after="0" w:line="208"/>
+              <w:jc w:val="center"/>
+            </w:pPr>
+            <w:r>
+              <w:rPr>
+                <w:rFonts w:ascii="Times New Roman" w:cs="Times New Roman" w:eastAsia="Times New Roman" w:hAnsi="Times New Roman"/>
+                <w:b w:val="false"/>
+                <w:bCs w:val="false"/>
+                <w:i w:val="false"/>
+                <w:iCs w:val="false"/>
+                <w:color w:val="111111"/>
+                <w:sz w:val="16"/>
+                <w:szCs w:val="16"/>
               </w:rPr>
               <w:t xml:space="preserve">1</w:t>
             </w:r>
@@ -1844,7 +1803,7 @@
           <w:p>
             <w:pPr>
               <w:bidi/>
-              <w:spacing w:after="0" w:line="320"/>
+              <w:spacing w:after="0" w:line="208"/>
             </w:pPr>
             <w:r>
               <w:rPr>
@@ -1852,8 +1811,8 @@
                 <w:b w:val="false"/>
                 <w:bCs w:val="false"/>
                 <w:color w:val="111111"/>
-                <w:sz w:val="28"/>
-                <w:szCs w:val="28"/>
+                <w:sz w:val="25"/>
+                <w:szCs w:val="25"/>
                 <w:rtl/>
               </w:rPr>
               <w:t xml:space="preserve">فِي الْمَدْرَسَةِ مَكْتَبَةٌ كَبِيرَةٌ.</w:t>
@@ -1873,18 +1832,18 @@
           </w:tcPr>
           <w:p>
             <w:pPr>
-              <w:spacing w:after="0" w:line="270"/>
-            </w:pPr>
-            <w:r>
-              <w:rPr>
-                <w:rFonts w:ascii="Times New Roman" w:cs="Times New Roman" w:eastAsia="Times New Roman" w:hAnsi="Times New Roman"/>
-                <w:b w:val="false"/>
-                <w:bCs w:val="false"/>
-                <w:i w:val="false"/>
-                <w:iCs w:val="false"/>
-                <w:color w:val="111111"/>
-                <w:sz w:val="21"/>
-                <w:szCs w:val="21"/>
+              <w:spacing w:after="0" w:line="208"/>
+            </w:pPr>
+            <w:r>
+              <w:rPr>
+                <w:rFonts w:ascii="Times New Roman" w:cs="Times New Roman" w:eastAsia="Times New Roman" w:hAnsi="Times New Roman"/>
+                <w:b w:val="false"/>
+                <w:bCs w:val="false"/>
+                <w:i w:val="false"/>
+                <w:iCs w:val="false"/>
+                <w:color w:val="111111"/>
+                <w:sz w:val="17"/>
+                <w:szCs w:val="17"/>
               </w:rPr>
               <w:t xml:space="preserve"/>
             </w:r>
@@ -1901,29 +1860,11 @@
             </w:tcMar>
             <w:vAlign w:val="center"/>
           </w:tcPr>
-          <w:p>
-            <w:pPr>
-              <w:spacing w:after="0" w:line="270"/>
-            </w:pPr>
-            <w:r>
-              <w:rPr>
-                <w:rFonts w:ascii="Times New Roman" w:cs="Times New Roman" w:eastAsia="Times New Roman" w:hAnsi="Times New Roman"/>
-                <w:b w:val="false"/>
-                <w:bCs w:val="false"/>
-                <w:i w:val="false"/>
-                <w:iCs w:val="false"/>
-                <w:color w:val="111111"/>
-                <w:sz w:val="21"/>
-                <w:szCs w:val="21"/>
-              </w:rPr>
-              <w:t xml:space="preserve"/>
-            </w:r>
-          </w:p>
         </w:tc>
       </w:tr>
       <w:tr>
         <w:trPr>
-          <w:trHeight w:val="420" w:hRule="atLeast"/>
+          <w:trHeight w:val="260" w:hRule="atLeast"/>
         </w:trPr>
         <w:tc>
           <w:tcPr>
@@ -1938,19 +1879,19 @@
           </w:tcPr>
           <w:p>
             <w:pPr>
-              <w:spacing w:after="0" w:line="270"/>
-              <w:jc w:val="center"/>
-            </w:pPr>
-            <w:r>
-              <w:rPr>
-                <w:rFonts w:ascii="Times New Roman" w:cs="Times New Roman" w:eastAsia="Times New Roman" w:hAnsi="Times New Roman"/>
-                <w:b w:val="false"/>
-                <w:bCs w:val="false"/>
-                <w:i w:val="false"/>
-                <w:iCs w:val="false"/>
-                <w:color w:val="111111"/>
-                <w:sz w:val="19"/>
-                <w:szCs w:val="19"/>
+              <w:spacing w:after="0" w:line="208"/>
+              <w:jc w:val="center"/>
+            </w:pPr>
+            <w:r>
+              <w:rPr>
+                <w:rFonts w:ascii="Times New Roman" w:cs="Times New Roman" w:eastAsia="Times New Roman" w:hAnsi="Times New Roman"/>
+                <w:b w:val="false"/>
+                <w:bCs w:val="false"/>
+                <w:i w:val="false"/>
+                <w:iCs w:val="false"/>
+                <w:color w:val="111111"/>
+                <w:sz w:val="16"/>
+                <w:szCs w:val="16"/>
               </w:rPr>
               <w:t xml:space="preserve">2</w:t>
             </w:r>
@@ -1970,7 +1911,7 @@
           <w:p>
             <w:pPr>
               <w:bidi/>
-              <w:spacing w:after="0" w:line="320"/>
+              <w:spacing w:after="0" w:line="208"/>
             </w:pPr>
             <w:r>
               <w:rPr>
@@ -1978,8 +1919,8 @@
                 <w:b w:val="false"/>
                 <w:bCs w:val="false"/>
                 <w:color w:val="111111"/>
-                <w:sz w:val="28"/>
-                <w:szCs w:val="28"/>
+                <w:sz w:val="25"/>
+                <w:szCs w:val="25"/>
                 <w:rtl/>
               </w:rPr>
               <w:t xml:space="preserve">اَلْمَقْصَفُ فِي الطَّابِقِ الثَّانِي.</w:t>
@@ -1999,18 +1940,18 @@
           </w:tcPr>
           <w:p>
             <w:pPr>
-              <w:spacing w:after="0" w:line="270"/>
-            </w:pPr>
-            <w:r>
-              <w:rPr>
-                <w:rFonts w:ascii="Times New Roman" w:cs="Times New Roman" w:eastAsia="Times New Roman" w:hAnsi="Times New Roman"/>
-                <w:b w:val="false"/>
-                <w:bCs w:val="false"/>
-                <w:i w:val="false"/>
-                <w:iCs w:val="false"/>
-                <w:color w:val="111111"/>
-                <w:sz w:val="21"/>
-                <w:szCs w:val="21"/>
+              <w:spacing w:after="0" w:line="208"/>
+            </w:pPr>
+            <w:r>
+              <w:rPr>
+                <w:rFonts w:ascii="Times New Roman" w:cs="Times New Roman" w:eastAsia="Times New Roman" w:hAnsi="Times New Roman"/>
+                <w:b w:val="false"/>
+                <w:bCs w:val="false"/>
+                <w:i w:val="false"/>
+                <w:iCs w:val="false"/>
+                <w:color w:val="111111"/>
+                <w:sz w:val="17"/>
+                <w:szCs w:val="17"/>
               </w:rPr>
               <w:t xml:space="preserve"/>
             </w:r>
@@ -2027,29 +1968,11 @@
             </w:tcMar>
             <w:vAlign w:val="center"/>
           </w:tcPr>
-          <w:p>
-            <w:pPr>
-              <w:spacing w:after="0" w:line="270"/>
-            </w:pPr>
-            <w:r>
-              <w:rPr>
-                <w:rFonts w:ascii="Times New Roman" w:cs="Times New Roman" w:eastAsia="Times New Roman" w:hAnsi="Times New Roman"/>
-                <w:b w:val="false"/>
-                <w:bCs w:val="false"/>
-                <w:i w:val="false"/>
-                <w:iCs w:val="false"/>
-                <w:color w:val="111111"/>
-                <w:sz w:val="21"/>
-                <w:szCs w:val="21"/>
-              </w:rPr>
-              <w:t xml:space="preserve"/>
-            </w:r>
-          </w:p>
         </w:tc>
       </w:tr>
       <w:tr>
         <w:trPr>
-          <w:trHeight w:val="420" w:hRule="atLeast"/>
+          <w:trHeight w:val="260" w:hRule="atLeast"/>
         </w:trPr>
         <w:tc>
           <w:tcPr>
@@ -2064,19 +1987,19 @@
           </w:tcPr>
           <w:p>
             <w:pPr>
-              <w:spacing w:after="0" w:line="270"/>
-              <w:jc w:val="center"/>
-            </w:pPr>
-            <w:r>
-              <w:rPr>
-                <w:rFonts w:ascii="Times New Roman" w:cs="Times New Roman" w:eastAsia="Times New Roman" w:hAnsi="Times New Roman"/>
-                <w:b w:val="false"/>
-                <w:bCs w:val="false"/>
-                <w:i w:val="false"/>
-                <w:iCs w:val="false"/>
-                <w:color w:val="111111"/>
-                <w:sz w:val="19"/>
-                <w:szCs w:val="19"/>
+              <w:spacing w:after="0" w:line="208"/>
+              <w:jc w:val="center"/>
+            </w:pPr>
+            <w:r>
+              <w:rPr>
+                <w:rFonts w:ascii="Times New Roman" w:cs="Times New Roman" w:eastAsia="Times New Roman" w:hAnsi="Times New Roman"/>
+                <w:b w:val="false"/>
+                <w:bCs w:val="false"/>
+                <w:i w:val="false"/>
+                <w:iCs w:val="false"/>
+                <w:color w:val="111111"/>
+                <w:sz w:val="16"/>
+                <w:szCs w:val="16"/>
               </w:rPr>
               <w:t xml:space="preserve">3</w:t>
             </w:r>
@@ -2096,7 +2019,7 @@
           <w:p>
             <w:pPr>
               <w:bidi/>
-              <w:spacing w:after="0" w:line="320"/>
+              <w:spacing w:after="0" w:line="208"/>
             </w:pPr>
             <w:r>
               <w:rPr>
@@ -2104,8 +2027,8 @@
                 <w:b w:val="false"/>
                 <w:bCs w:val="false"/>
                 <w:color w:val="111111"/>
-                <w:sz w:val="28"/>
-                <w:szCs w:val="28"/>
+                <w:sz w:val="25"/>
+                <w:szCs w:val="25"/>
                 <w:rtl/>
               </w:rPr>
               <w:t xml:space="preserve">اِسْمُ الْمُدِيرِ خَالِدٌ.</w:t>
@@ -2125,18 +2048,18 @@
           </w:tcPr>
           <w:p>
             <w:pPr>
-              <w:spacing w:after="0" w:line="270"/>
-            </w:pPr>
-            <w:r>
-              <w:rPr>
-                <w:rFonts w:ascii="Times New Roman" w:cs="Times New Roman" w:eastAsia="Times New Roman" w:hAnsi="Times New Roman"/>
-                <w:b w:val="false"/>
-                <w:bCs w:val="false"/>
-                <w:i w:val="false"/>
-                <w:iCs w:val="false"/>
-                <w:color w:val="111111"/>
-                <w:sz w:val="21"/>
-                <w:szCs w:val="21"/>
+              <w:spacing w:after="0" w:line="208"/>
+            </w:pPr>
+            <w:r>
+              <w:rPr>
+                <w:rFonts w:ascii="Times New Roman" w:cs="Times New Roman" w:eastAsia="Times New Roman" w:hAnsi="Times New Roman"/>
+                <w:b w:val="false"/>
+                <w:bCs w:val="false"/>
+                <w:i w:val="false"/>
+                <w:iCs w:val="false"/>
+                <w:color w:val="111111"/>
+                <w:sz w:val="17"/>
+                <w:szCs w:val="17"/>
               </w:rPr>
               <w:t xml:space="preserve"/>
             </w:r>
@@ -2153,29 +2076,11 @@
             </w:tcMar>
             <w:vAlign w:val="center"/>
           </w:tcPr>
-          <w:p>
-            <w:pPr>
-              <w:spacing w:after="0" w:line="270"/>
-            </w:pPr>
-            <w:r>
-              <w:rPr>
-                <w:rFonts w:ascii="Times New Roman" w:cs="Times New Roman" w:eastAsia="Times New Roman" w:hAnsi="Times New Roman"/>
-                <w:b w:val="false"/>
-                <w:bCs w:val="false"/>
-                <w:i w:val="false"/>
-                <w:iCs w:val="false"/>
-                <w:color w:val="111111"/>
-                <w:sz w:val="21"/>
-                <w:szCs w:val="21"/>
-              </w:rPr>
-              <w:t xml:space="preserve"/>
-            </w:r>
-          </w:p>
         </w:tc>
       </w:tr>
       <w:tr>
         <w:trPr>
-          <w:trHeight w:val="420" w:hRule="atLeast"/>
+          <w:trHeight w:val="260" w:hRule="atLeast"/>
         </w:trPr>
         <w:tc>
           <w:tcPr>
@@ -2190,19 +2095,19 @@
           </w:tcPr>
           <w:p>
             <w:pPr>
-              <w:spacing w:after="0" w:line="270"/>
-              <w:jc w:val="center"/>
-            </w:pPr>
-            <w:r>
-              <w:rPr>
-                <w:rFonts w:ascii="Times New Roman" w:cs="Times New Roman" w:eastAsia="Times New Roman" w:hAnsi="Times New Roman"/>
-                <w:b w:val="false"/>
-                <w:bCs w:val="false"/>
-                <w:i w:val="false"/>
-                <w:iCs w:val="false"/>
-                <w:color w:val="111111"/>
-                <w:sz w:val="19"/>
-                <w:szCs w:val="19"/>
+              <w:spacing w:after="0" w:line="208"/>
+              <w:jc w:val="center"/>
+            </w:pPr>
+            <w:r>
+              <w:rPr>
+                <w:rFonts w:ascii="Times New Roman" w:cs="Times New Roman" w:eastAsia="Times New Roman" w:hAnsi="Times New Roman"/>
+                <w:b w:val="false"/>
+                <w:bCs w:val="false"/>
+                <w:i w:val="false"/>
+                <w:iCs w:val="false"/>
+                <w:color w:val="111111"/>
+                <w:sz w:val="16"/>
+                <w:szCs w:val="16"/>
               </w:rPr>
               <w:t xml:space="preserve">4</w:t>
             </w:r>
@@ -2222,7 +2127,7 @@
           <w:p>
             <w:pPr>
               <w:bidi/>
-              <w:spacing w:after="0" w:line="320"/>
+              <w:spacing w:after="0" w:line="208"/>
             </w:pPr>
             <w:r>
               <w:rPr>
@@ -2230,8 +2135,8 @@
                 <w:b w:val="false"/>
                 <w:bCs w:val="false"/>
                 <w:color w:val="111111"/>
-                <w:sz w:val="28"/>
-                <w:szCs w:val="28"/>
+                <w:sz w:val="25"/>
+                <w:szCs w:val="25"/>
                 <w:rtl/>
               </w:rPr>
               <w:t xml:space="preserve">دَرْسُ الرِّيَاضِيَّاتِ يَوْمَ الْأَحَدِ.</w:t>
@@ -2251,18 +2156,18 @@
           </w:tcPr>
           <w:p>
             <w:pPr>
-              <w:spacing w:after="0" w:line="270"/>
-            </w:pPr>
-            <w:r>
-              <w:rPr>
-                <w:rFonts w:ascii="Times New Roman" w:cs="Times New Roman" w:eastAsia="Times New Roman" w:hAnsi="Times New Roman"/>
-                <w:b w:val="false"/>
-                <w:bCs w:val="false"/>
-                <w:i w:val="false"/>
-                <w:iCs w:val="false"/>
-                <w:color w:val="111111"/>
-                <w:sz w:val="21"/>
-                <w:szCs w:val="21"/>
+              <w:spacing w:after="0" w:line="208"/>
+            </w:pPr>
+            <w:r>
+              <w:rPr>
+                <w:rFonts w:ascii="Times New Roman" w:cs="Times New Roman" w:eastAsia="Times New Roman" w:hAnsi="Times New Roman"/>
+                <w:b w:val="false"/>
+                <w:bCs w:val="false"/>
+                <w:i w:val="false"/>
+                <w:iCs w:val="false"/>
+                <w:color w:val="111111"/>
+                <w:sz w:val="17"/>
+                <w:szCs w:val="17"/>
               </w:rPr>
               <w:t xml:space="preserve"/>
             </w:r>
@@ -2279,29 +2184,11 @@
             </w:tcMar>
             <w:vAlign w:val="center"/>
           </w:tcPr>
-          <w:p>
-            <w:pPr>
-              <w:spacing w:after="0" w:line="270"/>
-            </w:pPr>
-            <w:r>
-              <w:rPr>
-                <w:rFonts w:ascii="Times New Roman" w:cs="Times New Roman" w:eastAsia="Times New Roman" w:hAnsi="Times New Roman"/>
-                <w:b w:val="false"/>
-                <w:bCs w:val="false"/>
-                <w:i w:val="false"/>
-                <w:iCs w:val="false"/>
-                <w:color w:val="111111"/>
-                <w:sz w:val="21"/>
-                <w:szCs w:val="21"/>
-              </w:rPr>
-              <w:t xml:space="preserve"/>
-            </w:r>
-          </w:p>
         </w:tc>
       </w:tr>
       <w:tr>
         <w:trPr>
-          <w:trHeight w:val="420" w:hRule="atLeast"/>
+          <w:trHeight w:val="260" w:hRule="atLeast"/>
         </w:trPr>
         <w:tc>
           <w:tcPr>
@@ -2316,19 +2203,19 @@
           </w:tcPr>
           <w:p>
             <w:pPr>
-              <w:spacing w:after="0" w:line="270"/>
-              <w:jc w:val="center"/>
-            </w:pPr>
-            <w:r>
-              <w:rPr>
-                <w:rFonts w:ascii="Times New Roman" w:cs="Times New Roman" w:eastAsia="Times New Roman" w:hAnsi="Times New Roman"/>
-                <w:b w:val="false"/>
-                <w:bCs w:val="false"/>
-                <w:i w:val="false"/>
-                <w:iCs w:val="false"/>
-                <w:color w:val="111111"/>
-                <w:sz w:val="19"/>
-                <w:szCs w:val="19"/>
+              <w:spacing w:after="0" w:line="208"/>
+              <w:jc w:val="center"/>
+            </w:pPr>
+            <w:r>
+              <w:rPr>
+                <w:rFonts w:ascii="Times New Roman" w:cs="Times New Roman" w:eastAsia="Times New Roman" w:hAnsi="Times New Roman"/>
+                <w:b w:val="false"/>
+                <w:bCs w:val="false"/>
+                <w:i w:val="false"/>
+                <w:iCs w:val="false"/>
+                <w:color w:val="111111"/>
+                <w:sz w:val="16"/>
+                <w:szCs w:val="16"/>
               </w:rPr>
               <w:t xml:space="preserve">5</w:t>
             </w:r>
@@ -2348,7 +2235,7 @@
           <w:p>
             <w:pPr>
               <w:bidi/>
-              <w:spacing w:after="0" w:line="320"/>
+              <w:spacing w:after="0" w:line="208"/>
             </w:pPr>
             <w:r>
               <w:rPr>
@@ -2356,8 +2243,8 @@
                 <w:b w:val="false"/>
                 <w:bCs w:val="false"/>
                 <w:color w:val="111111"/>
-                <w:sz w:val="28"/>
-                <w:szCs w:val="28"/>
+                <w:sz w:val="25"/>
+                <w:szCs w:val="25"/>
                 <w:rtl/>
               </w:rPr>
               <w:t xml:space="preserve">اَلْمَلْعَبُ خَلْفَ الْمَدْرَسَةِ.</w:t>
@@ -2377,18 +2264,18 @@
           </w:tcPr>
           <w:p>
             <w:pPr>
-              <w:spacing w:after="0" w:line="270"/>
-            </w:pPr>
-            <w:r>
-              <w:rPr>
-                <w:rFonts w:ascii="Times New Roman" w:cs="Times New Roman" w:eastAsia="Times New Roman" w:hAnsi="Times New Roman"/>
-                <w:b w:val="false"/>
-                <w:bCs w:val="false"/>
-                <w:i w:val="false"/>
-                <w:iCs w:val="false"/>
-                <w:color w:val="111111"/>
-                <w:sz w:val="21"/>
-                <w:szCs w:val="21"/>
+              <w:spacing w:after="0" w:line="208"/>
+            </w:pPr>
+            <w:r>
+              <w:rPr>
+                <w:rFonts w:ascii="Times New Roman" w:cs="Times New Roman" w:eastAsia="Times New Roman" w:hAnsi="Times New Roman"/>
+                <w:b w:val="false"/>
+                <w:bCs w:val="false"/>
+                <w:i w:val="false"/>
+                <w:iCs w:val="false"/>
+                <w:color w:val="111111"/>
+                <w:sz w:val="17"/>
+                <w:szCs w:val="17"/>
               </w:rPr>
               <w:t xml:space="preserve"/>
             </w:r>
@@ -2405,24 +2292,6 @@
             </w:tcMar>
             <w:vAlign w:val="center"/>
           </w:tcPr>
-          <w:p>
-            <w:pPr>
-              <w:spacing w:after="0" w:line="270"/>
-            </w:pPr>
-            <w:r>
-              <w:rPr>
-                <w:rFonts w:ascii="Times New Roman" w:cs="Times New Roman" w:eastAsia="Times New Roman" w:hAnsi="Times New Roman"/>
-                <w:b w:val="false"/>
-                <w:bCs w:val="false"/>
-                <w:i w:val="false"/>
-                <w:iCs w:val="false"/>
-                <w:color w:val="111111"/>
-                <w:sz w:val="21"/>
-                <w:szCs w:val="21"/>
-              </w:rPr>
-              <w:t xml:space="preserve"/>
-            </w:r>
-          </w:p>
         </w:tc>
       </w:tr>
     </w:tbl>
@@ -2431,7 +2300,7 @@
         <w:tabs>
           <w:tab w:val="right" w:pos="9864"/>
         </w:tabs>
-        <w:spacing w:after="90" w:before="220" w:line="280"/>
+        <w:spacing w:after="27" w:before="66" w:line="208"/>
         <w:ind w:left="340" w:hanging="340"/>
       </w:pPr>
       <w:r>
@@ -2442,16 +2311,16 @@
           <w:i w:val="false"/>
           <w:iCs w:val="false"/>
           <w:color w:val="111111"/>
-          <w:sz w:val="21"/>
-          <w:szCs w:val="21"/>
+          <w:sz w:val="17"/>
+          <w:szCs w:val="17"/>
         </w:rPr>
         <w:t xml:space="preserve">3.</w:t>
       </w:r>
       <w:r>
         <w:rPr>
           <w:rFonts w:ascii="Times New Roman" w:cs="Times New Roman" w:eastAsia="Times New Roman" w:hAnsi="Times New Roman"/>
-          <w:sz w:val="21"/>
-          <w:szCs w:val="21"/>
+          <w:sz w:val="17"/>
+          <w:szCs w:val="17"/>
         </w:rPr>
         <w:tab/>
       </w:r>
@@ -2463,16 +2332,16 @@
           <w:i w:val="false"/>
           <w:iCs w:val="false"/>
           <w:color w:val="111111"/>
-          <w:sz w:val="21"/>
-          <w:szCs w:val="21"/>
+          <w:sz w:val="17"/>
+          <w:szCs w:val="17"/>
         </w:rPr>
         <w:t xml:space="preserve">Aşağıdaki durumlara uygun seçeneği işaretleyiniz.</w:t>
       </w:r>
       <w:r>
         <w:rPr>
           <w:rFonts w:ascii="Times New Roman" w:cs="Times New Roman" w:eastAsia="Times New Roman" w:hAnsi="Times New Roman"/>
-          <w:sz w:val="21"/>
-          <w:szCs w:val="21"/>
+          <w:sz w:val="17"/>
+          <w:szCs w:val="17"/>
         </w:rPr>
         <w:tab/>
       </w:r>
@@ -2484,8 +2353,8 @@
           <w:i w:val="false"/>
           <w:iCs w:val="false"/>
           <w:color w:val="55636F"/>
-          <w:sz w:val="18"/>
-          <w:szCs w:val="18"/>
+          <w:sz w:val="15"/>
+          <w:szCs w:val="15"/>
         </w:rPr>
         <w:t xml:space="preserve">(15 puan)</w:t>
       </w:r>
@@ -2493,7 +2362,7 @@
     <w:p>
       <w:pPr>
         <w:keepNext w:val="false"/>
-        <w:spacing w:after="90" w:before="0" w:line="280"/>
+        <w:spacing w:after="27" w:before="0" w:line="208"/>
         <w:ind w:left="340"/>
       </w:pPr>
       <w:r>
@@ -2504,8 +2373,8 @@
           <w:i/>
           <w:iCs/>
           <w:color w:val="5B6772"/>
-          <w:sz w:val="18"/>
-          <w:szCs w:val="18"/>
+          <w:sz w:val="15"/>
+          <w:szCs w:val="15"/>
         </w:rPr>
         <w:t xml:space="preserve">Her doğru cevap 3 puandır.</w:t>
       </w:r>
@@ -2513,7 +2382,7 @@
     <w:p>
       <w:pPr>
         <w:keepNext/>
-        <w:spacing w:after="50" w:before="0" w:line="280"/>
+        <w:spacing w:after="15" w:before="0" w:line="208"/>
         <w:ind w:left="340" w:hanging="280"/>
       </w:pPr>
       <w:r>
@@ -2524,8 +2393,8 @@
           <w:i w:val="false"/>
           <w:iCs w:val="false"/>
           <w:color w:val="111111"/>
-          <w:sz w:val="20"/>
-          <w:szCs w:val="20"/>
+          <w:sz w:val="17"/>
+          <w:szCs w:val="17"/>
         </w:rPr>
         <w:t xml:space="preserve">1.  Okulda kütüphanenin yerini sormak istiyorsun.</w:t>
       </w:r>
@@ -2570,7 +2439,7 @@
           <w:p>
             <w:pPr>
               <w:bidi/>
-              <w:spacing w:after="0" w:line="330"/>
+              <w:spacing w:after="0" w:line="208"/>
               <w:jc w:val="end"/>
             </w:pPr>
             <w:r>
@@ -2581,8 +2450,8 @@
                 <w:i w:val="false"/>
                 <w:iCs w:val="false"/>
                 <w:color w:val="111111"/>
-                <w:sz w:val="20"/>
-                <w:szCs w:val="20"/>
+                <w:sz w:val="17"/>
+                <w:szCs w:val="17"/>
               </w:rPr>
               <w:t xml:space="preserve">A.‎  </w:t>
             </w:r>
@@ -2592,8 +2461,8 @@
                 <w:b w:val="false"/>
                 <w:bCs w:val="false"/>
                 <w:color w:val="111111"/>
-                <w:sz w:val="28"/>
-                <w:szCs w:val="28"/>
+                <w:sz w:val="25"/>
+                <w:szCs w:val="25"/>
                 <w:rtl/>
               </w:rPr>
               <w:t xml:space="preserve">مَا الْمَكْتَبَةُ؟</w:t>
@@ -2620,7 +2489,7 @@
           <w:p>
             <w:pPr>
               <w:bidi/>
-              <w:spacing w:after="0" w:line="330"/>
+              <w:spacing w:after="0" w:line="208"/>
               <w:jc w:val="end"/>
             </w:pPr>
             <w:r>
@@ -2631,8 +2500,8 @@
                 <w:i w:val="false"/>
                 <w:iCs w:val="false"/>
                 <w:color w:val="111111"/>
-                <w:sz w:val="20"/>
-                <w:szCs w:val="20"/>
+                <w:sz w:val="17"/>
+                <w:szCs w:val="17"/>
               </w:rPr>
               <w:t xml:space="preserve">B.‎  </w:t>
             </w:r>
@@ -2642,8 +2511,8 @@
                 <w:b w:val="false"/>
                 <w:bCs w:val="false"/>
                 <w:color w:val="111111"/>
-                <w:sz w:val="28"/>
-                <w:szCs w:val="28"/>
+                <w:sz w:val="25"/>
+                <w:szCs w:val="25"/>
                 <w:rtl/>
               </w:rPr>
               <w:t xml:space="preserve">أَيْنَ الْمَكْتَبَةُ؟</w:t>
@@ -2675,7 +2544,7 @@
           <w:p>
             <w:pPr>
               <w:bidi/>
-              <w:spacing w:after="0" w:line="330"/>
+              <w:spacing w:after="0" w:line="208"/>
               <w:jc w:val="end"/>
             </w:pPr>
             <w:r>
@@ -2686,8 +2555,8 @@
                 <w:i w:val="false"/>
                 <w:iCs w:val="false"/>
                 <w:color w:val="111111"/>
-                <w:sz w:val="20"/>
-                <w:szCs w:val="20"/>
+                <w:sz w:val="17"/>
+                <w:szCs w:val="17"/>
               </w:rPr>
               <w:t xml:space="preserve">C.‎  </w:t>
             </w:r>
@@ -2697,8 +2566,8 @@
                 <w:b w:val="false"/>
                 <w:bCs w:val="false"/>
                 <w:color w:val="111111"/>
-                <w:sz w:val="28"/>
-                <w:szCs w:val="28"/>
+                <w:sz w:val="25"/>
+                <w:szCs w:val="25"/>
                 <w:rtl/>
               </w:rPr>
               <w:t xml:space="preserve">مَنْ فِي الْمَكْتَبَةِ؟</w:t>
@@ -2725,7 +2594,7 @@
           <w:p>
             <w:pPr>
               <w:bidi/>
-              <w:spacing w:after="0" w:line="330"/>
+              <w:spacing w:after="0" w:line="208"/>
               <w:jc w:val="end"/>
             </w:pPr>
             <w:r>
@@ -2736,8 +2605,8 @@
                 <w:i w:val="false"/>
                 <w:iCs w:val="false"/>
                 <w:color w:val="111111"/>
-                <w:sz w:val="20"/>
-                <w:szCs w:val="20"/>
+                <w:sz w:val="17"/>
+                <w:szCs w:val="17"/>
               </w:rPr>
               <w:t xml:space="preserve">D.‎  </w:t>
             </w:r>
@@ -2747,8 +2616,8 @@
                 <w:b w:val="false"/>
                 <w:bCs w:val="false"/>
                 <w:color w:val="111111"/>
-                <w:sz w:val="28"/>
-                <w:szCs w:val="28"/>
+                <w:sz w:val="25"/>
+                <w:szCs w:val="25"/>
                 <w:rtl/>
               </w:rPr>
               <w:t xml:space="preserve">هَلْ هَذِهِ مَكْتَبَةٌ؟</w:t>
@@ -2760,7 +2629,7 @@
     <w:p>
       <w:pPr>
         <w:keepNext/>
-        <w:spacing w:after="50" w:before="120" w:line="280"/>
+        <w:spacing w:after="15" w:before="36" w:line="208"/>
         <w:ind w:left="340" w:hanging="280"/>
       </w:pPr>
       <w:r>
@@ -2771,8 +2640,8 @@
           <w:i w:val="false"/>
           <w:iCs w:val="false"/>
           <w:color w:val="111111"/>
-          <w:sz w:val="20"/>
-          <w:szCs w:val="20"/>
+          <w:sz w:val="17"/>
+          <w:szCs w:val="17"/>
         </w:rPr>
         <w:t xml:space="preserve">2.  Okuma metnine göre Hüda’nın Arapça dersi hangi günlerdedir?</w:t>
       </w:r>
@@ -2816,7 +2685,7 @@
           </w:tcPr>
           <w:p>
             <w:pPr>
-              <w:spacing w:after="0" w:line="280"/>
+              <w:spacing w:after="0" w:line="208"/>
             </w:pPr>
             <w:r>
               <w:rPr>
@@ -2826,8 +2695,8 @@
                 <w:i w:val="false"/>
                 <w:iCs w:val="false"/>
                 <w:color w:val="111111"/>
-                <w:sz w:val="20"/>
-                <w:szCs w:val="20"/>
+                <w:sz w:val="17"/>
+                <w:szCs w:val="17"/>
               </w:rPr>
               <w:t xml:space="preserve">A)  </w:t>
             </w:r>
@@ -2839,8 +2708,8 @@
                 <w:i w:val="false"/>
                 <w:iCs w:val="false"/>
                 <w:color w:val="111111"/>
-                <w:sz w:val="20"/>
-                <w:szCs w:val="20"/>
+                <w:sz w:val="17"/>
+                <w:szCs w:val="17"/>
               </w:rPr>
               <w:t xml:space="preserve">Salı ve cuma</w:t>
             </w:r>
@@ -2865,7 +2734,7 @@
           </w:tcPr>
           <w:p>
             <w:pPr>
-              <w:spacing w:after="0" w:line="280"/>
+              <w:spacing w:after="0" w:line="208"/>
             </w:pPr>
             <w:r>
               <w:rPr>
@@ -2875,8 +2744,8 @@
                 <w:i w:val="false"/>
                 <w:iCs w:val="false"/>
                 <w:color w:val="111111"/>
-                <w:sz w:val="20"/>
-                <w:szCs w:val="20"/>
+                <w:sz w:val="17"/>
+                <w:szCs w:val="17"/>
               </w:rPr>
               <w:t xml:space="preserve">B)  </w:t>
             </w:r>
@@ -2888,8 +2757,8 @@
                 <w:i w:val="false"/>
                 <w:iCs w:val="false"/>
                 <w:color w:val="111111"/>
-                <w:sz w:val="20"/>
-                <w:szCs w:val="20"/>
+                <w:sz w:val="17"/>
+                <w:szCs w:val="17"/>
               </w:rPr>
               <w:t xml:space="preserve">Pazartesi ve perşembe</w:t>
             </w:r>
@@ -2919,7 +2788,7 @@
           </w:tcPr>
           <w:p>
             <w:pPr>
-              <w:spacing w:after="0" w:line="280"/>
+              <w:spacing w:after="0" w:line="208"/>
             </w:pPr>
             <w:r>
               <w:rPr>
@@ -2929,8 +2798,8 @@
                 <w:i w:val="false"/>
                 <w:iCs w:val="false"/>
                 <w:color w:val="111111"/>
-                <w:sz w:val="20"/>
-                <w:szCs w:val="20"/>
+                <w:sz w:val="17"/>
+                <w:szCs w:val="17"/>
               </w:rPr>
               <w:t xml:space="preserve">C)  </w:t>
             </w:r>
@@ -2942,8 +2811,8 @@
                 <w:i w:val="false"/>
                 <w:iCs w:val="false"/>
                 <w:color w:val="111111"/>
-                <w:sz w:val="20"/>
-                <w:szCs w:val="20"/>
+                <w:sz w:val="17"/>
+                <w:szCs w:val="17"/>
               </w:rPr>
               <w:t xml:space="preserve">Pazar ve cumartesi</w:t>
             </w:r>
@@ -2968,7 +2837,7 @@
           </w:tcPr>
           <w:p>
             <w:pPr>
-              <w:spacing w:after="0" w:line="280"/>
+              <w:spacing w:after="0" w:line="208"/>
             </w:pPr>
             <w:r>
               <w:rPr>
@@ -2978,8 +2847,8 @@
                 <w:i w:val="false"/>
                 <w:iCs w:val="false"/>
                 <w:color w:val="111111"/>
-                <w:sz w:val="20"/>
-                <w:szCs w:val="20"/>
+                <w:sz w:val="17"/>
+                <w:szCs w:val="17"/>
               </w:rPr>
               <w:t xml:space="preserve">D)  </w:t>
             </w:r>
@@ -2991,8 +2860,8 @@
                 <w:i w:val="false"/>
                 <w:iCs w:val="false"/>
                 <w:color w:val="111111"/>
-                <w:sz w:val="20"/>
-                <w:szCs w:val="20"/>
+                <w:sz w:val="17"/>
+                <w:szCs w:val="17"/>
               </w:rPr>
               <w:t xml:space="preserve">Çarşamba ve perşembe</w:t>
             </w:r>
@@ -3003,7 +2872,7 @@
     <w:p>
       <w:pPr>
         <w:keepNext/>
-        <w:spacing w:after="50" w:before="120" w:line="280"/>
+        <w:spacing w:after="15" w:before="36" w:line="208"/>
         <w:ind w:left="340" w:hanging="280"/>
       </w:pPr>
       <w:r>
@@ -3014,8 +2883,8 @@
           <w:i w:val="false"/>
           <w:iCs w:val="false"/>
           <w:color w:val="111111"/>
-          <w:sz w:val="20"/>
-          <w:szCs w:val="20"/>
+          <w:sz w:val="17"/>
+          <w:szCs w:val="17"/>
         </w:rPr>
         <w:t xml:space="preserve">3.  «مَدْرَسَتُنَا» kelimesindeki muttasıl zamir kime aittir?</w:t>
       </w:r>
@@ -3059,7 +2928,7 @@
           </w:tcPr>
           <w:p>
             <w:pPr>
-              <w:spacing w:after="0" w:line="280"/>
+              <w:spacing w:after="0" w:line="208"/>
             </w:pPr>
             <w:r>
               <w:rPr>
@@ -3069,8 +2938,8 @@
                 <w:i w:val="false"/>
                 <w:iCs w:val="false"/>
                 <w:color w:val="111111"/>
-                <w:sz w:val="20"/>
-                <w:szCs w:val="20"/>
+                <w:sz w:val="17"/>
+                <w:szCs w:val="17"/>
               </w:rPr>
               <w:t xml:space="preserve">A)  </w:t>
             </w:r>
@@ -3082,8 +2951,8 @@
                 <w:i w:val="false"/>
                 <w:iCs w:val="false"/>
                 <w:color w:val="111111"/>
-                <w:sz w:val="20"/>
-                <w:szCs w:val="20"/>
+                <w:sz w:val="17"/>
+                <w:szCs w:val="17"/>
               </w:rPr>
               <w:t xml:space="preserve">Bana</w:t>
             </w:r>
@@ -3108,7 +2977,7 @@
           </w:tcPr>
           <w:p>
             <w:pPr>
-              <w:spacing w:after="0" w:line="280"/>
+              <w:spacing w:after="0" w:line="208"/>
             </w:pPr>
             <w:r>
               <w:rPr>
@@ -3118,8 +2987,8 @@
                 <w:i w:val="false"/>
                 <w:iCs w:val="false"/>
                 <w:color w:val="111111"/>
-                <w:sz w:val="20"/>
-                <w:szCs w:val="20"/>
+                <w:sz w:val="17"/>
+                <w:szCs w:val="17"/>
               </w:rPr>
               <w:t xml:space="preserve">B)  </w:t>
             </w:r>
@@ -3131,8 +3000,8 @@
                 <w:i w:val="false"/>
                 <w:iCs w:val="false"/>
                 <w:color w:val="111111"/>
-                <w:sz w:val="20"/>
-                <w:szCs w:val="20"/>
+                <w:sz w:val="17"/>
+                <w:szCs w:val="17"/>
               </w:rPr>
               <w:t xml:space="preserve">Sana</w:t>
             </w:r>
@@ -3162,7 +3031,7 @@
           </w:tcPr>
           <w:p>
             <w:pPr>
-              <w:spacing w:after="0" w:line="280"/>
+              <w:spacing w:after="0" w:line="208"/>
             </w:pPr>
             <w:r>
               <w:rPr>
@@ -3172,8 +3041,8 @@
                 <w:i w:val="false"/>
                 <w:iCs w:val="false"/>
                 <w:color w:val="111111"/>
-                <w:sz w:val="20"/>
-                <w:szCs w:val="20"/>
+                <w:sz w:val="17"/>
+                <w:szCs w:val="17"/>
               </w:rPr>
               <w:t xml:space="preserve">C)  </w:t>
             </w:r>
@@ -3185,8 +3054,8 @@
                 <w:i w:val="false"/>
                 <w:iCs w:val="false"/>
                 <w:color w:val="111111"/>
-                <w:sz w:val="20"/>
-                <w:szCs w:val="20"/>
+                <w:sz w:val="17"/>
+                <w:szCs w:val="17"/>
               </w:rPr>
               <w:t xml:space="preserve">Bize</w:t>
             </w:r>
@@ -3211,7 +3080,7 @@
           </w:tcPr>
           <w:p>
             <w:pPr>
-              <w:spacing w:after="0" w:line="280"/>
+              <w:spacing w:after="0" w:line="208"/>
             </w:pPr>
             <w:r>
               <w:rPr>
@@ -3221,8 +3090,8 @@
                 <w:i w:val="false"/>
                 <w:iCs w:val="false"/>
                 <w:color w:val="111111"/>
-                <w:sz w:val="20"/>
-                <w:szCs w:val="20"/>
+                <w:sz w:val="17"/>
+                <w:szCs w:val="17"/>
               </w:rPr>
               <w:t xml:space="preserve">D)  </w:t>
             </w:r>
@@ -3234,8 +3103,8 @@
                 <w:i w:val="false"/>
                 <w:iCs w:val="false"/>
                 <w:color w:val="111111"/>
-                <w:sz w:val="20"/>
-                <w:szCs w:val="20"/>
+                <w:sz w:val="17"/>
+                <w:szCs w:val="17"/>
               </w:rPr>
               <w:t xml:space="preserve">Ona</w:t>
             </w:r>
@@ -3246,7 +3115,7 @@
     <w:p>
       <w:pPr>
         <w:keepNext/>
-        <w:spacing w:after="50" w:before="120" w:line="280"/>
+        <w:spacing w:after="15" w:before="36" w:line="208"/>
         <w:ind w:left="340" w:hanging="280"/>
       </w:pPr>
       <w:r>
@@ -3257,8 +3126,8 @@
           <w:i w:val="false"/>
           <w:iCs w:val="false"/>
           <w:color w:val="111111"/>
-          <w:sz w:val="20"/>
-          <w:szCs w:val="20"/>
+          <w:sz w:val="17"/>
+          <w:szCs w:val="17"/>
         </w:rPr>
         <w:t xml:space="preserve">4.  Öğretmen «اِفْتَحُوا الْكُتُبَ» dediğinde ne yaparsın?</w:t>
       </w:r>
@@ -3302,7 +3171,7 @@
           </w:tcPr>
           <w:p>
             <w:pPr>
-              <w:spacing w:after="0" w:line="280"/>
+              <w:spacing w:after="0" w:line="208"/>
             </w:pPr>
             <w:r>
               <w:rPr>
@@ -3312,8 +3181,8 @@
                 <w:i w:val="false"/>
                 <w:iCs w:val="false"/>
                 <w:color w:val="111111"/>
-                <w:sz w:val="20"/>
-                <w:szCs w:val="20"/>
+                <w:sz w:val="17"/>
+                <w:szCs w:val="17"/>
               </w:rPr>
               <w:t xml:space="preserve">A)  </w:t>
             </w:r>
@@ -3325,8 +3194,8 @@
                 <w:i w:val="false"/>
                 <w:iCs w:val="false"/>
                 <w:color w:val="111111"/>
-                <w:sz w:val="20"/>
-                <w:szCs w:val="20"/>
+                <w:sz w:val="17"/>
+                <w:szCs w:val="17"/>
               </w:rPr>
               <w:t xml:space="preserve">Tahtaya kalkarım</w:t>
             </w:r>
@@ -3351,7 +3220,7 @@
           </w:tcPr>
           <w:p>
             <w:pPr>
-              <w:spacing w:after="0" w:line="280"/>
+              <w:spacing w:after="0" w:line="208"/>
             </w:pPr>
             <w:r>
               <w:rPr>
@@ -3361,8 +3230,8 @@
                 <w:i w:val="false"/>
                 <w:iCs w:val="false"/>
                 <w:color w:val="111111"/>
-                <w:sz w:val="20"/>
-                <w:szCs w:val="20"/>
+                <w:sz w:val="17"/>
+                <w:szCs w:val="17"/>
               </w:rPr>
               <w:t xml:space="preserve">B)  </w:t>
             </w:r>
@@ -3374,8 +3243,8 @@
                 <w:i w:val="false"/>
                 <w:iCs w:val="false"/>
                 <w:color w:val="111111"/>
-                <w:sz w:val="20"/>
-                <w:szCs w:val="20"/>
+                <w:sz w:val="17"/>
+                <w:szCs w:val="17"/>
               </w:rPr>
               <w:t xml:space="preserve">Kitapları açarım</w:t>
             </w:r>
@@ -3405,7 +3274,7 @@
           </w:tcPr>
           <w:p>
             <w:pPr>
-              <w:spacing w:after="0" w:line="280"/>
+              <w:spacing w:after="0" w:line="208"/>
             </w:pPr>
             <w:r>
               <w:rPr>
@@ -3415,8 +3284,8 @@
                 <w:i w:val="false"/>
                 <w:iCs w:val="false"/>
                 <w:color w:val="111111"/>
-                <w:sz w:val="20"/>
-                <w:szCs w:val="20"/>
+                <w:sz w:val="17"/>
+                <w:szCs w:val="17"/>
               </w:rPr>
               <w:t xml:space="preserve">C)  </w:t>
             </w:r>
@@ -3428,8 +3297,8 @@
                 <w:i w:val="false"/>
                 <w:iCs w:val="false"/>
                 <w:color w:val="111111"/>
-                <w:sz w:val="20"/>
-                <w:szCs w:val="20"/>
+                <w:sz w:val="17"/>
+                <w:szCs w:val="17"/>
               </w:rPr>
               <w:t xml:space="preserve">Dışarı çıkarım</w:t>
             </w:r>
@@ -3454,7 +3323,7 @@
           </w:tcPr>
           <w:p>
             <w:pPr>
-              <w:spacing w:after="0" w:line="280"/>
+              <w:spacing w:after="0" w:line="208"/>
             </w:pPr>
             <w:r>
               <w:rPr>
@@ -3464,8 +3333,8 @@
                 <w:i w:val="false"/>
                 <w:iCs w:val="false"/>
                 <w:color w:val="111111"/>
-                <w:sz w:val="20"/>
-                <w:szCs w:val="20"/>
+                <w:sz w:val="17"/>
+                <w:szCs w:val="17"/>
               </w:rPr>
               <w:t xml:space="preserve">D)  </w:t>
             </w:r>
@@ -3477,8 +3346,8 @@
                 <w:i w:val="false"/>
                 <w:iCs w:val="false"/>
                 <w:color w:val="111111"/>
-                <w:sz w:val="20"/>
-                <w:szCs w:val="20"/>
+                <w:sz w:val="17"/>
+                <w:szCs w:val="17"/>
               </w:rPr>
               <w:t xml:space="preserve">Defteri kapatırım</w:t>
             </w:r>
@@ -3489,7 +3358,7 @@
     <w:p>
       <w:pPr>
         <w:keepNext/>
-        <w:spacing w:after="50" w:before="120" w:line="280"/>
+        <w:spacing w:after="15" w:before="36" w:line="208"/>
         <w:ind w:left="340" w:hanging="280"/>
       </w:pPr>
       <w:r>
@@ -3500,8 +3369,8 @@
           <w:i w:val="false"/>
           <w:iCs w:val="false"/>
           <w:color w:val="111111"/>
-          <w:sz w:val="20"/>
-          <w:szCs w:val="20"/>
+          <w:sz w:val="17"/>
+          <w:szCs w:val="17"/>
         </w:rPr>
         <w:t xml:space="preserve">5.  Aşağıdakilerden hangisi izafet terkibidir?</w:t>
       </w:r>
@@ -3546,7 +3415,7 @@
           <w:p>
             <w:pPr>
               <w:bidi/>
-              <w:spacing w:after="0" w:line="330"/>
+              <w:spacing w:after="0" w:line="208"/>
               <w:jc w:val="end"/>
             </w:pPr>
             <w:r>
@@ -3557,8 +3426,8 @@
                 <w:i w:val="false"/>
                 <w:iCs w:val="false"/>
                 <w:color w:val="111111"/>
-                <w:sz w:val="20"/>
-                <w:szCs w:val="20"/>
+                <w:sz w:val="17"/>
+                <w:szCs w:val="17"/>
               </w:rPr>
               <w:t xml:space="preserve">A.‎  </w:t>
             </w:r>
@@ -3568,8 +3437,8 @@
                 <w:b w:val="false"/>
                 <w:bCs w:val="false"/>
                 <w:color w:val="111111"/>
-                <w:sz w:val="28"/>
-                <w:szCs w:val="28"/>
+                <w:sz w:val="25"/>
+                <w:szCs w:val="25"/>
                 <w:rtl/>
               </w:rPr>
               <w:t xml:space="preserve">اَلصَّفُّ كَبِيرٌ</w:t>
@@ -3596,7 +3465,7 @@
           <w:p>
             <w:pPr>
               <w:bidi/>
-              <w:spacing w:after="0" w:line="330"/>
+              <w:spacing w:after="0" w:line="208"/>
               <w:jc w:val="end"/>
             </w:pPr>
             <w:r>
@@ -3607,8 +3476,8 @@
                 <w:i w:val="false"/>
                 <w:iCs w:val="false"/>
                 <w:color w:val="111111"/>
-                <w:sz w:val="20"/>
-                <w:szCs w:val="20"/>
+                <w:sz w:val="17"/>
+                <w:szCs w:val="17"/>
               </w:rPr>
               <w:t xml:space="preserve">B.‎  </w:t>
             </w:r>
@@ -3618,8 +3487,8 @@
                 <w:b w:val="false"/>
                 <w:bCs w:val="false"/>
                 <w:color w:val="111111"/>
-                <w:sz w:val="28"/>
-                <w:szCs w:val="28"/>
+                <w:sz w:val="25"/>
+                <w:szCs w:val="25"/>
                 <w:rtl/>
               </w:rPr>
               <w:t xml:space="preserve">هَذَا صَفٌّ</w:t>
@@ -3651,7 +3520,7 @@
           <w:p>
             <w:pPr>
               <w:bidi/>
-              <w:spacing w:after="0" w:line="330"/>
+              <w:spacing w:after="0" w:line="208"/>
               <w:jc w:val="end"/>
             </w:pPr>
             <w:r>
@@ -3662,8 +3531,8 @@
                 <w:i w:val="false"/>
                 <w:iCs w:val="false"/>
                 <w:color w:val="111111"/>
-                <w:sz w:val="20"/>
-                <w:szCs w:val="20"/>
+                <w:sz w:val="17"/>
+                <w:szCs w:val="17"/>
               </w:rPr>
               <w:t xml:space="preserve">C.‎  </w:t>
             </w:r>
@@ -3673,8 +3542,8 @@
                 <w:b w:val="false"/>
                 <w:bCs w:val="false"/>
                 <w:color w:val="111111"/>
-                <w:sz w:val="28"/>
-                <w:szCs w:val="28"/>
+                <w:sz w:val="25"/>
+                <w:szCs w:val="25"/>
                 <w:rtl/>
               </w:rPr>
               <w:t xml:space="preserve">بَابُ الصَّفِّ</w:t>
@@ -3701,7 +3570,7 @@
           <w:p>
             <w:pPr>
               <w:bidi/>
-              <w:spacing w:after="0" w:line="330"/>
+              <w:spacing w:after="0" w:line="208"/>
               <w:jc w:val="end"/>
             </w:pPr>
             <w:r>
@@ -3712,8 +3581,8 @@
                 <w:i w:val="false"/>
                 <w:iCs w:val="false"/>
                 <w:color w:val="111111"/>
-                <w:sz w:val="20"/>
-                <w:szCs w:val="20"/>
+                <w:sz w:val="17"/>
+                <w:szCs w:val="17"/>
               </w:rPr>
               <w:t xml:space="preserve">D.‎  </w:t>
             </w:r>
@@ -3723,8 +3592,8 @@
                 <w:b w:val="false"/>
                 <w:bCs w:val="false"/>
                 <w:color w:val="111111"/>
-                <w:sz w:val="28"/>
-                <w:szCs w:val="28"/>
+                <w:sz w:val="25"/>
+                <w:szCs w:val="25"/>
                 <w:rtl/>
               </w:rPr>
               <w:t xml:space="preserve">اَلصَّفُّ الْكَبِيرُ</w:t>
@@ -3738,7 +3607,7 @@
         <w:tabs>
           <w:tab w:val="right" w:pos="9864"/>
         </w:tabs>
-        <w:spacing w:after="90" w:before="220" w:line="280"/>
+        <w:spacing w:after="27" w:before="66" w:line="208"/>
         <w:ind w:left="340" w:hanging="340"/>
       </w:pPr>
       <w:r>
@@ -3749,16 +3618,16 @@
           <w:i w:val="false"/>
           <w:iCs w:val="false"/>
           <w:color w:val="111111"/>
-          <w:sz w:val="21"/>
-          <w:szCs w:val="21"/>
+          <w:sz w:val="17"/>
+          <w:szCs w:val="17"/>
         </w:rPr>
         <w:t xml:space="preserve">4.</w:t>
       </w:r>
       <w:r>
         <w:rPr>
           <w:rFonts w:ascii="Times New Roman" w:cs="Times New Roman" w:eastAsia="Times New Roman" w:hAnsi="Times New Roman"/>
-          <w:sz w:val="21"/>
-          <w:szCs w:val="21"/>
+          <w:sz w:val="17"/>
+          <w:szCs w:val="17"/>
         </w:rPr>
         <w:tab/>
       </w:r>
@@ -3770,16 +3639,16 @@
           <w:i w:val="false"/>
           <w:iCs w:val="false"/>
           <w:color w:val="111111"/>
-          <w:sz w:val="21"/>
-          <w:szCs w:val="21"/>
+          <w:sz w:val="17"/>
+          <w:szCs w:val="17"/>
         </w:rPr>
         <w:t xml:space="preserve">Aşağıdaki durumları uygun Arapça ifadeyle eşleştiriniz.</w:t>
       </w:r>
       <w:r>
         <w:rPr>
           <w:rFonts w:ascii="Times New Roman" w:cs="Times New Roman" w:eastAsia="Times New Roman" w:hAnsi="Times New Roman"/>
-          <w:sz w:val="21"/>
-          <w:szCs w:val="21"/>
+          <w:sz w:val="17"/>
+          <w:szCs w:val="17"/>
         </w:rPr>
         <w:tab/>
       </w:r>
@@ -3791,8 +3660,8 @@
           <w:i w:val="false"/>
           <w:iCs w:val="false"/>
           <w:color w:val="55636F"/>
-          <w:sz w:val="18"/>
-          <w:szCs w:val="18"/>
+          <w:sz w:val="15"/>
+          <w:szCs w:val="15"/>
         </w:rPr>
         <w:t xml:space="preserve">(10 puan)</w:t>
       </w:r>
@@ -3800,7 +3669,7 @@
     <w:p>
       <w:pPr>
         <w:keepNext w:val="false"/>
-        <w:spacing w:after="90" w:before="0" w:line="280"/>
+        <w:spacing w:after="27" w:before="0" w:line="208"/>
         <w:ind w:left="340"/>
       </w:pPr>
       <w:r>
@@ -3811,8 +3680,8 @@
           <w:i/>
           <w:iCs/>
           <w:color w:val="5B6772"/>
-          <w:sz w:val="18"/>
-          <w:szCs w:val="18"/>
+          <w:sz w:val="15"/>
+          <w:szCs w:val="15"/>
         </w:rPr>
         <w:t xml:space="preserve">Her doğru eşleştirme 2 puandır.</w:t>
       </w:r>
@@ -3838,7 +3707,7 @@
       </w:tblGrid>
       <w:tr>
         <w:trPr>
-          <w:trHeight w:val="400" w:hRule="atLeast"/>
+          <w:trHeight w:val="248" w:hRule="atLeast"/>
         </w:trPr>
         <w:tc>
           <w:tcPr>
@@ -3856,7 +3725,7 @@
           </w:tcPr>
           <w:p>
             <w:pPr>
-              <w:spacing w:after="0" w:line="270"/>
+              <w:spacing w:after="0" w:line="208"/>
               <w:jc w:val="center"/>
             </w:pPr>
             <w:r>
@@ -3867,8 +3736,8 @@
                 <w:i w:val="false"/>
                 <w:iCs w:val="false"/>
                 <w:color w:val="111111"/>
-                <w:sz w:val="19"/>
-                <w:szCs w:val="19"/>
+                <w:sz w:val="16"/>
+                <w:szCs w:val="16"/>
               </w:rPr>
               <w:t xml:space="preserve">1.</w:t>
             </w:r>
@@ -3890,18 +3759,18 @@
           </w:tcPr>
           <w:p>
             <w:pPr>
-              <w:spacing w:after="0" w:line="270"/>
-            </w:pPr>
-            <w:r>
-              <w:rPr>
-                <w:rFonts w:ascii="Times New Roman" w:cs="Times New Roman" w:eastAsia="Times New Roman" w:hAnsi="Times New Roman"/>
-                <w:b w:val="false"/>
-                <w:bCs w:val="false"/>
-                <w:i w:val="false"/>
-                <w:iCs w:val="false"/>
-                <w:color w:val="111111"/>
-                <w:sz w:val="20"/>
-                <w:szCs w:val="20"/>
+              <w:spacing w:after="0" w:line="208"/>
+            </w:pPr>
+            <w:r>
+              <w:rPr>
+                <w:rFonts w:ascii="Times New Roman" w:cs="Times New Roman" w:eastAsia="Times New Roman" w:hAnsi="Times New Roman"/>
+                <w:b w:val="false"/>
+                <w:bCs w:val="false"/>
+                <w:i w:val="false"/>
+                <w:iCs w:val="false"/>
+                <w:color w:val="111111"/>
+                <w:sz w:val="17"/>
+                <w:szCs w:val="17"/>
               </w:rPr>
               <w:t xml:space="preserve">Müennes bir eşyanın ne olduğunu soruyorsun.</w:t>
             </w:r>
@@ -3920,19 +3789,19 @@
           </w:tcPr>
           <w:p>
             <w:pPr>
-              <w:spacing w:after="0" w:line="270"/>
-              <w:jc w:val="center"/>
-            </w:pPr>
-            <w:r>
-              <w:rPr>
-                <w:rFonts w:ascii="Times New Roman" w:cs="Times New Roman" w:eastAsia="Times New Roman" w:hAnsi="Times New Roman"/>
-                <w:b w:val="false"/>
-                <w:bCs w:val="false"/>
-                <w:i w:val="false"/>
-                <w:iCs w:val="false"/>
-                <w:color w:val="111111"/>
-                <w:sz w:val="20"/>
-                <w:szCs w:val="20"/>
+              <w:spacing w:after="0" w:line="208"/>
+              <w:jc w:val="center"/>
+            </w:pPr>
+            <w:r>
+              <w:rPr>
+                <w:rFonts w:ascii="Times New Roman" w:cs="Times New Roman" w:eastAsia="Times New Roman" w:hAnsi="Times New Roman"/>
+                <w:b w:val="false"/>
+                <w:bCs w:val="false"/>
+                <w:i w:val="false"/>
+                <w:iCs w:val="false"/>
+                <w:color w:val="111111"/>
+                <w:sz w:val="17"/>
+                <w:szCs w:val="17"/>
               </w:rPr>
               <w:t xml:space="preserve">(       )</w:t>
             </w:r>
@@ -3954,7 +3823,7 @@
           </w:tcPr>
           <w:p>
             <w:pPr>
-              <w:spacing w:after="0" w:line="270"/>
+              <w:spacing w:after="0" w:line="208"/>
               <w:jc w:val="center"/>
             </w:pPr>
             <w:r>
@@ -3965,8 +3834,8 @@
                 <w:i w:val="false"/>
                 <w:iCs w:val="false"/>
                 <w:color w:val="111111"/>
-                <w:sz w:val="19"/>
-                <w:szCs w:val="19"/>
+                <w:sz w:val="16"/>
+                <w:szCs w:val="16"/>
               </w:rPr>
               <w:t xml:space="preserve">a)</w:t>
             </w:r>
@@ -3989,7 +3858,7 @@
           <w:p>
             <w:pPr>
               <w:bidi/>
-              <w:spacing w:after="0" w:line="320"/>
+              <w:spacing w:after="0" w:line="208"/>
             </w:pPr>
             <w:r>
               <w:rPr>
@@ -3997,8 +3866,8 @@
                 <w:b w:val="false"/>
                 <w:bCs w:val="false"/>
                 <w:color w:val="111111"/>
-                <w:sz w:val="28"/>
-                <w:szCs w:val="28"/>
+                <w:sz w:val="25"/>
+                <w:szCs w:val="25"/>
                 <w:rtl/>
               </w:rPr>
               <w:t xml:space="preserve">هَذَا مُدِيرُ الْمَدْرَسَةِ.</w:t>
@@ -4008,7 +3877,7 @@
       </w:tr>
       <w:tr>
         <w:trPr>
-          <w:trHeight w:val="400" w:hRule="atLeast"/>
+          <w:trHeight w:val="248" w:hRule="atLeast"/>
         </w:trPr>
         <w:tc>
           <w:tcPr>
@@ -4026,7 +3895,7 @@
           </w:tcPr>
           <w:p>
             <w:pPr>
-              <w:spacing w:after="0" w:line="270"/>
+              <w:spacing w:after="0" w:line="208"/>
               <w:jc w:val="center"/>
             </w:pPr>
             <w:r>
@@ -4037,8 +3906,8 @@
                 <w:i w:val="false"/>
                 <w:iCs w:val="false"/>
                 <w:color w:val="111111"/>
-                <w:sz w:val="19"/>
-                <w:szCs w:val="19"/>
+                <w:sz w:val="16"/>
+                <w:szCs w:val="16"/>
               </w:rPr>
               <w:t xml:space="preserve">2.</w:t>
             </w:r>
@@ -4060,18 +3929,18 @@
           </w:tcPr>
           <w:p>
             <w:pPr>
-              <w:spacing w:after="0" w:line="270"/>
-            </w:pPr>
-            <w:r>
-              <w:rPr>
-                <w:rFonts w:ascii="Times New Roman" w:cs="Times New Roman" w:eastAsia="Times New Roman" w:hAnsi="Times New Roman"/>
-                <w:b w:val="false"/>
-                <w:bCs w:val="false"/>
-                <w:i w:val="false"/>
-                <w:iCs w:val="false"/>
-                <w:color w:val="111111"/>
-                <w:sz w:val="20"/>
-                <w:szCs w:val="20"/>
+              <w:spacing w:after="0" w:line="208"/>
+            </w:pPr>
+            <w:r>
+              <w:rPr>
+                <w:rFonts w:ascii="Times New Roman" w:cs="Times New Roman" w:eastAsia="Times New Roman" w:hAnsi="Times New Roman"/>
+                <w:b w:val="false"/>
+                <w:bCs w:val="false"/>
+                <w:i w:val="false"/>
+                <w:iCs w:val="false"/>
+                <w:color w:val="111111"/>
+                <w:sz w:val="17"/>
+                <w:szCs w:val="17"/>
               </w:rPr>
               <w:t xml:space="preserve">Bugünün hangi gün olduğunu soruyorsun.</w:t>
             </w:r>
@@ -4090,19 +3959,19 @@
           </w:tcPr>
           <w:p>
             <w:pPr>
-              <w:spacing w:after="0" w:line="270"/>
-              <w:jc w:val="center"/>
-            </w:pPr>
-            <w:r>
-              <w:rPr>
-                <w:rFonts w:ascii="Times New Roman" w:cs="Times New Roman" w:eastAsia="Times New Roman" w:hAnsi="Times New Roman"/>
-                <w:b w:val="false"/>
-                <w:bCs w:val="false"/>
-                <w:i w:val="false"/>
-                <w:iCs w:val="false"/>
-                <w:color w:val="111111"/>
-                <w:sz w:val="20"/>
-                <w:szCs w:val="20"/>
+              <w:spacing w:after="0" w:line="208"/>
+              <w:jc w:val="center"/>
+            </w:pPr>
+            <w:r>
+              <w:rPr>
+                <w:rFonts w:ascii="Times New Roman" w:cs="Times New Roman" w:eastAsia="Times New Roman" w:hAnsi="Times New Roman"/>
+                <w:b w:val="false"/>
+                <w:bCs w:val="false"/>
+                <w:i w:val="false"/>
+                <w:iCs w:val="false"/>
+                <w:color w:val="111111"/>
+                <w:sz w:val="17"/>
+                <w:szCs w:val="17"/>
               </w:rPr>
               <w:t xml:space="preserve">(       )</w:t>
             </w:r>
@@ -4124,7 +3993,7 @@
           </w:tcPr>
           <w:p>
             <w:pPr>
-              <w:spacing w:after="0" w:line="270"/>
+              <w:spacing w:after="0" w:line="208"/>
               <w:jc w:val="center"/>
             </w:pPr>
             <w:r>
@@ -4135,8 +4004,8 @@
                 <w:i w:val="false"/>
                 <w:iCs w:val="false"/>
                 <w:color w:val="111111"/>
-                <w:sz w:val="19"/>
-                <w:szCs w:val="19"/>
+                <w:sz w:val="16"/>
+                <w:szCs w:val="16"/>
               </w:rPr>
               <w:t xml:space="preserve">b)</w:t>
             </w:r>
@@ -4159,7 +4028,7 @@
           <w:p>
             <w:pPr>
               <w:bidi/>
-              <w:spacing w:after="0" w:line="320"/>
+              <w:spacing w:after="0" w:line="208"/>
             </w:pPr>
             <w:r>
               <w:rPr>
@@ -4167,8 +4036,8 @@
                 <w:b w:val="false"/>
                 <w:bCs w:val="false"/>
                 <w:color w:val="111111"/>
-                <w:sz w:val="28"/>
-                <w:szCs w:val="28"/>
+                <w:sz w:val="25"/>
+                <w:szCs w:val="25"/>
                 <w:rtl/>
               </w:rPr>
               <w:t xml:space="preserve">كَمْ طَالِبًا فِي صَفِّكَ؟</w:t>
@@ -4178,7 +4047,7 @@
       </w:tr>
       <w:tr>
         <w:trPr>
-          <w:trHeight w:val="400" w:hRule="atLeast"/>
+          <w:trHeight w:val="248" w:hRule="atLeast"/>
         </w:trPr>
         <w:tc>
           <w:tcPr>
@@ -4196,7 +4065,7 @@
           </w:tcPr>
           <w:p>
             <w:pPr>
-              <w:spacing w:after="0" w:line="270"/>
+              <w:spacing w:after="0" w:line="208"/>
               <w:jc w:val="center"/>
             </w:pPr>
             <w:r>
@@ -4207,8 +4076,8 @@
                 <w:i w:val="false"/>
                 <w:iCs w:val="false"/>
                 <w:color w:val="111111"/>
-                <w:sz w:val="19"/>
-                <w:szCs w:val="19"/>
+                <w:sz w:val="16"/>
+                <w:szCs w:val="16"/>
               </w:rPr>
               <w:t xml:space="preserve">3.</w:t>
             </w:r>
@@ -4230,18 +4099,18 @@
           </w:tcPr>
           <w:p>
             <w:pPr>
-              <w:spacing w:after="0" w:line="270"/>
-            </w:pPr>
-            <w:r>
-              <w:rPr>
-                <w:rFonts w:ascii="Times New Roman" w:cs="Times New Roman" w:eastAsia="Times New Roman" w:hAnsi="Times New Roman"/>
-                <w:b w:val="false"/>
-                <w:bCs w:val="false"/>
-                <w:i w:val="false"/>
-                <w:iCs w:val="false"/>
-                <w:color w:val="111111"/>
-                <w:sz w:val="20"/>
-                <w:szCs w:val="20"/>
+              <w:spacing w:after="0" w:line="208"/>
+            </w:pPr>
+            <w:r>
+              <w:rPr>
+                <w:rFonts w:ascii="Times New Roman" w:cs="Times New Roman" w:eastAsia="Times New Roman" w:hAnsi="Times New Roman"/>
+                <w:b w:val="false"/>
+                <w:bCs w:val="false"/>
+                <w:i w:val="false"/>
+                <w:iCs w:val="false"/>
+                <w:color w:val="111111"/>
+                <w:sz w:val="17"/>
+                <w:szCs w:val="17"/>
               </w:rPr>
               <w:t xml:space="preserve">Okulunda kütüphane olduğunu söylüyorsun.</w:t>
             </w:r>
@@ -4260,19 +4129,19 @@
           </w:tcPr>
           <w:p>
             <w:pPr>
-              <w:spacing w:after="0" w:line="270"/>
-              <w:jc w:val="center"/>
-            </w:pPr>
-            <w:r>
-              <w:rPr>
-                <w:rFonts w:ascii="Times New Roman" w:cs="Times New Roman" w:eastAsia="Times New Roman" w:hAnsi="Times New Roman"/>
-                <w:b w:val="false"/>
-                <w:bCs w:val="false"/>
-                <w:i w:val="false"/>
-                <w:iCs w:val="false"/>
-                <w:color w:val="111111"/>
-                <w:sz w:val="20"/>
-                <w:szCs w:val="20"/>
+              <w:spacing w:after="0" w:line="208"/>
+              <w:jc w:val="center"/>
+            </w:pPr>
+            <w:r>
+              <w:rPr>
+                <w:rFonts w:ascii="Times New Roman" w:cs="Times New Roman" w:eastAsia="Times New Roman" w:hAnsi="Times New Roman"/>
+                <w:b w:val="false"/>
+                <w:bCs w:val="false"/>
+                <w:i w:val="false"/>
+                <w:iCs w:val="false"/>
+                <w:color w:val="111111"/>
+                <w:sz w:val="17"/>
+                <w:szCs w:val="17"/>
               </w:rPr>
               <w:t xml:space="preserve">(       )</w:t>
             </w:r>
@@ -4294,7 +4163,7 @@
           </w:tcPr>
           <w:p>
             <w:pPr>
-              <w:spacing w:after="0" w:line="270"/>
+              <w:spacing w:after="0" w:line="208"/>
               <w:jc w:val="center"/>
             </w:pPr>
             <w:r>
@@ -4305,8 +4174,8 @@
                 <w:i w:val="false"/>
                 <w:iCs w:val="false"/>
                 <w:color w:val="111111"/>
-                <w:sz w:val="19"/>
-                <w:szCs w:val="19"/>
+                <w:sz w:val="16"/>
+                <w:szCs w:val="16"/>
               </w:rPr>
               <w:t xml:space="preserve">c)</w:t>
             </w:r>
@@ -4329,7 +4198,7 @@
           <w:p>
             <w:pPr>
               <w:bidi/>
-              <w:spacing w:after="0" w:line="320"/>
+              <w:spacing w:after="0" w:line="208"/>
             </w:pPr>
             <w:r>
               <w:rPr>
@@ -4337,8 +4206,8 @@
                 <w:b w:val="false"/>
                 <w:bCs w:val="false"/>
                 <w:color w:val="111111"/>
-                <w:sz w:val="28"/>
-                <w:szCs w:val="28"/>
+                <w:sz w:val="25"/>
+                <w:szCs w:val="25"/>
                 <w:rtl/>
               </w:rPr>
               <w:t xml:space="preserve">مَا هَذِهِ؟</w:t>
@@ -4348,7 +4217,7 @@
       </w:tr>
       <w:tr>
         <w:trPr>
-          <w:trHeight w:val="400" w:hRule="atLeast"/>
+          <w:trHeight w:val="248" w:hRule="atLeast"/>
         </w:trPr>
         <w:tc>
           <w:tcPr>
@@ -4366,7 +4235,7 @@
           </w:tcPr>
           <w:p>
             <w:pPr>
-              <w:spacing w:after="0" w:line="270"/>
+              <w:spacing w:after="0" w:line="208"/>
               <w:jc w:val="center"/>
             </w:pPr>
             <w:r>
@@ -4377,8 +4246,8 @@
                 <w:i w:val="false"/>
                 <w:iCs w:val="false"/>
                 <w:color w:val="111111"/>
-                <w:sz w:val="19"/>
-                <w:szCs w:val="19"/>
+                <w:sz w:val="16"/>
+                <w:szCs w:val="16"/>
               </w:rPr>
               <w:t xml:space="preserve">4.</w:t>
             </w:r>
@@ -4400,18 +4269,18 @@
           </w:tcPr>
           <w:p>
             <w:pPr>
-              <w:spacing w:after="0" w:line="270"/>
-            </w:pPr>
-            <w:r>
-              <w:rPr>
-                <w:rFonts w:ascii="Times New Roman" w:cs="Times New Roman" w:eastAsia="Times New Roman" w:hAnsi="Times New Roman"/>
-                <w:b w:val="false"/>
-                <w:bCs w:val="false"/>
-                <w:i w:val="false"/>
-                <w:iCs w:val="false"/>
-                <w:color w:val="111111"/>
-                <w:sz w:val="20"/>
-                <w:szCs w:val="20"/>
+              <w:spacing w:after="0" w:line="208"/>
+            </w:pPr>
+            <w:r>
+              <w:rPr>
+                <w:rFonts w:ascii="Times New Roman" w:cs="Times New Roman" w:eastAsia="Times New Roman" w:hAnsi="Times New Roman"/>
+                <w:b w:val="false"/>
+                <w:bCs w:val="false"/>
+                <w:i w:val="false"/>
+                <w:iCs w:val="false"/>
+                <w:color w:val="111111"/>
+                <w:sz w:val="17"/>
+                <w:szCs w:val="17"/>
               </w:rPr>
               <w:t xml:space="preserve">Bir erkeği tanıtıyorsun.</w:t>
             </w:r>
@@ -4430,19 +4299,19 @@
           </w:tcPr>
           <w:p>
             <w:pPr>
-              <w:spacing w:after="0" w:line="270"/>
-              <w:jc w:val="center"/>
-            </w:pPr>
-            <w:r>
-              <w:rPr>
-                <w:rFonts w:ascii="Times New Roman" w:cs="Times New Roman" w:eastAsia="Times New Roman" w:hAnsi="Times New Roman"/>
-                <w:b w:val="false"/>
-                <w:bCs w:val="false"/>
-                <w:i w:val="false"/>
-                <w:iCs w:val="false"/>
-                <w:color w:val="111111"/>
-                <w:sz w:val="20"/>
-                <w:szCs w:val="20"/>
+              <w:spacing w:after="0" w:line="208"/>
+              <w:jc w:val="center"/>
+            </w:pPr>
+            <w:r>
+              <w:rPr>
+                <w:rFonts w:ascii="Times New Roman" w:cs="Times New Roman" w:eastAsia="Times New Roman" w:hAnsi="Times New Roman"/>
+                <w:b w:val="false"/>
+                <w:bCs w:val="false"/>
+                <w:i w:val="false"/>
+                <w:iCs w:val="false"/>
+                <w:color w:val="111111"/>
+                <w:sz w:val="17"/>
+                <w:szCs w:val="17"/>
               </w:rPr>
               <w:t xml:space="preserve">(       )</w:t>
             </w:r>
@@ -4464,7 +4333,7 @@
           </w:tcPr>
           <w:p>
             <w:pPr>
-              <w:spacing w:after="0" w:line="270"/>
+              <w:spacing w:after="0" w:line="208"/>
               <w:jc w:val="center"/>
             </w:pPr>
             <w:r>
@@ -4475,8 +4344,8 @@
                 <w:i w:val="false"/>
                 <w:iCs w:val="false"/>
                 <w:color w:val="111111"/>
-                <w:sz w:val="19"/>
-                <w:szCs w:val="19"/>
+                <w:sz w:val="16"/>
+                <w:szCs w:val="16"/>
               </w:rPr>
               <w:t xml:space="preserve">d)</w:t>
             </w:r>
@@ -4499,7 +4368,7 @@
           <w:p>
             <w:pPr>
               <w:bidi/>
-              <w:spacing w:after="0" w:line="320"/>
+              <w:spacing w:after="0" w:line="208"/>
             </w:pPr>
             <w:r>
               <w:rPr>
@@ -4507,8 +4376,8 @@
                 <w:b w:val="false"/>
                 <w:bCs w:val="false"/>
                 <w:color w:val="111111"/>
-                <w:sz w:val="28"/>
-                <w:szCs w:val="28"/>
+                <w:sz w:val="25"/>
+                <w:szCs w:val="25"/>
                 <w:rtl/>
               </w:rPr>
               <w:t xml:space="preserve">فِي مَدْرَسَتِي مَكْتَبَةٌ.</w:t>
@@ -4518,7 +4387,7 @@
       </w:tr>
       <w:tr>
         <w:trPr>
-          <w:trHeight w:val="400" w:hRule="atLeast"/>
+          <w:trHeight w:val="248" w:hRule="atLeast"/>
         </w:trPr>
         <w:tc>
           <w:tcPr>
@@ -4536,7 +4405,7 @@
           </w:tcPr>
           <w:p>
             <w:pPr>
-              <w:spacing w:after="0" w:line="270"/>
+              <w:spacing w:after="0" w:line="208"/>
               <w:jc w:val="center"/>
             </w:pPr>
             <w:r>
@@ -4547,8 +4416,8 @@
                 <w:i w:val="false"/>
                 <w:iCs w:val="false"/>
                 <w:color w:val="111111"/>
-                <w:sz w:val="19"/>
-                <w:szCs w:val="19"/>
+                <w:sz w:val="16"/>
+                <w:szCs w:val="16"/>
               </w:rPr>
               <w:t xml:space="preserve">5.</w:t>
             </w:r>
@@ -4570,18 +4439,18 @@
           </w:tcPr>
           <w:p>
             <w:pPr>
-              <w:spacing w:after="0" w:line="270"/>
-            </w:pPr>
-            <w:r>
-              <w:rPr>
-                <w:rFonts w:ascii="Times New Roman" w:cs="Times New Roman" w:eastAsia="Times New Roman" w:hAnsi="Times New Roman"/>
-                <w:b w:val="false"/>
-                <w:bCs w:val="false"/>
-                <w:i w:val="false"/>
-                <w:iCs w:val="false"/>
-                <w:color w:val="111111"/>
-                <w:sz w:val="20"/>
-                <w:szCs w:val="20"/>
+              <w:spacing w:after="0" w:line="208"/>
+            </w:pPr>
+            <w:r>
+              <w:rPr>
+                <w:rFonts w:ascii="Times New Roman" w:cs="Times New Roman" w:eastAsia="Times New Roman" w:hAnsi="Times New Roman"/>
+                <w:b w:val="false"/>
+                <w:bCs w:val="false"/>
+                <w:i w:val="false"/>
+                <w:iCs w:val="false"/>
+                <w:color w:val="111111"/>
+                <w:sz w:val="17"/>
+                <w:szCs w:val="17"/>
               </w:rPr>
               <w:t xml:space="preserve">Sınıfta kaç öğrenci olduğunu soruyorsun.</w:t>
             </w:r>
@@ -4600,19 +4469,19 @@
           </w:tcPr>
           <w:p>
             <w:pPr>
-              <w:spacing w:after="0" w:line="270"/>
-              <w:jc w:val="center"/>
-            </w:pPr>
-            <w:r>
-              <w:rPr>
-                <w:rFonts w:ascii="Times New Roman" w:cs="Times New Roman" w:eastAsia="Times New Roman" w:hAnsi="Times New Roman"/>
-                <w:b w:val="false"/>
-                <w:bCs w:val="false"/>
-                <w:i w:val="false"/>
-                <w:iCs w:val="false"/>
-                <w:color w:val="111111"/>
-                <w:sz w:val="20"/>
-                <w:szCs w:val="20"/>
+              <w:spacing w:after="0" w:line="208"/>
+              <w:jc w:val="center"/>
+            </w:pPr>
+            <w:r>
+              <w:rPr>
+                <w:rFonts w:ascii="Times New Roman" w:cs="Times New Roman" w:eastAsia="Times New Roman" w:hAnsi="Times New Roman"/>
+                <w:b w:val="false"/>
+                <w:bCs w:val="false"/>
+                <w:i w:val="false"/>
+                <w:iCs w:val="false"/>
+                <w:color w:val="111111"/>
+                <w:sz w:val="17"/>
+                <w:szCs w:val="17"/>
               </w:rPr>
               <w:t xml:space="preserve">(       )</w:t>
             </w:r>
@@ -4634,7 +4503,7 @@
           </w:tcPr>
           <w:p>
             <w:pPr>
-              <w:spacing w:after="0" w:line="270"/>
+              <w:spacing w:after="0" w:line="208"/>
               <w:jc w:val="center"/>
             </w:pPr>
             <w:r>
@@ -4645,8 +4514,8 @@
                 <w:i w:val="false"/>
                 <w:iCs w:val="false"/>
                 <w:color w:val="111111"/>
-                <w:sz w:val="19"/>
-                <w:szCs w:val="19"/>
+                <w:sz w:val="16"/>
+                <w:szCs w:val="16"/>
               </w:rPr>
               <w:t xml:space="preserve">e)</w:t>
             </w:r>
@@ -4669,7 +4538,7 @@
           <w:p>
             <w:pPr>
               <w:bidi/>
-              <w:spacing w:after="0" w:line="320"/>
+              <w:spacing w:after="0" w:line="208"/>
             </w:pPr>
             <w:r>
               <w:rPr>
@@ -4677,8 +4546,8 @@
                 <w:b w:val="false"/>
                 <w:bCs w:val="false"/>
                 <w:color w:val="111111"/>
-                <w:sz w:val="28"/>
-                <w:szCs w:val="28"/>
+                <w:sz w:val="25"/>
+                <w:szCs w:val="25"/>
                 <w:rtl/>
               </w:rPr>
               <w:t xml:space="preserve">أَيُّ يَوْمٍ الْيَوْمُ؟</w:t>
@@ -4692,7 +4561,7 @@
         <w:tabs>
           <w:tab w:val="right" w:pos="9864"/>
         </w:tabs>
-        <w:spacing w:after="90" w:before="220" w:line="280"/>
+        <w:spacing w:after="27" w:before="66" w:line="208"/>
         <w:ind w:left="340" w:hanging="340"/>
       </w:pPr>
       <w:r>
@@ -4703,16 +4572,16 @@
           <w:i w:val="false"/>
           <w:iCs w:val="false"/>
           <w:color w:val="111111"/>
-          <w:sz w:val="21"/>
-          <w:szCs w:val="21"/>
+          <w:sz w:val="17"/>
+          <w:szCs w:val="17"/>
         </w:rPr>
         <w:t xml:space="preserve">5.</w:t>
       </w:r>
       <w:r>
         <w:rPr>
           <w:rFonts w:ascii="Times New Roman" w:cs="Times New Roman" w:eastAsia="Times New Roman" w:hAnsi="Times New Roman"/>
-          <w:sz w:val="21"/>
-          <w:szCs w:val="21"/>
+          <w:sz w:val="17"/>
+          <w:szCs w:val="17"/>
         </w:rPr>
         <w:tab/>
       </w:r>
@@ -4724,16 +4593,16 @@
           <w:i w:val="false"/>
           <w:iCs w:val="false"/>
           <w:color w:val="111111"/>
-          <w:sz w:val="21"/>
-          <w:szCs w:val="21"/>
+          <w:sz w:val="17"/>
+          <w:szCs w:val="17"/>
         </w:rPr>
         <w:t xml:space="preserve">Yukarıdaki okuma metnine göre boşlukları havuzdaki kelimelerle doldurunuz.</w:t>
       </w:r>
       <w:r>
         <w:rPr>
           <w:rFonts w:ascii="Times New Roman" w:cs="Times New Roman" w:eastAsia="Times New Roman" w:hAnsi="Times New Roman"/>
-          <w:sz w:val="21"/>
-          <w:szCs w:val="21"/>
+          <w:sz w:val="17"/>
+          <w:szCs w:val="17"/>
         </w:rPr>
         <w:tab/>
       </w:r>
@@ -4745,8 +4614,8 @@
           <w:i w:val="false"/>
           <w:iCs w:val="false"/>
           <w:color w:val="55636F"/>
-          <w:sz w:val="18"/>
-          <w:szCs w:val="18"/>
+          <w:sz w:val="15"/>
+          <w:szCs w:val="15"/>
         </w:rPr>
         <w:t xml:space="preserve">(10 puan)</w:t>
       </w:r>
@@ -4754,7 +4623,7 @@
     <w:p>
       <w:pPr>
         <w:keepNext w:val="false"/>
-        <w:spacing w:after="90" w:before="0" w:line="280"/>
+        <w:spacing w:after="27" w:before="0" w:line="208"/>
         <w:ind w:left="340"/>
       </w:pPr>
       <w:r>
@@ -4765,8 +4634,8 @@
           <w:i/>
           <w:iCs/>
           <w:color w:val="5B6772"/>
-          <w:sz w:val="18"/>
-          <w:szCs w:val="18"/>
+          <w:sz w:val="15"/>
+          <w:szCs w:val="15"/>
         </w:rPr>
         <w:t xml:space="preserve">Her doğru cevap 2 puandır.</w:t>
       </w:r>
@@ -4801,7 +4670,7 @@
           </w:tcPr>
           <w:p>
             <w:pPr>
-              <w:spacing w:after="50"/>
+              <w:spacing w:after="15"/>
             </w:pPr>
             <w:r>
               <w:rPr>
@@ -4811,8 +4680,8 @@
                 <w:i w:val="false"/>
                 <w:iCs w:val="false"/>
                 <w:color w:val="39454F"/>
-                <w:sz w:val="17"/>
-                <w:szCs w:val="17"/>
+                <w:sz w:val="14"/>
+                <w:szCs w:val="14"/>
               </w:rPr>
               <w:t xml:space="preserve">KELİME HAVUZU</w:t>
             </w:r>
@@ -4820,7 +4689,7 @@
           <w:p>
             <w:pPr>
               <w:bidi/>
-              <w:spacing w:after="0" w:line="360"/>
+              <w:spacing w:after="0" w:line="208"/>
               <w:jc w:val="center"/>
             </w:pPr>
             <w:r>
@@ -4829,8 +4698,8 @@
                 <w:b w:val="false"/>
                 <w:bCs w:val="false"/>
                 <w:color w:val="111111"/>
-                <w:sz w:val="30"/>
-                <w:szCs w:val="30"/>
+                <w:sz w:val="26"/>
+                <w:szCs w:val="26"/>
                 <w:rtl/>
               </w:rPr>
               <w:t xml:space="preserve">الثَّالِثِ   —   مَلْعَبٌ   —   ثَلَاثُونَ   —   الثَّامِنَةِ   —   فَاطِمَةُ</w:t>
@@ -4841,7 +4710,7 @@
     </w:tbl>
     <w:p>
       <w:pPr>
-        <w:spacing w:after="80"/>
+        <w:spacing w:after="24"/>
       </w:pPr>
       <w:r>
         <w:rPr>
@@ -4851,8 +4720,8 @@
           <w:i w:val="false"/>
           <w:iCs w:val="false"/>
           <w:color w:val="111111"/>
-          <w:sz w:val="21"/>
-          <w:szCs w:val="21"/>
+          <w:sz w:val="17"/>
+          <w:szCs w:val="17"/>
         </w:rPr>
         <w:t xml:space="preserve"/>
       </w:r>
@@ -4875,7 +4744,7 @@
       </w:tblGrid>
       <w:tr>
         <w:trPr>
-          <w:trHeight w:val="480" w:hRule="atLeast"/>
+          <w:trHeight w:val="297" w:hRule="atLeast"/>
         </w:trPr>
         <w:tc>
           <w:tcPr>
@@ -4893,7 +4762,7 @@
           </w:tcPr>
           <w:p>
             <w:pPr>
-              <w:spacing w:after="0" w:line="270"/>
+              <w:spacing w:after="0" w:line="208"/>
               <w:jc w:val="center"/>
             </w:pPr>
             <w:r>
@@ -4904,8 +4773,8 @@
                 <w:i w:val="false"/>
                 <w:iCs w:val="false"/>
                 <w:color w:val="111111"/>
-                <w:sz w:val="19"/>
-                <w:szCs w:val="19"/>
+                <w:sz w:val="16"/>
+                <w:szCs w:val="16"/>
               </w:rPr>
               <w:t xml:space="preserve">1.</w:t>
             </w:r>
@@ -4928,7 +4797,7 @@
           <w:p>
             <w:pPr>
               <w:bidi/>
-              <w:spacing w:after="0" w:line="320"/>
+              <w:spacing w:after="0" w:line="208"/>
             </w:pPr>
             <w:r>
               <w:rPr>
@@ -4936,8 +4805,8 @@
                 <w:b w:val="false"/>
                 <w:bCs w:val="false"/>
                 <w:color w:val="111111"/>
-                <w:sz w:val="28"/>
-                <w:szCs w:val="28"/>
+                <w:sz w:val="25"/>
+                <w:szCs w:val="25"/>
                 <w:rtl/>
               </w:rPr>
               <w:t xml:space="preserve">اَلْمَكْتَبَةُ فِي الطَّابِقِ ……………………… .</w:t>
@@ -4947,7 +4816,7 @@
       </w:tr>
       <w:tr>
         <w:trPr>
-          <w:trHeight w:val="480" w:hRule="atLeast"/>
+          <w:trHeight w:val="297" w:hRule="atLeast"/>
         </w:trPr>
         <w:tc>
           <w:tcPr>
@@ -4965,7 +4834,7 @@
           </w:tcPr>
           <w:p>
             <w:pPr>
-              <w:spacing w:after="0" w:line="270"/>
+              <w:spacing w:after="0" w:line="208"/>
               <w:jc w:val="center"/>
             </w:pPr>
             <w:r>
@@ -4976,8 +4845,8 @@
                 <w:i w:val="false"/>
                 <w:iCs w:val="false"/>
                 <w:color w:val="111111"/>
-                <w:sz w:val="19"/>
-                <w:szCs w:val="19"/>
+                <w:sz w:val="16"/>
+                <w:szCs w:val="16"/>
               </w:rPr>
               <w:t xml:space="preserve">2.</w:t>
             </w:r>
@@ -5000,7 +4869,7 @@
           <w:p>
             <w:pPr>
               <w:bidi/>
-              <w:spacing w:after="0" w:line="320"/>
+              <w:spacing w:after="0" w:line="208"/>
             </w:pPr>
             <w:r>
               <w:rPr>
@@ -5008,8 +4877,8 @@
                 <w:b w:val="false"/>
                 <w:bCs w:val="false"/>
                 <w:color w:val="111111"/>
-                <w:sz w:val="28"/>
-                <w:szCs w:val="28"/>
+                <w:sz w:val="25"/>
+                <w:szCs w:val="25"/>
                 <w:rtl/>
               </w:rPr>
               <w:t xml:space="preserve">خَلْفَ الْمَدْرَسَةِ ……………………… وَاسِعٌ.</w:t>
@@ -5019,7 +4888,7 @@
       </w:tr>
       <w:tr>
         <w:trPr>
-          <w:trHeight w:val="480" w:hRule="atLeast"/>
+          <w:trHeight w:val="297" w:hRule="atLeast"/>
         </w:trPr>
         <w:tc>
           <w:tcPr>
@@ -5037,7 +4906,7 @@
           </w:tcPr>
           <w:p>
             <w:pPr>
-              <w:spacing w:after="0" w:line="270"/>
+              <w:spacing w:after="0" w:line="208"/>
               <w:jc w:val="center"/>
             </w:pPr>
             <w:r>
@@ -5048,8 +4917,8 @@
                 <w:i w:val="false"/>
                 <w:iCs w:val="false"/>
                 <w:color w:val="111111"/>
-                <w:sz w:val="19"/>
-                <w:szCs w:val="19"/>
+                <w:sz w:val="16"/>
+                <w:szCs w:val="16"/>
               </w:rPr>
               <w:t xml:space="preserve">3.</w:t>
             </w:r>
@@ -5072,7 +4941,7 @@
           <w:p>
             <w:pPr>
               <w:bidi/>
-              <w:spacing w:after="0" w:line="320"/>
+              <w:spacing w:after="0" w:line="208"/>
             </w:pPr>
             <w:r>
               <w:rPr>
@@ -5080,8 +4949,8 @@
                 <w:b w:val="false"/>
                 <w:bCs w:val="false"/>
                 <w:color w:val="111111"/>
-                <w:sz w:val="28"/>
-                <w:szCs w:val="28"/>
+                <w:sz w:val="25"/>
+                <w:szCs w:val="25"/>
                 <w:rtl/>
               </w:rPr>
               <w:t xml:space="preserve">فِي الصَّفِّ ……………………… طَالِبَةً.</w:t>
@@ -5091,7 +4960,7 @@
       </w:tr>
       <w:tr>
         <w:trPr>
-          <w:trHeight w:val="480" w:hRule="atLeast"/>
+          <w:trHeight w:val="297" w:hRule="atLeast"/>
         </w:trPr>
         <w:tc>
           <w:tcPr>
@@ -5109,7 +4978,7 @@
           </w:tcPr>
           <w:p>
             <w:pPr>
-              <w:spacing w:after="0" w:line="270"/>
+              <w:spacing w:after="0" w:line="208"/>
               <w:jc w:val="center"/>
             </w:pPr>
             <w:r>
@@ -5120,8 +4989,8 @@
                 <w:i w:val="false"/>
                 <w:iCs w:val="false"/>
                 <w:color w:val="111111"/>
-                <w:sz w:val="19"/>
-                <w:szCs w:val="19"/>
+                <w:sz w:val="16"/>
+                <w:szCs w:val="16"/>
               </w:rPr>
               <w:t xml:space="preserve">4.</w:t>
             </w:r>
@@ -5144,7 +5013,7 @@
           <w:p>
             <w:pPr>
               <w:bidi/>
-              <w:spacing w:after="0" w:line="320"/>
+              <w:spacing w:after="0" w:line="208"/>
             </w:pPr>
             <w:r>
               <w:rPr>
@@ -5152,8 +5021,8 @@
                 <w:b w:val="false"/>
                 <w:bCs w:val="false"/>
                 <w:color w:val="111111"/>
-                <w:sz w:val="28"/>
-                <w:szCs w:val="28"/>
+                <w:sz w:val="25"/>
+                <w:szCs w:val="25"/>
                 <w:rtl/>
               </w:rPr>
               <w:t xml:space="preserve">اِسْمُ الْمُدَرِّسَةِ ……………………… .</w:t>
@@ -5163,7 +5032,7 @@
       </w:tr>
       <w:tr>
         <w:trPr>
-          <w:trHeight w:val="480" w:hRule="atLeast"/>
+          <w:trHeight w:val="297" w:hRule="atLeast"/>
         </w:trPr>
         <w:tc>
           <w:tcPr>
@@ -5181,7 +5050,7 @@
           </w:tcPr>
           <w:p>
             <w:pPr>
-              <w:spacing w:after="0" w:line="270"/>
+              <w:spacing w:after="0" w:line="208"/>
               <w:jc w:val="center"/>
             </w:pPr>
             <w:r>
@@ -5192,8 +5061,8 @@
                 <w:i w:val="false"/>
                 <w:iCs w:val="false"/>
                 <w:color w:val="111111"/>
-                <w:sz w:val="19"/>
-                <w:szCs w:val="19"/>
+                <w:sz w:val="16"/>
+                <w:szCs w:val="16"/>
               </w:rPr>
               <w:t xml:space="preserve">5.</w:t>
             </w:r>
@@ -5216,7 +5085,7 @@
           <w:p>
             <w:pPr>
               <w:bidi/>
-              <w:spacing w:after="0" w:line="320"/>
+              <w:spacing w:after="0" w:line="208"/>
             </w:pPr>
             <w:r>
               <w:rPr>
@@ -5224,8 +5093,8 @@
                 <w:b w:val="false"/>
                 <w:bCs w:val="false"/>
                 <w:color w:val="111111"/>
-                <w:sz w:val="28"/>
-                <w:szCs w:val="28"/>
+                <w:sz w:val="25"/>
+                <w:szCs w:val="25"/>
                 <w:rtl/>
               </w:rPr>
               <w:t xml:space="preserve">تَبْدَأُ الدِّرَاسَةُ فِي السَّاعَةِ ……………………… .</w:t>
@@ -5239,7 +5108,7 @@
         <w:tabs>
           <w:tab w:val="right" w:pos="9864"/>
         </w:tabs>
-        <w:spacing w:after="90" w:before="220" w:line="280"/>
+        <w:spacing w:after="27" w:before="66" w:line="208"/>
         <w:ind w:left="340" w:hanging="340"/>
       </w:pPr>
       <w:r>
@@ -5250,16 +5119,16 @@
           <w:i w:val="false"/>
           <w:iCs w:val="false"/>
           <w:color w:val="111111"/>
-          <w:sz w:val="21"/>
-          <w:szCs w:val="21"/>
+          <w:sz w:val="17"/>
+          <w:szCs w:val="17"/>
         </w:rPr>
         <w:t xml:space="preserve">6.</w:t>
       </w:r>
       <w:r>
         <w:rPr>
           <w:rFonts w:ascii="Times New Roman" w:cs="Times New Roman" w:eastAsia="Times New Roman" w:hAnsi="Times New Roman"/>
-          <w:sz w:val="21"/>
-          <w:szCs w:val="21"/>
+          <w:sz w:val="17"/>
+          <w:szCs w:val="17"/>
         </w:rPr>
         <w:tab/>
       </w:r>
@@ -5271,16 +5140,16 @@
           <w:i w:val="false"/>
           <w:iCs w:val="false"/>
           <w:color w:val="111111"/>
-          <w:sz w:val="21"/>
-          <w:szCs w:val="21"/>
+          <w:sz w:val="17"/>
+          <w:szCs w:val="17"/>
         </w:rPr>
         <w:t xml:space="preserve">Aşağıdaki kelimelerin sonundaki muttasıl zamirin Türkçe karşılığını yazınız.</w:t>
       </w:r>
       <w:r>
         <w:rPr>
           <w:rFonts w:ascii="Times New Roman" w:cs="Times New Roman" w:eastAsia="Times New Roman" w:hAnsi="Times New Roman"/>
-          <w:sz w:val="21"/>
-          <w:szCs w:val="21"/>
+          <w:sz w:val="17"/>
+          <w:szCs w:val="17"/>
         </w:rPr>
         <w:tab/>
       </w:r>
@@ -5292,8 +5161,8 @@
           <w:i w:val="false"/>
           <w:iCs w:val="false"/>
           <w:color w:val="55636F"/>
-          <w:sz w:val="18"/>
-          <w:szCs w:val="18"/>
+          <w:sz w:val="15"/>
+          <w:szCs w:val="15"/>
         </w:rPr>
         <w:t xml:space="preserve">(10 puan)</w:t>
       </w:r>
@@ -5301,7 +5170,7 @@
     <w:p>
       <w:pPr>
         <w:keepNext w:val="false"/>
-        <w:spacing w:after="90" w:before="0" w:line="280"/>
+        <w:spacing w:after="27" w:before="0" w:line="208"/>
         <w:ind w:left="340"/>
       </w:pPr>
       <w:r>
@@ -5312,8 +5181,8 @@
           <w:i/>
           <w:iCs/>
           <w:color w:val="5B6772"/>
-          <w:sz w:val="18"/>
-          <w:szCs w:val="18"/>
+          <w:sz w:val="15"/>
+          <w:szCs w:val="15"/>
         </w:rPr>
         <w:t xml:space="preserve">Her doğru cevap 2 puandır.</w:t>
       </w:r>
@@ -5353,7 +5222,7 @@
           </w:tcPr>
           <w:p>
             <w:pPr>
-              <w:spacing w:after="0" w:line="270"/>
+              <w:spacing w:after="0" w:line="208"/>
               <w:jc w:val="center"/>
             </w:pPr>
             <w:r>
@@ -5364,8 +5233,8 @@
                 <w:i w:val="false"/>
                 <w:iCs w:val="false"/>
                 <w:color w:val="111111"/>
-                <w:sz w:val="18"/>
-                <w:szCs w:val="18"/>
+                <w:sz w:val="15"/>
+                <w:szCs w:val="15"/>
               </w:rPr>
               <w:t xml:space="preserve">No</w:t>
             </w:r>
@@ -5385,7 +5254,7 @@
           </w:tcPr>
           <w:p>
             <w:pPr>
-              <w:spacing w:after="0" w:line="270"/>
+              <w:spacing w:after="0" w:line="208"/>
               <w:jc w:val="center"/>
             </w:pPr>
             <w:r>
@@ -5396,8 +5265,8 @@
                 <w:i w:val="false"/>
                 <w:iCs w:val="false"/>
                 <w:color w:val="111111"/>
-                <w:sz w:val="18"/>
-                <w:szCs w:val="18"/>
+                <w:sz w:val="15"/>
+                <w:szCs w:val="15"/>
               </w:rPr>
               <w:t xml:space="preserve">Kelime</w:t>
             </w:r>
@@ -5417,7 +5286,7 @@
           </w:tcPr>
           <w:p>
             <w:pPr>
-              <w:spacing w:after="0" w:line="270"/>
+              <w:spacing w:after="0" w:line="208"/>
               <w:jc w:val="center"/>
             </w:pPr>
             <w:r>
@@ -5428,8 +5297,8 @@
                 <w:i w:val="false"/>
                 <w:iCs w:val="false"/>
                 <w:color w:val="111111"/>
-                <w:sz w:val="18"/>
-                <w:szCs w:val="18"/>
+                <w:sz w:val="15"/>
+                <w:szCs w:val="15"/>
               </w:rPr>
               <w:t xml:space="preserve">Muttasıl zamirin anlamı</w:t>
             </w:r>
@@ -5438,7 +5307,7 @@
       </w:tr>
       <w:tr>
         <w:trPr>
-          <w:trHeight w:val="430" w:hRule="atLeast"/>
+          <w:trHeight w:val="266" w:hRule="atLeast"/>
         </w:trPr>
         <w:tc>
           <w:tcPr>
@@ -5453,19 +5322,19 @@
           </w:tcPr>
           <w:p>
             <w:pPr>
-              <w:spacing w:after="0" w:line="270"/>
-              <w:jc w:val="center"/>
-            </w:pPr>
-            <w:r>
-              <w:rPr>
-                <w:rFonts w:ascii="Times New Roman" w:cs="Times New Roman" w:eastAsia="Times New Roman" w:hAnsi="Times New Roman"/>
-                <w:b w:val="false"/>
-                <w:bCs w:val="false"/>
-                <w:i w:val="false"/>
-                <w:iCs w:val="false"/>
-                <w:color w:val="111111"/>
-                <w:sz w:val="19"/>
-                <w:szCs w:val="19"/>
+              <w:spacing w:after="0" w:line="208"/>
+              <w:jc w:val="center"/>
+            </w:pPr>
+            <w:r>
+              <w:rPr>
+                <w:rFonts w:ascii="Times New Roman" w:cs="Times New Roman" w:eastAsia="Times New Roman" w:hAnsi="Times New Roman"/>
+                <w:b w:val="false"/>
+                <w:bCs w:val="false"/>
+                <w:i w:val="false"/>
+                <w:iCs w:val="false"/>
+                <w:color w:val="111111"/>
+                <w:sz w:val="16"/>
+                <w:szCs w:val="16"/>
               </w:rPr>
               <w:t xml:space="preserve">1</w:t>
             </w:r>
@@ -5485,7 +5354,7 @@
           <w:p>
             <w:pPr>
               <w:bidi/>
-              <w:spacing w:after="0" w:line="320"/>
+              <w:spacing w:after="0" w:line="208"/>
             </w:pPr>
             <w:r>
               <w:rPr>
@@ -5493,8 +5362,8 @@
                 <w:b w:val="false"/>
                 <w:bCs w:val="false"/>
                 <w:color w:val="111111"/>
-                <w:sz w:val="30"/>
-                <w:szCs w:val="30"/>
+                <w:sz w:val="26"/>
+                <w:szCs w:val="26"/>
                 <w:rtl/>
               </w:rPr>
               <w:t xml:space="preserve">مَدْرَسَتُنَا</w:t>
@@ -5514,18 +5383,18 @@
           </w:tcPr>
           <w:p>
             <w:pPr>
-              <w:spacing w:after="0" w:line="270"/>
-            </w:pPr>
-            <w:r>
-              <w:rPr>
-                <w:rFonts w:ascii="Times New Roman" w:cs="Times New Roman" w:eastAsia="Times New Roman" w:hAnsi="Times New Roman"/>
-                <w:b w:val="false"/>
-                <w:bCs w:val="false"/>
-                <w:i w:val="false"/>
-                <w:iCs w:val="false"/>
-                <w:color w:val="111111"/>
-                <w:sz w:val="20"/>
-                <w:szCs w:val="20"/>
+              <w:spacing w:after="0" w:line="208"/>
+            </w:pPr>
+            <w:r>
+              <w:rPr>
+                <w:rFonts w:ascii="Times New Roman" w:cs="Times New Roman" w:eastAsia="Times New Roman" w:hAnsi="Times New Roman"/>
+                <w:b w:val="false"/>
+                <w:bCs w:val="false"/>
+                <w:i w:val="false"/>
+                <w:iCs w:val="false"/>
+                <w:color w:val="111111"/>
+                <w:sz w:val="17"/>
+                <w:szCs w:val="17"/>
               </w:rPr>
               <w:t xml:space="preserve"/>
             </w:r>
@@ -5534,7 +5403,7 @@
       </w:tr>
       <w:tr>
         <w:trPr>
-          <w:trHeight w:val="430" w:hRule="atLeast"/>
+          <w:trHeight w:val="266" w:hRule="atLeast"/>
         </w:trPr>
         <w:tc>
           <w:tcPr>
@@ -5549,19 +5418,19 @@
           </w:tcPr>
           <w:p>
             <w:pPr>
-              <w:spacing w:after="0" w:line="270"/>
-              <w:jc w:val="center"/>
-            </w:pPr>
-            <w:r>
-              <w:rPr>
-                <w:rFonts w:ascii="Times New Roman" w:cs="Times New Roman" w:eastAsia="Times New Roman" w:hAnsi="Times New Roman"/>
-                <w:b w:val="false"/>
-                <w:bCs w:val="false"/>
-                <w:i w:val="false"/>
-                <w:iCs w:val="false"/>
-                <w:color w:val="111111"/>
-                <w:sz w:val="19"/>
-                <w:szCs w:val="19"/>
+              <w:spacing w:after="0" w:line="208"/>
+              <w:jc w:val="center"/>
+            </w:pPr>
+            <w:r>
+              <w:rPr>
+                <w:rFonts w:ascii="Times New Roman" w:cs="Times New Roman" w:eastAsia="Times New Roman" w:hAnsi="Times New Roman"/>
+                <w:b w:val="false"/>
+                <w:bCs w:val="false"/>
+                <w:i w:val="false"/>
+                <w:iCs w:val="false"/>
+                <w:color w:val="111111"/>
+                <w:sz w:val="16"/>
+                <w:szCs w:val="16"/>
               </w:rPr>
               <w:t xml:space="preserve">2</w:t>
             </w:r>
@@ -5581,7 +5450,7 @@
           <w:p>
             <w:pPr>
               <w:bidi/>
-              <w:spacing w:after="0" w:line="320"/>
+              <w:spacing w:after="0" w:line="208"/>
             </w:pPr>
             <w:r>
               <w:rPr>
@@ -5589,8 +5458,8 @@
                 <w:b w:val="false"/>
                 <w:bCs w:val="false"/>
                 <w:color w:val="111111"/>
-                <w:sz w:val="30"/>
-                <w:szCs w:val="30"/>
+                <w:sz w:val="26"/>
+                <w:szCs w:val="26"/>
                 <w:rtl/>
               </w:rPr>
               <w:t xml:space="preserve">كِتَابُكِ</w:t>
@@ -5610,18 +5479,18 @@
           </w:tcPr>
           <w:p>
             <w:pPr>
-              <w:spacing w:after="0" w:line="270"/>
-            </w:pPr>
-            <w:r>
-              <w:rPr>
-                <w:rFonts w:ascii="Times New Roman" w:cs="Times New Roman" w:eastAsia="Times New Roman" w:hAnsi="Times New Roman"/>
-                <w:b w:val="false"/>
-                <w:bCs w:val="false"/>
-                <w:i w:val="false"/>
-                <w:iCs w:val="false"/>
-                <w:color w:val="111111"/>
-                <w:sz w:val="20"/>
-                <w:szCs w:val="20"/>
+              <w:spacing w:after="0" w:line="208"/>
+            </w:pPr>
+            <w:r>
+              <w:rPr>
+                <w:rFonts w:ascii="Times New Roman" w:cs="Times New Roman" w:eastAsia="Times New Roman" w:hAnsi="Times New Roman"/>
+                <w:b w:val="false"/>
+                <w:bCs w:val="false"/>
+                <w:i w:val="false"/>
+                <w:iCs w:val="false"/>
+                <w:color w:val="111111"/>
+                <w:sz w:val="17"/>
+                <w:szCs w:val="17"/>
               </w:rPr>
               <w:t xml:space="preserve"/>
             </w:r>
@@ -5630,7 +5499,7 @@
       </w:tr>
       <w:tr>
         <w:trPr>
-          <w:trHeight w:val="430" w:hRule="atLeast"/>
+          <w:trHeight w:val="266" w:hRule="atLeast"/>
         </w:trPr>
         <w:tc>
           <w:tcPr>
@@ -5645,19 +5514,19 @@
           </w:tcPr>
           <w:p>
             <w:pPr>
-              <w:spacing w:after="0" w:line="270"/>
-              <w:jc w:val="center"/>
-            </w:pPr>
-            <w:r>
-              <w:rPr>
-                <w:rFonts w:ascii="Times New Roman" w:cs="Times New Roman" w:eastAsia="Times New Roman" w:hAnsi="Times New Roman"/>
-                <w:b w:val="false"/>
-                <w:bCs w:val="false"/>
-                <w:i w:val="false"/>
-                <w:iCs w:val="false"/>
-                <w:color w:val="111111"/>
-                <w:sz w:val="19"/>
-                <w:szCs w:val="19"/>
+              <w:spacing w:after="0" w:line="208"/>
+              <w:jc w:val="center"/>
+            </w:pPr>
+            <w:r>
+              <w:rPr>
+                <w:rFonts w:ascii="Times New Roman" w:cs="Times New Roman" w:eastAsia="Times New Roman" w:hAnsi="Times New Roman"/>
+                <w:b w:val="false"/>
+                <w:bCs w:val="false"/>
+                <w:i w:val="false"/>
+                <w:iCs w:val="false"/>
+                <w:color w:val="111111"/>
+                <w:sz w:val="16"/>
+                <w:szCs w:val="16"/>
               </w:rPr>
               <w:t xml:space="preserve">3</w:t>
             </w:r>
@@ -5677,7 +5546,7 @@
           <w:p>
             <w:pPr>
               <w:bidi/>
-              <w:spacing w:after="0" w:line="320"/>
+              <w:spacing w:after="0" w:line="208"/>
             </w:pPr>
             <w:r>
               <w:rPr>
@@ -5685,8 +5554,8 @@
                 <w:b w:val="false"/>
                 <w:bCs w:val="false"/>
                 <w:color w:val="111111"/>
-                <w:sz w:val="30"/>
-                <w:szCs w:val="30"/>
+                <w:sz w:val="26"/>
+                <w:szCs w:val="26"/>
                 <w:rtl/>
               </w:rPr>
               <w:t xml:space="preserve">صَفُّهُمْ</w:t>
@@ -5706,18 +5575,18 @@
           </w:tcPr>
           <w:p>
             <w:pPr>
-              <w:spacing w:after="0" w:line="270"/>
-            </w:pPr>
-            <w:r>
-              <w:rPr>
-                <w:rFonts w:ascii="Times New Roman" w:cs="Times New Roman" w:eastAsia="Times New Roman" w:hAnsi="Times New Roman"/>
-                <w:b w:val="false"/>
-                <w:bCs w:val="false"/>
-                <w:i w:val="false"/>
-                <w:iCs w:val="false"/>
-                <w:color w:val="111111"/>
-                <w:sz w:val="20"/>
-                <w:szCs w:val="20"/>
+              <w:spacing w:after="0" w:line="208"/>
+            </w:pPr>
+            <w:r>
+              <w:rPr>
+                <w:rFonts w:ascii="Times New Roman" w:cs="Times New Roman" w:eastAsia="Times New Roman" w:hAnsi="Times New Roman"/>
+                <w:b w:val="false"/>
+                <w:bCs w:val="false"/>
+                <w:i w:val="false"/>
+                <w:iCs w:val="false"/>
+                <w:color w:val="111111"/>
+                <w:sz w:val="17"/>
+                <w:szCs w:val="17"/>
               </w:rPr>
               <w:t xml:space="preserve"/>
             </w:r>
@@ -5726,7 +5595,7 @@
       </w:tr>
       <w:tr>
         <w:trPr>
-          <w:trHeight w:val="430" w:hRule="atLeast"/>
+          <w:trHeight w:val="266" w:hRule="atLeast"/>
         </w:trPr>
         <w:tc>
           <w:tcPr>
@@ -5741,19 +5610,19 @@
           </w:tcPr>
           <w:p>
             <w:pPr>
-              <w:spacing w:after="0" w:line="270"/>
-              <w:jc w:val="center"/>
-            </w:pPr>
-            <w:r>
-              <w:rPr>
-                <w:rFonts w:ascii="Times New Roman" w:cs="Times New Roman" w:eastAsia="Times New Roman" w:hAnsi="Times New Roman"/>
-                <w:b w:val="false"/>
-                <w:bCs w:val="false"/>
-                <w:i w:val="false"/>
-                <w:iCs w:val="false"/>
-                <w:color w:val="111111"/>
-                <w:sz w:val="19"/>
-                <w:szCs w:val="19"/>
+              <w:spacing w:after="0" w:line="208"/>
+              <w:jc w:val="center"/>
+            </w:pPr>
+            <w:r>
+              <w:rPr>
+                <w:rFonts w:ascii="Times New Roman" w:cs="Times New Roman" w:eastAsia="Times New Roman" w:hAnsi="Times New Roman"/>
+                <w:b w:val="false"/>
+                <w:bCs w:val="false"/>
+                <w:i w:val="false"/>
+                <w:iCs w:val="false"/>
+                <w:color w:val="111111"/>
+                <w:sz w:val="16"/>
+                <w:szCs w:val="16"/>
               </w:rPr>
               <w:t xml:space="preserve">4</w:t>
             </w:r>
@@ -5773,7 +5642,7 @@
           <w:p>
             <w:pPr>
               <w:bidi/>
-              <w:spacing w:after="0" w:line="320"/>
+              <w:spacing w:after="0" w:line="208"/>
             </w:pPr>
             <w:r>
               <w:rPr>
@@ -5781,8 +5650,8 @@
                 <w:b w:val="false"/>
                 <w:bCs w:val="false"/>
                 <w:color w:val="111111"/>
-                <w:sz w:val="30"/>
-                <w:szCs w:val="30"/>
+                <w:sz w:val="26"/>
+                <w:szCs w:val="26"/>
                 <w:rtl/>
               </w:rPr>
               <w:t xml:space="preserve">حَقِيبَتِي</w:t>
@@ -5802,18 +5671,18 @@
           </w:tcPr>
           <w:p>
             <w:pPr>
-              <w:spacing w:after="0" w:line="270"/>
-            </w:pPr>
-            <w:r>
-              <w:rPr>
-                <w:rFonts w:ascii="Times New Roman" w:cs="Times New Roman" w:eastAsia="Times New Roman" w:hAnsi="Times New Roman"/>
-                <w:b w:val="false"/>
-                <w:bCs w:val="false"/>
-                <w:i w:val="false"/>
-                <w:iCs w:val="false"/>
-                <w:color w:val="111111"/>
-                <w:sz w:val="20"/>
-                <w:szCs w:val="20"/>
+              <w:spacing w:after="0" w:line="208"/>
+            </w:pPr>
+            <w:r>
+              <w:rPr>
+                <w:rFonts w:ascii="Times New Roman" w:cs="Times New Roman" w:eastAsia="Times New Roman" w:hAnsi="Times New Roman"/>
+                <w:b w:val="false"/>
+                <w:bCs w:val="false"/>
+                <w:i w:val="false"/>
+                <w:iCs w:val="false"/>
+                <w:color w:val="111111"/>
+                <w:sz w:val="17"/>
+                <w:szCs w:val="17"/>
               </w:rPr>
               <w:t xml:space="preserve"/>
             </w:r>
@@ -5822,7 +5691,7 @@
       </w:tr>
       <w:tr>
         <w:trPr>
-          <w:trHeight w:val="430" w:hRule="atLeast"/>
+          <w:trHeight w:val="266" w:hRule="atLeast"/>
         </w:trPr>
         <w:tc>
           <w:tcPr>
@@ -5837,19 +5706,19 @@
           </w:tcPr>
           <w:p>
             <w:pPr>
-              <w:spacing w:after="0" w:line="270"/>
-              <w:jc w:val="center"/>
-            </w:pPr>
-            <w:r>
-              <w:rPr>
-                <w:rFonts w:ascii="Times New Roman" w:cs="Times New Roman" w:eastAsia="Times New Roman" w:hAnsi="Times New Roman"/>
-                <w:b w:val="false"/>
-                <w:bCs w:val="false"/>
-                <w:i w:val="false"/>
-                <w:iCs w:val="false"/>
-                <w:color w:val="111111"/>
-                <w:sz w:val="19"/>
-                <w:szCs w:val="19"/>
+              <w:spacing w:after="0" w:line="208"/>
+              <w:jc w:val="center"/>
+            </w:pPr>
+            <w:r>
+              <w:rPr>
+                <w:rFonts w:ascii="Times New Roman" w:cs="Times New Roman" w:eastAsia="Times New Roman" w:hAnsi="Times New Roman"/>
+                <w:b w:val="false"/>
+                <w:bCs w:val="false"/>
+                <w:i w:val="false"/>
+                <w:iCs w:val="false"/>
+                <w:color w:val="111111"/>
+                <w:sz w:val="16"/>
+                <w:szCs w:val="16"/>
               </w:rPr>
               <w:t xml:space="preserve">5</w:t>
             </w:r>
@@ -5869,7 +5738,7 @@
           <w:p>
             <w:pPr>
               <w:bidi/>
-              <w:spacing w:after="0" w:line="320"/>
+              <w:spacing w:after="0" w:line="208"/>
             </w:pPr>
             <w:r>
               <w:rPr>
@@ -5877,8 +5746,8 @@
                 <w:b w:val="false"/>
                 <w:bCs w:val="false"/>
                 <w:color w:val="111111"/>
-                <w:sz w:val="30"/>
-                <w:szCs w:val="30"/>
+                <w:sz w:val="26"/>
+                <w:szCs w:val="26"/>
                 <w:rtl/>
               </w:rPr>
               <w:t xml:space="preserve">مُدَرِّسُهَا</w:t>
@@ -5898,18 +5767,18 @@
           </w:tcPr>
           <w:p>
             <w:pPr>
-              <w:spacing w:after="0" w:line="270"/>
-            </w:pPr>
-            <w:r>
-              <w:rPr>
-                <w:rFonts w:ascii="Times New Roman" w:cs="Times New Roman" w:eastAsia="Times New Roman" w:hAnsi="Times New Roman"/>
-                <w:b w:val="false"/>
-                <w:bCs w:val="false"/>
-                <w:i w:val="false"/>
-                <w:iCs w:val="false"/>
-                <w:color w:val="111111"/>
-                <w:sz w:val="20"/>
-                <w:szCs w:val="20"/>
+              <w:spacing w:after="0" w:line="208"/>
+            </w:pPr>
+            <w:r>
+              <w:rPr>
+                <w:rFonts w:ascii="Times New Roman" w:cs="Times New Roman" w:eastAsia="Times New Roman" w:hAnsi="Times New Roman"/>
+                <w:b w:val="false"/>
+                <w:bCs w:val="false"/>
+                <w:i w:val="false"/>
+                <w:iCs w:val="false"/>
+                <w:color w:val="111111"/>
+                <w:sz w:val="17"/>
+                <w:szCs w:val="17"/>
               </w:rPr>
               <w:t xml:space="preserve"/>
             </w:r>
@@ -5922,7 +5791,7 @@
         <w:tabs>
           <w:tab w:val="right" w:pos="9864"/>
         </w:tabs>
-        <w:spacing w:after="90" w:before="220" w:line="280"/>
+        <w:spacing w:after="27" w:before="66" w:line="208"/>
         <w:ind w:left="340" w:hanging="340"/>
       </w:pPr>
       <w:r>
@@ -5933,16 +5802,16 @@
           <w:i w:val="false"/>
           <w:iCs w:val="false"/>
           <w:color w:val="111111"/>
-          <w:sz w:val="21"/>
-          <w:szCs w:val="21"/>
+          <w:sz w:val="17"/>
+          <w:szCs w:val="17"/>
         </w:rPr>
         <w:t xml:space="preserve">7.</w:t>
       </w:r>
       <w:r>
         <w:rPr>
           <w:rFonts w:ascii="Times New Roman" w:cs="Times New Roman" w:eastAsia="Times New Roman" w:hAnsi="Times New Roman"/>
-          <w:sz w:val="21"/>
-          <w:szCs w:val="21"/>
+          <w:sz w:val="17"/>
+          <w:szCs w:val="17"/>
         </w:rPr>
         <w:tab/>
       </w:r>
@@ -5954,16 +5823,16 @@
           <w:i w:val="false"/>
           <w:iCs w:val="false"/>
           <w:color w:val="111111"/>
-          <w:sz w:val="21"/>
-          <w:szCs w:val="21"/>
+          <w:sz w:val="17"/>
+          <w:szCs w:val="17"/>
         </w:rPr>
         <w:t xml:space="preserve">Aşağıdaki soruları okuma metnine göre Arapça cevaplayınız.</w:t>
       </w:r>
       <w:r>
         <w:rPr>
           <w:rFonts w:ascii="Times New Roman" w:cs="Times New Roman" w:eastAsia="Times New Roman" w:hAnsi="Times New Roman"/>
-          <w:sz w:val="21"/>
-          <w:szCs w:val="21"/>
+          <w:sz w:val="17"/>
+          <w:szCs w:val="17"/>
         </w:rPr>
         <w:tab/>
       </w:r>
@@ -5975,8 +5844,8 @@
           <w:i w:val="false"/>
           <w:iCs w:val="false"/>
           <w:color w:val="55636F"/>
-          <w:sz w:val="18"/>
-          <w:szCs w:val="18"/>
+          <w:sz w:val="15"/>
+          <w:szCs w:val="15"/>
         </w:rPr>
         <w:t xml:space="preserve">(15 puan)</w:t>
       </w:r>
@@ -5984,7 +5853,7 @@
     <w:p>
       <w:pPr>
         <w:keepNext w:val="false"/>
-        <w:spacing w:after="90" w:before="0" w:line="280"/>
+        <w:spacing w:after="27" w:before="0" w:line="208"/>
         <w:ind w:left="340"/>
       </w:pPr>
       <w:r>
@@ -5995,8 +5864,8 @@
           <w:i/>
           <w:iCs/>
           <w:color w:val="5B6772"/>
-          <w:sz w:val="18"/>
-          <w:szCs w:val="18"/>
+          <w:sz w:val="15"/>
+          <w:szCs w:val="15"/>
         </w:rPr>
         <w:t xml:space="preserve">Her doğru cevap 3 puandır.</w:t>
       </w:r>
@@ -6036,7 +5905,7 @@
           </w:tcPr>
           <w:p>
             <w:pPr>
-              <w:spacing w:after="0" w:line="270"/>
+              <w:spacing w:after="0" w:line="208"/>
               <w:jc w:val="center"/>
             </w:pPr>
             <w:r>
@@ -6047,8 +5916,8 @@
                 <w:i w:val="false"/>
                 <w:iCs w:val="false"/>
                 <w:color w:val="111111"/>
-                <w:sz w:val="18"/>
-                <w:szCs w:val="18"/>
+                <w:sz w:val="15"/>
+                <w:szCs w:val="15"/>
               </w:rPr>
               <w:t xml:space="preserve">No</w:t>
             </w:r>
@@ -6068,7 +5937,7 @@
           </w:tcPr>
           <w:p>
             <w:pPr>
-              <w:spacing w:after="0" w:line="270"/>
+              <w:spacing w:after="0" w:line="208"/>
               <w:jc w:val="center"/>
             </w:pPr>
             <w:r>
@@ -6079,8 +5948,8 @@
                 <w:i w:val="false"/>
                 <w:iCs w:val="false"/>
                 <w:color w:val="111111"/>
-                <w:sz w:val="18"/>
-                <w:szCs w:val="18"/>
+                <w:sz w:val="15"/>
+                <w:szCs w:val="15"/>
               </w:rPr>
               <w:t xml:space="preserve">Soru</w:t>
             </w:r>
@@ -6100,7 +5969,7 @@
           </w:tcPr>
           <w:p>
             <w:pPr>
-              <w:spacing w:after="0" w:line="270"/>
+              <w:spacing w:after="0" w:line="208"/>
               <w:jc w:val="center"/>
             </w:pPr>
             <w:r>
@@ -6111,8 +5980,8 @@
                 <w:i w:val="false"/>
                 <w:iCs w:val="false"/>
                 <w:color w:val="111111"/>
-                <w:sz w:val="18"/>
-                <w:szCs w:val="18"/>
+                <w:sz w:val="15"/>
+                <w:szCs w:val="15"/>
               </w:rPr>
               <w:t xml:space="preserve">Arapça cevabın</w:t>
             </w:r>
@@ -6121,7 +5990,7 @@
       </w:tr>
       <w:tr>
         <w:trPr>
-          <w:trHeight w:val="520" w:hRule="atLeast"/>
+          <w:trHeight w:val="322" w:hRule="atLeast"/>
         </w:trPr>
         <w:tc>
           <w:tcPr>
@@ -6136,19 +6005,19 @@
           </w:tcPr>
           <w:p>
             <w:pPr>
-              <w:spacing w:after="0" w:line="270"/>
-              <w:jc w:val="center"/>
-            </w:pPr>
-            <w:r>
-              <w:rPr>
-                <w:rFonts w:ascii="Times New Roman" w:cs="Times New Roman" w:eastAsia="Times New Roman" w:hAnsi="Times New Roman"/>
-                <w:b w:val="false"/>
-                <w:bCs w:val="false"/>
-                <w:i w:val="false"/>
-                <w:iCs w:val="false"/>
-                <w:color w:val="111111"/>
-                <w:sz w:val="19"/>
-                <w:szCs w:val="19"/>
+              <w:spacing w:after="0" w:line="208"/>
+              <w:jc w:val="center"/>
+            </w:pPr>
+            <w:r>
+              <w:rPr>
+                <w:rFonts w:ascii="Times New Roman" w:cs="Times New Roman" w:eastAsia="Times New Roman" w:hAnsi="Times New Roman"/>
+                <w:b w:val="false"/>
+                <w:bCs w:val="false"/>
+                <w:i w:val="false"/>
+                <w:iCs w:val="false"/>
+                <w:color w:val="111111"/>
+                <w:sz w:val="16"/>
+                <w:szCs w:val="16"/>
               </w:rPr>
               <w:t xml:space="preserve">1</w:t>
             </w:r>
@@ -6167,18 +6036,18 @@
           </w:tcPr>
           <w:p>
             <w:pPr>
-              <w:spacing w:after="0" w:line="270"/>
-            </w:pPr>
-            <w:r>
-              <w:rPr>
-                <w:rFonts w:ascii="Times New Roman" w:cs="Times New Roman" w:eastAsia="Times New Roman" w:hAnsi="Times New Roman"/>
-                <w:b w:val="false"/>
-                <w:bCs w:val="false"/>
-                <w:i w:val="false"/>
-                <w:iCs w:val="false"/>
-                <w:color w:val="111111"/>
-                <w:sz w:val="20"/>
-                <w:szCs w:val="20"/>
+              <w:spacing w:after="0" w:line="208"/>
+            </w:pPr>
+            <w:r>
+              <w:rPr>
+                <w:rFonts w:ascii="Times New Roman" w:cs="Times New Roman" w:eastAsia="Times New Roman" w:hAnsi="Times New Roman"/>
+                <w:b w:val="false"/>
+                <w:bCs w:val="false"/>
+                <w:i w:val="false"/>
+                <w:iCs w:val="false"/>
+                <w:color w:val="111111"/>
+                <w:sz w:val="17"/>
+                <w:szCs w:val="17"/>
               </w:rPr>
               <w:t xml:space="preserve">Hüda kaçıncı sınıftadır?</w:t>
             </w:r>
@@ -6198,7 +6067,7 @@
           <w:p>
             <w:pPr>
               <w:bidi/>
-              <w:spacing w:after="0" w:line="320"/>
+              <w:spacing w:after="0" w:line="208"/>
             </w:pPr>
             <w:r>
               <w:rPr>
@@ -6206,8 +6075,8 @@
                 <w:b w:val="false"/>
                 <w:bCs w:val="false"/>
                 <w:color w:val="111111"/>
-                <w:sz w:val="28"/>
-                <w:szCs w:val="28"/>
+                <w:sz w:val="25"/>
+                <w:szCs w:val="25"/>
                 <w:rtl/>
               </w:rPr>
               <w:t xml:space="preserve"/>
@@ -6217,7 +6086,7 @@
       </w:tr>
       <w:tr>
         <w:trPr>
-          <w:trHeight w:val="520" w:hRule="atLeast"/>
+          <w:trHeight w:val="322" w:hRule="atLeast"/>
         </w:trPr>
         <w:tc>
           <w:tcPr>
@@ -6232,19 +6101,19 @@
           </w:tcPr>
           <w:p>
             <w:pPr>
-              <w:spacing w:after="0" w:line="270"/>
-              <w:jc w:val="center"/>
-            </w:pPr>
-            <w:r>
-              <w:rPr>
-                <w:rFonts w:ascii="Times New Roman" w:cs="Times New Roman" w:eastAsia="Times New Roman" w:hAnsi="Times New Roman"/>
-                <w:b w:val="false"/>
-                <w:bCs w:val="false"/>
-                <w:i w:val="false"/>
-                <w:iCs w:val="false"/>
-                <w:color w:val="111111"/>
-                <w:sz w:val="19"/>
-                <w:szCs w:val="19"/>
+              <w:spacing w:after="0" w:line="208"/>
+              <w:jc w:val="center"/>
+            </w:pPr>
+            <w:r>
+              <w:rPr>
+                <w:rFonts w:ascii="Times New Roman" w:cs="Times New Roman" w:eastAsia="Times New Roman" w:hAnsi="Times New Roman"/>
+                <w:b w:val="false"/>
+                <w:bCs w:val="false"/>
+                <w:i w:val="false"/>
+                <w:iCs w:val="false"/>
+                <w:color w:val="111111"/>
+                <w:sz w:val="16"/>
+                <w:szCs w:val="16"/>
               </w:rPr>
               <w:t xml:space="preserve">2</w:t>
             </w:r>
@@ -6263,18 +6132,18 @@
           </w:tcPr>
           <w:p>
             <w:pPr>
-              <w:spacing w:after="0" w:line="270"/>
-            </w:pPr>
-            <w:r>
-              <w:rPr>
-                <w:rFonts w:ascii="Times New Roman" w:cs="Times New Roman" w:eastAsia="Times New Roman" w:hAnsi="Times New Roman"/>
-                <w:b w:val="false"/>
-                <w:bCs w:val="false"/>
-                <w:i w:val="false"/>
-                <w:iCs w:val="false"/>
-                <w:color w:val="111111"/>
-                <w:sz w:val="20"/>
-                <w:szCs w:val="20"/>
+              <w:spacing w:after="0" w:line="208"/>
+            </w:pPr>
+            <w:r>
+              <w:rPr>
+                <w:rFonts w:ascii="Times New Roman" w:cs="Times New Roman" w:eastAsia="Times New Roman" w:hAnsi="Times New Roman"/>
+                <w:b w:val="false"/>
+                <w:bCs w:val="false"/>
+                <w:i w:val="false"/>
+                <w:iCs w:val="false"/>
+                <w:color w:val="111111"/>
+                <w:sz w:val="17"/>
+                <w:szCs w:val="17"/>
               </w:rPr>
               <w:t xml:space="preserve">Okul kaç katlıdır?</w:t>
             </w:r>
@@ -6294,7 +6163,7 @@
           <w:p>
             <w:pPr>
               <w:bidi/>
-              <w:spacing w:after="0" w:line="320"/>
+              <w:spacing w:after="0" w:line="208"/>
             </w:pPr>
             <w:r>
               <w:rPr>
@@ -6302,8 +6171,8 @@
                 <w:b w:val="false"/>
                 <w:bCs w:val="false"/>
                 <w:color w:val="111111"/>
-                <w:sz w:val="28"/>
-                <w:szCs w:val="28"/>
+                <w:sz w:val="25"/>
+                <w:szCs w:val="25"/>
                 <w:rtl/>
               </w:rPr>
               <w:t xml:space="preserve"/>
@@ -6313,7 +6182,7 @@
       </w:tr>
       <w:tr>
         <w:trPr>
-          <w:trHeight w:val="520" w:hRule="atLeast"/>
+          <w:trHeight w:val="322" w:hRule="atLeast"/>
         </w:trPr>
         <w:tc>
           <w:tcPr>
@@ -6328,19 +6197,19 @@
           </w:tcPr>
           <w:p>
             <w:pPr>
-              <w:spacing w:after="0" w:line="270"/>
-              <w:jc w:val="center"/>
-            </w:pPr>
-            <w:r>
-              <w:rPr>
-                <w:rFonts w:ascii="Times New Roman" w:cs="Times New Roman" w:eastAsia="Times New Roman" w:hAnsi="Times New Roman"/>
-                <w:b w:val="false"/>
-                <w:bCs w:val="false"/>
-                <w:i w:val="false"/>
-                <w:iCs w:val="false"/>
-                <w:color w:val="111111"/>
-                <w:sz w:val="19"/>
-                <w:szCs w:val="19"/>
+              <w:spacing w:after="0" w:line="208"/>
+              <w:jc w:val="center"/>
+            </w:pPr>
+            <w:r>
+              <w:rPr>
+                <w:rFonts w:ascii="Times New Roman" w:cs="Times New Roman" w:eastAsia="Times New Roman" w:hAnsi="Times New Roman"/>
+                <w:b w:val="false"/>
+                <w:bCs w:val="false"/>
+                <w:i w:val="false"/>
+                <w:iCs w:val="false"/>
+                <w:color w:val="111111"/>
+                <w:sz w:val="16"/>
+                <w:szCs w:val="16"/>
               </w:rPr>
               <w:t xml:space="preserve">3</w:t>
             </w:r>
@@ -6359,18 +6228,18 @@
           </w:tcPr>
           <w:p>
             <w:pPr>
-              <w:spacing w:after="0" w:line="270"/>
-            </w:pPr>
-            <w:r>
-              <w:rPr>
-                <w:rFonts w:ascii="Times New Roman" w:cs="Times New Roman" w:eastAsia="Times New Roman" w:hAnsi="Times New Roman"/>
-                <w:b w:val="false"/>
-                <w:bCs w:val="false"/>
-                <w:i w:val="false"/>
-                <w:iCs w:val="false"/>
-                <w:color w:val="111111"/>
-                <w:sz w:val="20"/>
-                <w:szCs w:val="20"/>
+              <w:spacing w:after="0" w:line="208"/>
+            </w:pPr>
+            <w:r>
+              <w:rPr>
+                <w:rFonts w:ascii="Times New Roman" w:cs="Times New Roman" w:eastAsia="Times New Roman" w:hAnsi="Times New Roman"/>
+                <w:b w:val="false"/>
+                <w:bCs w:val="false"/>
+                <w:i w:val="false"/>
+                <w:iCs w:val="false"/>
+                <w:color w:val="111111"/>
+                <w:sz w:val="17"/>
+                <w:szCs w:val="17"/>
               </w:rPr>
               <w:t xml:space="preserve">Birinci katta neler vardır?</w:t>
             </w:r>
@@ -6390,7 +6259,7 @@
           <w:p>
             <w:pPr>
               <w:bidi/>
-              <w:spacing w:after="0" w:line="320"/>
+              <w:spacing w:after="0" w:line="208"/>
             </w:pPr>
             <w:r>
               <w:rPr>
@@ -6398,8 +6267,8 @@
                 <w:b w:val="false"/>
                 <w:bCs w:val="false"/>
                 <w:color w:val="111111"/>
-                <w:sz w:val="28"/>
-                <w:szCs w:val="28"/>
+                <w:sz w:val="25"/>
+                <w:szCs w:val="25"/>
                 <w:rtl/>
               </w:rPr>
               <w:t xml:space="preserve"/>
@@ -6409,7 +6278,7 @@
       </w:tr>
       <w:tr>
         <w:trPr>
-          <w:trHeight w:val="520" w:hRule="atLeast"/>
+          <w:trHeight w:val="322" w:hRule="atLeast"/>
         </w:trPr>
         <w:tc>
           <w:tcPr>
@@ -6424,19 +6293,19 @@
           </w:tcPr>
           <w:p>
             <w:pPr>
-              <w:spacing w:after="0" w:line="270"/>
-              <w:jc w:val="center"/>
-            </w:pPr>
-            <w:r>
-              <w:rPr>
-                <w:rFonts w:ascii="Times New Roman" w:cs="Times New Roman" w:eastAsia="Times New Roman" w:hAnsi="Times New Roman"/>
-                <w:b w:val="false"/>
-                <w:bCs w:val="false"/>
-                <w:i w:val="false"/>
-                <w:iCs w:val="false"/>
-                <w:color w:val="111111"/>
-                <w:sz w:val="19"/>
-                <w:szCs w:val="19"/>
+              <w:spacing w:after="0" w:line="208"/>
+              <w:jc w:val="center"/>
+            </w:pPr>
+            <w:r>
+              <w:rPr>
+                <w:rFonts w:ascii="Times New Roman" w:cs="Times New Roman" w:eastAsia="Times New Roman" w:hAnsi="Times New Roman"/>
+                <w:b w:val="false"/>
+                <w:bCs w:val="false"/>
+                <w:i w:val="false"/>
+                <w:iCs w:val="false"/>
+                <w:color w:val="111111"/>
+                <w:sz w:val="16"/>
+                <w:szCs w:val="16"/>
               </w:rPr>
               <w:t xml:space="preserve">4</w:t>
             </w:r>
@@ -6455,18 +6324,18 @@
           </w:tcPr>
           <w:p>
             <w:pPr>
-              <w:spacing w:after="0" w:line="270"/>
-            </w:pPr>
-            <w:r>
-              <w:rPr>
-                <w:rFonts w:ascii="Times New Roman" w:cs="Times New Roman" w:eastAsia="Times New Roman" w:hAnsi="Times New Roman"/>
-                <w:b w:val="false"/>
-                <w:bCs w:val="false"/>
-                <w:i w:val="false"/>
-                <w:iCs w:val="false"/>
-                <w:color w:val="111111"/>
-                <w:sz w:val="20"/>
-                <w:szCs w:val="20"/>
+              <w:spacing w:after="0" w:line="208"/>
+            </w:pPr>
+            <w:r>
+              <w:rPr>
+                <w:rFonts w:ascii="Times New Roman" w:cs="Times New Roman" w:eastAsia="Times New Roman" w:hAnsi="Times New Roman"/>
+                <w:b w:val="false"/>
+                <w:bCs w:val="false"/>
+                <w:i w:val="false"/>
+                <w:iCs w:val="false"/>
+                <w:color w:val="111111"/>
+                <w:sz w:val="17"/>
+                <w:szCs w:val="17"/>
               </w:rPr>
               <w:t xml:space="preserve">Okulun arkasında ne vardır?</w:t>
             </w:r>
@@ -6486,7 +6355,7 @@
           <w:p>
             <w:pPr>
               <w:bidi/>
-              <w:spacing w:after="0" w:line="320"/>
+              <w:spacing w:after="0" w:line="208"/>
             </w:pPr>
             <w:r>
               <w:rPr>
@@ -6494,8 +6363,8 @@
                 <w:b w:val="false"/>
                 <w:bCs w:val="false"/>
                 <w:color w:val="111111"/>
-                <w:sz w:val="28"/>
-                <w:szCs w:val="28"/>
+                <w:sz w:val="25"/>
+                <w:szCs w:val="25"/>
                 <w:rtl/>
               </w:rPr>
               <w:t xml:space="preserve"/>
@@ -6505,7 +6374,7 @@
       </w:tr>
       <w:tr>
         <w:trPr>
-          <w:trHeight w:val="520" w:hRule="atLeast"/>
+          <w:trHeight w:val="322" w:hRule="atLeast"/>
         </w:trPr>
         <w:tc>
           <w:tcPr>
@@ -6520,19 +6389,19 @@
           </w:tcPr>
           <w:p>
             <w:pPr>
-              <w:spacing w:after="0" w:line="270"/>
-              <w:jc w:val="center"/>
-            </w:pPr>
-            <w:r>
-              <w:rPr>
-                <w:rFonts w:ascii="Times New Roman" w:cs="Times New Roman" w:eastAsia="Times New Roman" w:hAnsi="Times New Roman"/>
-                <w:b w:val="false"/>
-                <w:bCs w:val="false"/>
-                <w:i w:val="false"/>
-                <w:iCs w:val="false"/>
-                <w:color w:val="111111"/>
-                <w:sz w:val="19"/>
-                <w:szCs w:val="19"/>
+              <w:spacing w:after="0" w:line="208"/>
+              <w:jc w:val="center"/>
+            </w:pPr>
+            <w:r>
+              <w:rPr>
+                <w:rFonts w:ascii="Times New Roman" w:cs="Times New Roman" w:eastAsia="Times New Roman" w:hAnsi="Times New Roman"/>
+                <w:b w:val="false"/>
+                <w:bCs w:val="false"/>
+                <w:i w:val="false"/>
+                <w:iCs w:val="false"/>
+                <w:color w:val="111111"/>
+                <w:sz w:val="16"/>
+                <w:szCs w:val="16"/>
               </w:rPr>
               <w:t xml:space="preserve">5</w:t>
             </w:r>
@@ -6551,18 +6420,18 @@
           </w:tcPr>
           <w:p>
             <w:pPr>
-              <w:spacing w:after="0" w:line="270"/>
-            </w:pPr>
-            <w:r>
-              <w:rPr>
-                <w:rFonts w:ascii="Times New Roman" w:cs="Times New Roman" w:eastAsia="Times New Roman" w:hAnsi="Times New Roman"/>
-                <w:b w:val="false"/>
-                <w:bCs w:val="false"/>
-                <w:i w:val="false"/>
-                <w:iCs w:val="false"/>
-                <w:color w:val="111111"/>
-                <w:sz w:val="20"/>
-                <w:szCs w:val="20"/>
+              <w:spacing w:after="0" w:line="208"/>
+            </w:pPr>
+            <w:r>
+              <w:rPr>
+                <w:rFonts w:ascii="Times New Roman" w:cs="Times New Roman" w:eastAsia="Times New Roman" w:hAnsi="Times New Roman"/>
+                <w:b w:val="false"/>
+                <w:bCs w:val="false"/>
+                <w:i w:val="false"/>
+                <w:iCs w:val="false"/>
+                <w:color w:val="111111"/>
+                <w:sz w:val="17"/>
+                <w:szCs w:val="17"/>
               </w:rPr>
               <w:t xml:space="preserve">Ders saat kaçta başlar?</w:t>
             </w:r>
@@ -6582,7 +6451,7 @@
           <w:p>
             <w:pPr>
               <w:bidi/>
-              <w:spacing w:after="0" w:line="320"/>
+              <w:spacing w:after="0" w:line="208"/>
             </w:pPr>
             <w:r>
               <w:rPr>
@@ -6590,8 +6459,8 @@
                 <w:b w:val="false"/>
                 <w:bCs w:val="false"/>
                 <w:color w:val="111111"/>
-                <w:sz w:val="28"/>
-                <w:szCs w:val="28"/>
+                <w:sz w:val="25"/>
+                <w:szCs w:val="25"/>
                 <w:rtl/>
               </w:rPr>
               <w:t xml:space="preserve"/>
@@ -6605,7 +6474,7 @@
         <w:tabs>
           <w:tab w:val="right" w:pos="9864"/>
         </w:tabs>
-        <w:spacing w:after="90" w:before="220" w:line="280"/>
+        <w:spacing w:after="27" w:before="66" w:line="208"/>
         <w:ind w:left="340" w:hanging="340"/>
       </w:pPr>
       <w:r>
@@ -6616,16 +6485,16 @@
           <w:i w:val="false"/>
           <w:iCs w:val="false"/>
           <w:color w:val="111111"/>
-          <w:sz w:val="21"/>
-          <w:szCs w:val="21"/>
+          <w:sz w:val="17"/>
+          <w:szCs w:val="17"/>
         </w:rPr>
         <w:t xml:space="preserve">8.</w:t>
       </w:r>
       <w:r>
         <w:rPr>
           <w:rFonts w:ascii="Times New Roman" w:cs="Times New Roman" w:eastAsia="Times New Roman" w:hAnsi="Times New Roman"/>
-          <w:sz w:val="21"/>
-          <w:szCs w:val="21"/>
+          <w:sz w:val="17"/>
+          <w:szCs w:val="17"/>
         </w:rPr>
         <w:tab/>
       </w:r>
@@ -6637,16 +6506,16 @@
           <w:i w:val="false"/>
           <w:iCs w:val="false"/>
           <w:color w:val="111111"/>
-          <w:sz w:val="21"/>
-          <w:szCs w:val="21"/>
+          <w:sz w:val="17"/>
+          <w:szCs w:val="17"/>
         </w:rPr>
         <w:t xml:space="preserve">Başka bir okuldaki arkadaşınıza kendi okulunuzu ve ders programınızı tanıtan bir metin yazınız.</w:t>
       </w:r>
       <w:r>
         <w:rPr>
           <w:rFonts w:ascii="Times New Roman" w:cs="Times New Roman" w:eastAsia="Times New Roman" w:hAnsi="Times New Roman"/>
-          <w:sz w:val="21"/>
-          <w:szCs w:val="21"/>
+          <w:sz w:val="17"/>
+          <w:szCs w:val="17"/>
         </w:rPr>
         <w:tab/>
       </w:r>
@@ -6658,8 +6527,8 @@
           <w:i w:val="false"/>
           <w:iCs w:val="false"/>
           <w:color w:val="55636F"/>
-          <w:sz w:val="18"/>
-          <w:szCs w:val="18"/>
+          <w:sz w:val="15"/>
+          <w:szCs w:val="15"/>
         </w:rPr>
         <w:t xml:space="preserve">(15 puan)</w:t>
       </w:r>
@@ -6667,7 +6536,7 @@
     <w:p>
       <w:pPr>
         <w:keepNext w:val="false"/>
-        <w:spacing w:after="90" w:before="0" w:line="280"/>
+        <w:spacing w:after="27" w:before="0" w:line="208"/>
         <w:ind w:left="340"/>
       </w:pPr>
       <w:r>
@@ -6678,8 +6547,8 @@
           <w:i/>
           <w:iCs/>
           <w:color w:val="5B6772"/>
-          <w:sz w:val="18"/>
-          <w:szCs w:val="18"/>
+          <w:sz w:val="15"/>
+          <w:szCs w:val="15"/>
         </w:rPr>
         <w:t xml:space="preserve">En az sekiz cümle yazınız. Havuzdaki kelimelerden yararlanabilirsiniz.</w:t>
       </w:r>
@@ -6714,7 +6583,7 @@
           </w:tcPr>
           <w:p>
             <w:pPr>
-              <w:spacing w:after="50"/>
+              <w:spacing w:after="15"/>
             </w:pPr>
             <w:r>
               <w:rPr>
@@ -6724,8 +6593,8 @@
                 <w:i w:val="false"/>
                 <w:iCs w:val="false"/>
                 <w:color w:val="39454F"/>
-                <w:sz w:val="17"/>
-                <w:szCs w:val="17"/>
+                <w:sz w:val="14"/>
+                <w:szCs w:val="14"/>
               </w:rPr>
               <w:t xml:space="preserve">KELİME HAVUZU</w:t>
             </w:r>
@@ -6733,7 +6602,7 @@
           <w:p>
             <w:pPr>
               <w:bidi/>
-              <w:spacing w:after="0" w:line="360"/>
+              <w:spacing w:after="0" w:line="208"/>
               <w:jc w:val="center"/>
             </w:pPr>
             <w:r>
@@ -6742,8 +6611,8 @@
                 <w:b w:val="false"/>
                 <w:bCs w:val="false"/>
                 <w:color w:val="111111"/>
-                <w:sz w:val="30"/>
-                <w:szCs w:val="30"/>
+                <w:sz w:val="26"/>
+                <w:szCs w:val="26"/>
                 <w:rtl/>
               </w:rPr>
               <w:t xml:space="preserve">مَدْرَسَتِي   —   صَفِّي   —   اَلْمَكْتَبَةُ   —   اَلْمُخْتَبَرُ   —   دَرْسُ   —   يَوْمَ   —   أَمَامَ   —   خَلْفَ</w:t>
@@ -6754,7 +6623,7 @@
     </w:tbl>
     <w:p>
       <w:pPr>
-        <w:spacing w:after="80"/>
+        <w:spacing w:after="24"/>
       </w:pPr>
       <w:r>
         <w:rPr>
@@ -6764,8 +6633,8 @@
           <w:i w:val="false"/>
           <w:iCs w:val="false"/>
           <w:color w:val="111111"/>
-          <w:sz w:val="21"/>
-          <w:szCs w:val="21"/>
+          <w:sz w:val="17"/>
+          <w:szCs w:val="17"/>
         </w:rPr>
         <w:t xml:space="preserve"/>
       </w:r>
@@ -6776,7 +6645,7 @@
           <w:bottom w:val="dotted" w:color="97A4B1" w:sz="6"/>
         </w:pBdr>
         <w:bidi/>
-        <w:spacing w:after="210" w:line="300"/>
+        <w:spacing w:after="63" w:line="208"/>
       </w:pPr>
       <w:r>
         <w:rPr>
@@ -6786,8 +6655,30 @@
           <w:i w:val="false"/>
           <w:iCs w:val="false"/>
           <w:color w:val="111111"/>
-          <w:sz w:val="21"/>
-          <w:szCs w:val="21"/>
+          <w:sz w:val="17"/>
+          <w:szCs w:val="17"/>
+        </w:rPr>
+        <w:t xml:space="preserve"/>
+      </w:r>
+    </w:p>
+    <w:p>
+      <w:pPr>
+        <w:pBdr>
+          <w:bottom w:val="dotted" w:color="97A4B1" w:sz="6"/>
+        </w:pBdr>
+        <w:bidi/>
+        <w:spacing w:after="63" w:line="208"/>
+      </w:pPr>
+      <w:r>
+        <w:rPr>
+          <w:rFonts w:ascii="Times New Roman" w:cs="Times New Roman" w:eastAsia="Times New Roman" w:hAnsi="Times New Roman"/>
+          <w:b w:val="false"/>
+          <w:bCs w:val="false"/>
+          <w:i w:val="false"/>
+          <w:iCs w:val="false"/>
+          <w:color w:val="111111"/>
+          <w:sz w:val="17"/>
+          <w:szCs w:val="17"/>
         </w:rPr>
         <w:t xml:space="preserve"/>
       </w:r>
@@ -6798,7 +6689,7 @@
           <w:bottom w:val="dotted" w:color="96A3B0" w:sz="6"/>
         </w:pBdr>
         <w:bidi/>
-        <w:spacing w:after="210" w:line="300"/>
+        <w:spacing w:after="63" w:line="208"/>
       </w:pPr>
       <w:r>
         <w:rPr>
@@ -6808,19 +6699,15 @@
           <w:i w:val="false"/>
           <w:iCs w:val="false"/>
           <w:color w:val="111111"/>
-          <w:sz w:val="21"/>
-          <w:szCs w:val="21"/>
+          <w:sz w:val="17"/>
+          <w:szCs w:val="17"/>
         </w:rPr>
         <w:t xml:space="preserve"/>
       </w:r>
     </w:p>
     <w:p>
       <w:pPr>
-        <w:pBdr>
-          <w:bottom w:val="dotted" w:color="97A4B1" w:sz="6"/>
-        </w:pBdr>
-        <w:bidi/>
-        <w:spacing w:after="210" w:line="300"/>
+        <w:spacing w:after="54"/>
       </w:pPr>
       <w:r>
         <w:rPr>
@@ -6830,136 +6717,8 @@
           <w:i w:val="false"/>
           <w:iCs w:val="false"/>
           <w:color w:val="111111"/>
-          <w:sz w:val="21"/>
-          <w:szCs w:val="21"/>
-        </w:rPr>
-        <w:t xml:space="preserve"/>
-      </w:r>
-    </w:p>
-    <w:p>
-      <w:pPr>
-        <w:pBdr>
-          <w:bottom w:val="dotted" w:color="96A3B0" w:sz="6"/>
-        </w:pBdr>
-        <w:bidi/>
-        <w:spacing w:after="210" w:line="300"/>
-      </w:pPr>
-      <w:r>
-        <w:rPr>
-          <w:rFonts w:ascii="Times New Roman" w:cs="Times New Roman" w:eastAsia="Times New Roman" w:hAnsi="Times New Roman"/>
-          <w:b w:val="false"/>
-          <w:bCs w:val="false"/>
-          <w:i w:val="false"/>
-          <w:iCs w:val="false"/>
-          <w:color w:val="111111"/>
-          <w:sz w:val="21"/>
-          <w:szCs w:val="21"/>
-        </w:rPr>
-        <w:t xml:space="preserve"/>
-      </w:r>
-    </w:p>
-    <w:p>
-      <w:pPr>
-        <w:pBdr>
-          <w:bottom w:val="dotted" w:color="97A4B1" w:sz="6"/>
-        </w:pBdr>
-        <w:bidi/>
-        <w:spacing w:after="210" w:line="300"/>
-      </w:pPr>
-      <w:r>
-        <w:rPr>
-          <w:rFonts w:ascii="Times New Roman" w:cs="Times New Roman" w:eastAsia="Times New Roman" w:hAnsi="Times New Roman"/>
-          <w:b w:val="false"/>
-          <w:bCs w:val="false"/>
-          <w:i w:val="false"/>
-          <w:iCs w:val="false"/>
-          <w:color w:val="111111"/>
-          <w:sz w:val="21"/>
-          <w:szCs w:val="21"/>
-        </w:rPr>
-        <w:t xml:space="preserve"/>
-      </w:r>
-    </w:p>
-    <w:p>
-      <w:pPr>
-        <w:pBdr>
-          <w:bottom w:val="dotted" w:color="96A3B0" w:sz="6"/>
-        </w:pBdr>
-        <w:bidi/>
-        <w:spacing w:after="210" w:line="300"/>
-      </w:pPr>
-      <w:r>
-        <w:rPr>
-          <w:rFonts w:ascii="Times New Roman" w:cs="Times New Roman" w:eastAsia="Times New Roman" w:hAnsi="Times New Roman"/>
-          <w:b w:val="false"/>
-          <w:bCs w:val="false"/>
-          <w:i w:val="false"/>
-          <w:iCs w:val="false"/>
-          <w:color w:val="111111"/>
-          <w:sz w:val="21"/>
-          <w:szCs w:val="21"/>
-        </w:rPr>
-        <w:t xml:space="preserve"/>
-      </w:r>
-    </w:p>
-    <w:p>
-      <w:pPr>
-        <w:pBdr>
-          <w:bottom w:val="dotted" w:color="97A4B1" w:sz="6"/>
-        </w:pBdr>
-        <w:bidi/>
-        <w:spacing w:after="210" w:line="300"/>
-      </w:pPr>
-      <w:r>
-        <w:rPr>
-          <w:rFonts w:ascii="Times New Roman" w:cs="Times New Roman" w:eastAsia="Times New Roman" w:hAnsi="Times New Roman"/>
-          <w:b w:val="false"/>
-          <w:bCs w:val="false"/>
-          <w:i w:val="false"/>
-          <w:iCs w:val="false"/>
-          <w:color w:val="111111"/>
-          <w:sz w:val="21"/>
-          <w:szCs w:val="21"/>
-        </w:rPr>
-        <w:t xml:space="preserve"/>
-      </w:r>
-    </w:p>
-    <w:p>
-      <w:pPr>
-        <w:pBdr>
-          <w:bottom w:val="dotted" w:color="96A3B0" w:sz="6"/>
-        </w:pBdr>
-        <w:bidi/>
-        <w:spacing w:after="210" w:line="300"/>
-      </w:pPr>
-      <w:r>
-        <w:rPr>
-          <w:rFonts w:ascii="Times New Roman" w:cs="Times New Roman" w:eastAsia="Times New Roman" w:hAnsi="Times New Roman"/>
-          <w:b w:val="false"/>
-          <w:bCs w:val="false"/>
-          <w:i w:val="false"/>
-          <w:iCs w:val="false"/>
-          <w:color w:val="111111"/>
-          <w:sz w:val="21"/>
-          <w:szCs w:val="21"/>
-        </w:rPr>
-        <w:t xml:space="preserve"/>
-      </w:r>
-    </w:p>
-    <w:p>
-      <w:pPr>
-        <w:spacing w:after="180"/>
-      </w:pPr>
-      <w:r>
-        <w:rPr>
-          <w:rFonts w:ascii="Times New Roman" w:cs="Times New Roman" w:eastAsia="Times New Roman" w:hAnsi="Times New Roman"/>
-          <w:b w:val="false"/>
-          <w:bCs w:val="false"/>
-          <w:i w:val="false"/>
-          <w:iCs w:val="false"/>
-          <w:color w:val="111111"/>
-          <w:sz w:val="21"/>
-          <w:szCs w:val="21"/>
+          <w:sz w:val="17"/>
+          <w:szCs w:val="17"/>
         </w:rPr>
         <w:t xml:space="preserve"/>
       </w:r>
@@ -6967,7 +6726,7 @@
     <w:p>
       <w:pPr>
         <w:keepNext w:val="false"/>
-        <w:spacing w:after="70" w:before="0" w:line="280"/>
+        <w:spacing w:after="21" w:before="0" w:line="208"/>
         <w:jc w:val="center"/>
       </w:pPr>
       <w:r>
@@ -6978,8 +6737,8 @@
           <w:i/>
           <w:iCs/>
           <w:color w:val="5B6772"/>
-          <w:sz w:val="19"/>
-          <w:szCs w:val="19"/>
+          <w:sz w:val="16"/>
+          <w:szCs w:val="16"/>
         </w:rPr>
         <w:t xml:space="preserve">Başarılar dilerim.</w:t>
       </w:r>
@@ -6987,7 +6746,7 @@
     <w:p>
       <w:pPr>
         <w:keepNext w:val="false"/>
-        <w:spacing w:after="70" w:before="0" w:line="280"/>
+        <w:spacing w:after="21" w:before="0" w:line="208"/>
         <w:jc w:val="center"/>
       </w:pPr>
       <w:r>
@@ -6998,8 +6757,8 @@
           <w:i w:val="false"/>
           <w:iCs w:val="false"/>
           <w:color w:val="5B6772"/>
-          <w:sz w:val="18"/>
-          <w:szCs w:val="18"/>
+          <w:sz w:val="15"/>
+          <w:szCs w:val="15"/>
         </w:rPr>
         <w:t xml:space="preserve">Arapça Öğretmeni</w:t>
       </w:r>
@@ -7014,7 +6773,7 @@
         <w:pBdr>
           <w:bottom w:val="single" w:color="3F4C58" w:sz="8"/>
         </w:pBdr>
-        <w:spacing w:after="40"/>
+        <w:spacing w:after="12"/>
         <w:jc w:val="center"/>
       </w:pPr>
       <w:r>
@@ -7025,8 +6784,8 @@
           <w:i w:val="false"/>
           <w:iCs w:val="false"/>
           <w:color w:val="15222E"/>
-          <w:sz w:val="24"/>
-          <w:szCs w:val="24"/>
+          <w:sz w:val="20"/>
+          <w:szCs w:val="20"/>
         </w:rPr>
         <w:t xml:space="preserve">CEVAP ANAHTARI VE PUANLAMA</w:t>
       </w:r>
@@ -7034,7 +6793,7 @@
     <w:p>
       <w:pPr>
         <w:keepNext w:val="false"/>
-        <w:spacing w:after="160" w:before="0" w:line="280"/>
+        <w:spacing w:after="48" w:before="0" w:line="208"/>
         <w:jc w:val="center"/>
       </w:pPr>
       <w:r>
@@ -7045,8 +6804,8 @@
           <w:i/>
           <w:iCs/>
           <w:color w:val="5B6772"/>
-          <w:sz w:val="18"/>
-          <w:szCs w:val="18"/>
+          <w:sz w:val="15"/>
+          <w:szCs w:val="15"/>
         </w:rPr>
         <w:t xml:space="preserve">9. Sınıf · 1. Dönem 2. Yazılı · Beceri temelli · 1-2. Tema</w:t>
       </w:r>
@@ -7054,7 +6813,7 @@
     <w:p>
       <w:pPr>
         <w:keepNext w:val="false"/>
-        <w:spacing w:after="180" w:before="0" w:line="280"/>
+        <w:spacing w:after="54" w:before="0" w:line="208"/>
         <w:jc w:val="center"/>
       </w:pPr>
       <w:r>
@@ -7065,8 +6824,8 @@
           <w:i/>
           <w:iCs/>
           <w:color w:val="8A97A3"/>
-          <w:sz w:val="16"/>
-          <w:szCs w:val="16"/>
+          <w:sz w:val="13"/>
+          <w:szCs w:val="13"/>
         </w:rPr>
         <w:t xml:space="preserve">Bu sayfa öğrenciye verilmez.</w:t>
       </w:r>
@@ -7106,7 +6865,7 @@
           </w:tcPr>
           <w:p>
             <w:pPr>
-              <w:spacing w:after="0" w:line="270"/>
+              <w:spacing w:after="0" w:line="208"/>
               <w:jc w:val="center"/>
             </w:pPr>
             <w:r>
@@ -7117,8 +6876,8 @@
                 <w:i w:val="false"/>
                 <w:iCs w:val="false"/>
                 <w:color w:val="111111"/>
-                <w:sz w:val="18"/>
-                <w:szCs w:val="18"/>
+                <w:sz w:val="15"/>
+                <w:szCs w:val="15"/>
               </w:rPr>
               <w:t xml:space="preserve">Soru</w:t>
             </w:r>
@@ -7138,7 +6897,7 @@
           </w:tcPr>
           <w:p>
             <w:pPr>
-              <w:spacing w:after="0" w:line="270"/>
+              <w:spacing w:after="0" w:line="208"/>
               <w:jc w:val="center"/>
             </w:pPr>
             <w:r>
@@ -7149,8 +6908,8 @@
                 <w:i w:val="false"/>
                 <w:iCs w:val="false"/>
                 <w:color w:val="111111"/>
-                <w:sz w:val="18"/>
-                <w:szCs w:val="18"/>
+                <w:sz w:val="15"/>
+                <w:szCs w:val="15"/>
               </w:rPr>
               <w:t xml:space="preserve">Puan</w:t>
             </w:r>
@@ -7170,7 +6929,7 @@
           </w:tcPr>
           <w:p>
             <w:pPr>
-              <w:spacing w:after="0" w:line="270"/>
+              <w:spacing w:after="0" w:line="208"/>
               <w:jc w:val="center"/>
             </w:pPr>
             <w:r>
@@ -7181,8 +6940,8 @@
                 <w:i w:val="false"/>
                 <w:iCs w:val="false"/>
                 <w:color w:val="111111"/>
-                <w:sz w:val="18"/>
-                <w:szCs w:val="18"/>
+                <w:sz w:val="15"/>
+                <w:szCs w:val="15"/>
               </w:rPr>
               <w:t xml:space="preserve">Cevap</w:t>
             </w:r>
@@ -7203,7 +6962,7 @@
           </w:tcPr>
           <w:p>
             <w:pPr>
-              <w:spacing w:after="0" w:line="270"/>
+              <w:spacing w:after="0" w:line="208"/>
               <w:jc w:val="center"/>
             </w:pPr>
             <w:r>
@@ -7214,8 +6973,8 @@
                 <w:i w:val="false"/>
                 <w:iCs w:val="false"/>
                 <w:color w:val="111111"/>
-                <w:sz w:val="19"/>
-                <w:szCs w:val="19"/>
+                <w:sz w:val="16"/>
+                <w:szCs w:val="16"/>
               </w:rPr>
               <w:t xml:space="preserve">1</w:t>
             </w:r>
@@ -7234,19 +6993,19 @@
           </w:tcPr>
           <w:p>
             <w:pPr>
-              <w:spacing w:after="0" w:line="270"/>
-              <w:jc w:val="center"/>
-            </w:pPr>
-            <w:r>
-              <w:rPr>
-                <w:rFonts w:ascii="Times New Roman" w:cs="Times New Roman" w:eastAsia="Times New Roman" w:hAnsi="Times New Roman"/>
-                <w:b w:val="false"/>
-                <w:bCs w:val="false"/>
-                <w:i w:val="false"/>
-                <w:iCs w:val="false"/>
-                <w:color w:val="111111"/>
-                <w:sz w:val="19"/>
-                <w:szCs w:val="19"/>
+              <w:spacing w:after="0" w:line="208"/>
+              <w:jc w:val="center"/>
+            </w:pPr>
+            <w:r>
+              <w:rPr>
+                <w:rFonts w:ascii="Times New Roman" w:cs="Times New Roman" w:eastAsia="Times New Roman" w:hAnsi="Times New Roman"/>
+                <w:b w:val="false"/>
+                <w:bCs w:val="false"/>
+                <w:i w:val="false"/>
+                <w:iCs w:val="false"/>
+                <w:color w:val="111111"/>
+                <w:sz w:val="16"/>
+                <w:szCs w:val="16"/>
               </w:rPr>
               <w:t xml:space="preserve">15</w:t>
             </w:r>
@@ -7265,36 +7024,36 @@
           </w:tcPr>
           <w:p>
             <w:pPr>
-              <w:spacing w:after="0" w:line="270"/>
-            </w:pPr>
-            <w:r>
-              <w:rPr>
-                <w:rFonts w:ascii="Times New Roman" w:cs="Times New Roman" w:eastAsia="Times New Roman" w:hAnsi="Times New Roman"/>
-                <w:b w:val="false"/>
-                <w:bCs w:val="false"/>
-                <w:i w:val="false"/>
-                <w:iCs w:val="false"/>
-                <w:color w:val="111111"/>
-                <w:sz w:val="19"/>
-                <w:szCs w:val="19"/>
+              <w:spacing w:after="0" w:line="208"/>
+            </w:pPr>
+            <w:r>
+              <w:rPr>
+                <w:rFonts w:ascii="Times New Roman" w:cs="Times New Roman" w:eastAsia="Times New Roman" w:hAnsi="Times New Roman"/>
+                <w:b w:val="false"/>
+                <w:bCs w:val="false"/>
+                <w:i w:val="false"/>
+                <w:iCs w:val="false"/>
+                <w:color w:val="111111"/>
+                <w:sz w:val="16"/>
+                <w:szCs w:val="16"/>
               </w:rPr>
               <w:t xml:space="preserve">a) C   ·   b) B   ·   c) A   (her biri 4 puan)</w:t>
             </w:r>
           </w:p>
           <w:p>
             <w:pPr>
-              <w:spacing w:after="0" w:line="270"/>
-            </w:pPr>
-            <w:r>
-              <w:rPr>
-                <w:rFonts w:ascii="Times New Roman" w:cs="Times New Roman" w:eastAsia="Times New Roman" w:hAnsi="Times New Roman"/>
-                <w:b w:val="false"/>
-                <w:bCs w:val="false"/>
-                <w:i w:val="false"/>
-                <w:iCs w:val="false"/>
-                <w:color w:val="111111"/>
-                <w:sz w:val="19"/>
-                <w:szCs w:val="19"/>
+              <w:spacing w:after="0" w:line="208"/>
+            </w:pPr>
+            <w:r>
+              <w:rPr>
+                <w:rFonts w:ascii="Times New Roman" w:cs="Times New Roman" w:eastAsia="Times New Roman" w:hAnsi="Times New Roman"/>
+                <w:b w:val="false"/>
+                <w:bCs w:val="false"/>
+                <w:i w:val="false"/>
+                <w:iCs w:val="false"/>
+                <w:color w:val="111111"/>
+                <w:sz w:val="16"/>
+                <w:szCs w:val="16"/>
               </w:rPr>
               <w:t xml:space="preserve">d) Örnek: مَدْرَسَتِي كَبِيرَةٌ وَنَظِيفَةٌ. فِيهَا مَكْتَبَةٌ وَمُخْتَبَرٌ. (3 puan)</w:t>
             </w:r>
@@ -7315,7 +7074,7 @@
           </w:tcPr>
           <w:p>
             <w:pPr>
-              <w:spacing w:after="0" w:line="270"/>
+              <w:spacing w:after="0" w:line="208"/>
               <w:jc w:val="center"/>
             </w:pPr>
             <w:r>
@@ -7326,8 +7085,8 @@
                 <w:i w:val="false"/>
                 <w:iCs w:val="false"/>
                 <w:color w:val="111111"/>
-                <w:sz w:val="19"/>
-                <w:szCs w:val="19"/>
+                <w:sz w:val="16"/>
+                <w:szCs w:val="16"/>
               </w:rPr>
               <w:t xml:space="preserve">2</w:t>
             </w:r>
@@ -7346,19 +7105,19 @@
           </w:tcPr>
           <w:p>
             <w:pPr>
-              <w:spacing w:after="0" w:line="270"/>
-              <w:jc w:val="center"/>
-            </w:pPr>
-            <w:r>
-              <w:rPr>
-                <w:rFonts w:ascii="Times New Roman" w:cs="Times New Roman" w:eastAsia="Times New Roman" w:hAnsi="Times New Roman"/>
-                <w:b w:val="false"/>
-                <w:bCs w:val="false"/>
-                <w:i w:val="false"/>
-                <w:iCs w:val="false"/>
-                <w:color w:val="111111"/>
-                <w:sz w:val="19"/>
-                <w:szCs w:val="19"/>
+              <w:spacing w:after="0" w:line="208"/>
+              <w:jc w:val="center"/>
+            </w:pPr>
+            <w:r>
+              <w:rPr>
+                <w:rFonts w:ascii="Times New Roman" w:cs="Times New Roman" w:eastAsia="Times New Roman" w:hAnsi="Times New Roman"/>
+                <w:b w:val="false"/>
+                <w:bCs w:val="false"/>
+                <w:i w:val="false"/>
+                <w:iCs w:val="false"/>
+                <w:color w:val="111111"/>
+                <w:sz w:val="16"/>
+                <w:szCs w:val="16"/>
               </w:rPr>
               <w:t xml:space="preserve">10</w:t>
             </w:r>
@@ -7377,54 +7136,54 @@
           </w:tcPr>
           <w:p>
             <w:pPr>
-              <w:spacing w:after="0" w:line="270"/>
-            </w:pPr>
-            <w:r>
-              <w:rPr>
-                <w:rFonts w:ascii="Times New Roman" w:cs="Times New Roman" w:eastAsia="Times New Roman" w:hAnsi="Times New Roman"/>
-                <w:b w:val="false"/>
-                <w:bCs w:val="false"/>
-                <w:i w:val="false"/>
-                <w:iCs w:val="false"/>
-                <w:color w:val="111111"/>
-                <w:sz w:val="19"/>
-                <w:szCs w:val="19"/>
+              <w:spacing w:after="0" w:line="208"/>
+            </w:pPr>
+            <w:r>
+              <w:rPr>
+                <w:rFonts w:ascii="Times New Roman" w:cs="Times New Roman" w:eastAsia="Times New Roman" w:hAnsi="Times New Roman"/>
+                <w:b w:val="false"/>
+                <w:bCs w:val="false"/>
+                <w:i w:val="false"/>
+                <w:iCs w:val="false"/>
+                <w:color w:val="111111"/>
+                <w:sz w:val="16"/>
+                <w:szCs w:val="16"/>
               </w:rPr>
               <w:t xml:space="preserve">DİNLEME METNİ (iki kez okunur):</w:t>
             </w:r>
           </w:p>
           <w:p>
             <w:pPr>
-              <w:spacing w:after="0" w:line="270"/>
-            </w:pPr>
-            <w:r>
-              <w:rPr>
-                <w:rFonts w:ascii="Times New Roman" w:cs="Times New Roman" w:eastAsia="Times New Roman" w:hAnsi="Times New Roman"/>
-                <w:b w:val="false"/>
-                <w:bCs w:val="false"/>
-                <w:i w:val="false"/>
-                <w:iCs w:val="false"/>
-                <w:color w:val="111111"/>
-                <w:sz w:val="19"/>
-                <w:szCs w:val="19"/>
+              <w:spacing w:after="0" w:line="208"/>
+            </w:pPr>
+            <w:r>
+              <w:rPr>
+                <w:rFonts w:ascii="Times New Roman" w:cs="Times New Roman" w:eastAsia="Times New Roman" w:hAnsi="Times New Roman"/>
+                <w:b w:val="false"/>
+                <w:bCs w:val="false"/>
+                <w:i w:val="false"/>
+                <w:iCs w:val="false"/>
+                <w:color w:val="111111"/>
+                <w:sz w:val="16"/>
+                <w:szCs w:val="16"/>
               </w:rPr>
               <w:t xml:space="preserve">هَذِهِ مَدْرَسَتُنَا. فِي الْمَدْرَسَةِ مَكْتَبَةٌ كَبِيرَةٌ وَمُخْتَبَرٌ لِلْعُلُومِ. اَلْمَقْصَفُ فِي الطَّابِقِ الْأَوَّلِ. مُدِيرُ الْمَدْرَسَةِ اسْمُهُ خَالِدٌ. دَرْسُ الرِّيَاضِيَّاتِ يَوْمَ الثُّلَاثَاءِ. اَلْمَلْعَبُ خَلْفَ الْمَدْرَسَةِ.</w:t>
             </w:r>
           </w:p>
           <w:p>
             <w:pPr>
-              <w:spacing w:after="0" w:line="270"/>
-            </w:pPr>
-            <w:r>
-              <w:rPr>
-                <w:rFonts w:ascii="Times New Roman" w:cs="Times New Roman" w:eastAsia="Times New Roman" w:hAnsi="Times New Roman"/>
-                <w:b w:val="false"/>
-                <w:bCs w:val="false"/>
-                <w:i w:val="false"/>
-                <w:iCs w:val="false"/>
-                <w:color w:val="111111"/>
-                <w:sz w:val="19"/>
-                <w:szCs w:val="19"/>
+              <w:spacing w:after="0" w:line="208"/>
+            </w:pPr>
+            <w:r>
+              <w:rPr>
+                <w:rFonts w:ascii="Times New Roman" w:cs="Times New Roman" w:eastAsia="Times New Roman" w:hAnsi="Times New Roman"/>
+                <w:b w:val="false"/>
+                <w:bCs w:val="false"/>
+                <w:i w:val="false"/>
+                <w:iCs w:val="false"/>
+                <w:color w:val="111111"/>
+                <w:sz w:val="16"/>
+                <w:szCs w:val="16"/>
               </w:rPr>
               <w:t xml:space="preserve">Cevaplar:  1 - D  ·  2 - Y  ·  3 - D  ·  4 - Y  ·  5 - D</w:t>
             </w:r>
@@ -7445,7 +7204,7 @@
           </w:tcPr>
           <w:p>
             <w:pPr>
-              <w:spacing w:after="0" w:line="270"/>
+              <w:spacing w:after="0" w:line="208"/>
               <w:jc w:val="center"/>
             </w:pPr>
             <w:r>
@@ -7456,8 +7215,8 @@
                 <w:i w:val="false"/>
                 <w:iCs w:val="false"/>
                 <w:color w:val="111111"/>
-                <w:sz w:val="19"/>
-                <w:szCs w:val="19"/>
+                <w:sz w:val="16"/>
+                <w:szCs w:val="16"/>
               </w:rPr>
               <w:t xml:space="preserve">3</w:t>
             </w:r>
@@ -7476,19 +7235,19 @@
           </w:tcPr>
           <w:p>
             <w:pPr>
-              <w:spacing w:after="0" w:line="270"/>
-              <w:jc w:val="center"/>
-            </w:pPr>
-            <w:r>
-              <w:rPr>
-                <w:rFonts w:ascii="Times New Roman" w:cs="Times New Roman" w:eastAsia="Times New Roman" w:hAnsi="Times New Roman"/>
-                <w:b w:val="false"/>
-                <w:bCs w:val="false"/>
-                <w:i w:val="false"/>
-                <w:iCs w:val="false"/>
-                <w:color w:val="111111"/>
-                <w:sz w:val="19"/>
-                <w:szCs w:val="19"/>
+              <w:spacing w:after="0" w:line="208"/>
+              <w:jc w:val="center"/>
+            </w:pPr>
+            <w:r>
+              <w:rPr>
+                <w:rFonts w:ascii="Times New Roman" w:cs="Times New Roman" w:eastAsia="Times New Roman" w:hAnsi="Times New Roman"/>
+                <w:b w:val="false"/>
+                <w:bCs w:val="false"/>
+                <w:i w:val="false"/>
+                <w:iCs w:val="false"/>
+                <w:color w:val="111111"/>
+                <w:sz w:val="16"/>
+                <w:szCs w:val="16"/>
               </w:rPr>
               <w:t xml:space="preserve">15</w:t>
             </w:r>
@@ -7507,18 +7266,18 @@
           </w:tcPr>
           <w:p>
             <w:pPr>
-              <w:spacing w:after="0" w:line="270"/>
-            </w:pPr>
-            <w:r>
-              <w:rPr>
-                <w:rFonts w:ascii="Times New Roman" w:cs="Times New Roman" w:eastAsia="Times New Roman" w:hAnsi="Times New Roman"/>
-                <w:b w:val="false"/>
-                <w:bCs w:val="false"/>
-                <w:i w:val="false"/>
-                <w:iCs w:val="false"/>
-                <w:color w:val="111111"/>
-                <w:sz w:val="19"/>
-                <w:szCs w:val="19"/>
+              <w:spacing w:after="0" w:line="208"/>
+            </w:pPr>
+            <w:r>
+              <w:rPr>
+                <w:rFonts w:ascii="Times New Roman" w:cs="Times New Roman" w:eastAsia="Times New Roman" w:hAnsi="Times New Roman"/>
+                <w:b w:val="false"/>
+                <w:bCs w:val="false"/>
+                <w:i w:val="false"/>
+                <w:iCs w:val="false"/>
+                <w:color w:val="111111"/>
+                <w:sz w:val="16"/>
+                <w:szCs w:val="16"/>
               </w:rPr>
               <w:t xml:space="preserve">1 - B  ·  2 - B  ·  3 - C  ·  4 - B  ·  5 - C</w:t>
             </w:r>
@@ -7539,7 +7298,7 @@
           </w:tcPr>
           <w:p>
             <w:pPr>
-              <w:spacing w:after="0" w:line="270"/>
+              <w:spacing w:after="0" w:line="208"/>
               <w:jc w:val="center"/>
             </w:pPr>
             <w:r>
@@ -7550,8 +7309,8 @@
                 <w:i w:val="false"/>
                 <w:iCs w:val="false"/>
                 <w:color w:val="111111"/>
-                <w:sz w:val="19"/>
-                <w:szCs w:val="19"/>
+                <w:sz w:val="16"/>
+                <w:szCs w:val="16"/>
               </w:rPr>
               <w:t xml:space="preserve">4</w:t>
             </w:r>
@@ -7570,19 +7329,19 @@
           </w:tcPr>
           <w:p>
             <w:pPr>
-              <w:spacing w:after="0" w:line="270"/>
-              <w:jc w:val="center"/>
-            </w:pPr>
-            <w:r>
-              <w:rPr>
-                <w:rFonts w:ascii="Times New Roman" w:cs="Times New Roman" w:eastAsia="Times New Roman" w:hAnsi="Times New Roman"/>
-                <w:b w:val="false"/>
-                <w:bCs w:val="false"/>
-                <w:i w:val="false"/>
-                <w:iCs w:val="false"/>
-                <w:color w:val="111111"/>
-                <w:sz w:val="19"/>
-                <w:szCs w:val="19"/>
+              <w:spacing w:after="0" w:line="208"/>
+              <w:jc w:val="center"/>
+            </w:pPr>
+            <w:r>
+              <w:rPr>
+                <w:rFonts w:ascii="Times New Roman" w:cs="Times New Roman" w:eastAsia="Times New Roman" w:hAnsi="Times New Roman"/>
+                <w:b w:val="false"/>
+                <w:bCs w:val="false"/>
+                <w:i w:val="false"/>
+                <w:iCs w:val="false"/>
+                <w:color w:val="111111"/>
+                <w:sz w:val="16"/>
+                <w:szCs w:val="16"/>
               </w:rPr>
               <w:t xml:space="preserve">10</w:t>
             </w:r>
@@ -7601,18 +7360,18 @@
           </w:tcPr>
           <w:p>
             <w:pPr>
-              <w:spacing w:after="0" w:line="270"/>
-            </w:pPr>
-            <w:r>
-              <w:rPr>
-                <w:rFonts w:ascii="Times New Roman" w:cs="Times New Roman" w:eastAsia="Times New Roman" w:hAnsi="Times New Roman"/>
-                <w:b w:val="false"/>
-                <w:bCs w:val="false"/>
-                <w:i w:val="false"/>
-                <w:iCs w:val="false"/>
-                <w:color w:val="111111"/>
-                <w:sz w:val="19"/>
-                <w:szCs w:val="19"/>
+              <w:spacing w:after="0" w:line="208"/>
+            </w:pPr>
+            <w:r>
+              <w:rPr>
+                <w:rFonts w:ascii="Times New Roman" w:cs="Times New Roman" w:eastAsia="Times New Roman" w:hAnsi="Times New Roman"/>
+                <w:b w:val="false"/>
+                <w:bCs w:val="false"/>
+                <w:i w:val="false"/>
+                <w:iCs w:val="false"/>
+                <w:color w:val="111111"/>
+                <w:sz w:val="16"/>
+                <w:szCs w:val="16"/>
               </w:rPr>
               <w:t xml:space="preserve">1 - c  ·  2 - e  ·  3 - d  ·  4 - a  ·  5 - b</w:t>
             </w:r>
@@ -7633,7 +7392,7 @@
           </w:tcPr>
           <w:p>
             <w:pPr>
-              <w:spacing w:after="0" w:line="270"/>
+              <w:spacing w:after="0" w:line="208"/>
               <w:jc w:val="center"/>
             </w:pPr>
             <w:r>
@@ -7644,8 +7403,8 @@
                 <w:i w:val="false"/>
                 <w:iCs w:val="false"/>
                 <w:color w:val="111111"/>
-                <w:sz w:val="19"/>
-                <w:szCs w:val="19"/>
+                <w:sz w:val="16"/>
+                <w:szCs w:val="16"/>
               </w:rPr>
               <w:t xml:space="preserve">5</w:t>
             </w:r>
@@ -7664,19 +7423,19 @@
           </w:tcPr>
           <w:p>
             <w:pPr>
-              <w:spacing w:after="0" w:line="270"/>
-              <w:jc w:val="center"/>
-            </w:pPr>
-            <w:r>
-              <w:rPr>
-                <w:rFonts w:ascii="Times New Roman" w:cs="Times New Roman" w:eastAsia="Times New Roman" w:hAnsi="Times New Roman"/>
-                <w:b w:val="false"/>
-                <w:bCs w:val="false"/>
-                <w:i w:val="false"/>
-                <w:iCs w:val="false"/>
-                <w:color w:val="111111"/>
-                <w:sz w:val="19"/>
-                <w:szCs w:val="19"/>
+              <w:spacing w:after="0" w:line="208"/>
+              <w:jc w:val="center"/>
+            </w:pPr>
+            <w:r>
+              <w:rPr>
+                <w:rFonts w:ascii="Times New Roman" w:cs="Times New Roman" w:eastAsia="Times New Roman" w:hAnsi="Times New Roman"/>
+                <w:b w:val="false"/>
+                <w:bCs w:val="false"/>
+                <w:i w:val="false"/>
+                <w:iCs w:val="false"/>
+                <w:color w:val="111111"/>
+                <w:sz w:val="16"/>
+                <w:szCs w:val="16"/>
               </w:rPr>
               <w:t xml:space="preserve">10</w:t>
             </w:r>
@@ -7696,7 +7455,7 @@
           <w:p>
             <w:pPr>
               <w:bidi/>
-              <w:spacing w:after="0" w:line="320"/>
+              <w:spacing w:after="0" w:line="208"/>
             </w:pPr>
             <w:r>
               <w:rPr>
@@ -7704,8 +7463,8 @@
                 <w:b w:val="false"/>
                 <w:bCs w:val="false"/>
                 <w:color w:val="111111"/>
-                <w:sz w:val="27"/>
-                <w:szCs w:val="27"/>
+                <w:sz w:val="24"/>
+                <w:szCs w:val="24"/>
                 <w:rtl/>
               </w:rPr>
               <w:t xml:space="preserve">الثَّالِثِ ، مَلْعَبٌ ، ثَلَاثُونَ ، فَاطِمَةُ ، الثَّامِنَةِ</w:t>
@@ -7727,7 +7486,7 @@
           </w:tcPr>
           <w:p>
             <w:pPr>
-              <w:spacing w:after="0" w:line="270"/>
+              <w:spacing w:after="0" w:line="208"/>
               <w:jc w:val="center"/>
             </w:pPr>
             <w:r>
@@ -7738,8 +7497,8 @@
                 <w:i w:val="false"/>
                 <w:iCs w:val="false"/>
                 <w:color w:val="111111"/>
-                <w:sz w:val="19"/>
-                <w:szCs w:val="19"/>
+                <w:sz w:val="16"/>
+                <w:szCs w:val="16"/>
               </w:rPr>
               <w:t xml:space="preserve">6</w:t>
             </w:r>
@@ -7758,19 +7517,19 @@
           </w:tcPr>
           <w:p>
             <w:pPr>
-              <w:spacing w:after="0" w:line="270"/>
-              <w:jc w:val="center"/>
-            </w:pPr>
-            <w:r>
-              <w:rPr>
-                <w:rFonts w:ascii="Times New Roman" w:cs="Times New Roman" w:eastAsia="Times New Roman" w:hAnsi="Times New Roman"/>
-                <w:b w:val="false"/>
-                <w:bCs w:val="false"/>
-                <w:i w:val="false"/>
-                <w:iCs w:val="false"/>
-                <w:color w:val="111111"/>
-                <w:sz w:val="19"/>
-                <w:szCs w:val="19"/>
+              <w:spacing w:after="0" w:line="208"/>
+              <w:jc w:val="center"/>
+            </w:pPr>
+            <w:r>
+              <w:rPr>
+                <w:rFonts w:ascii="Times New Roman" w:cs="Times New Roman" w:eastAsia="Times New Roman" w:hAnsi="Times New Roman"/>
+                <w:b w:val="false"/>
+                <w:bCs w:val="false"/>
+                <w:i w:val="false"/>
+                <w:iCs w:val="false"/>
+                <w:color w:val="111111"/>
+                <w:sz w:val="16"/>
+                <w:szCs w:val="16"/>
               </w:rPr>
               <w:t xml:space="preserve">10</w:t>
             </w:r>
@@ -7789,18 +7548,18 @@
           </w:tcPr>
           <w:p>
             <w:pPr>
-              <w:spacing w:after="0" w:line="270"/>
-            </w:pPr>
-            <w:r>
-              <w:rPr>
-                <w:rFonts w:ascii="Times New Roman" w:cs="Times New Roman" w:eastAsia="Times New Roman" w:hAnsi="Times New Roman"/>
-                <w:b w:val="false"/>
-                <w:bCs w:val="false"/>
-                <w:i w:val="false"/>
-                <w:iCs w:val="false"/>
-                <w:color w:val="111111"/>
-                <w:sz w:val="19"/>
-                <w:szCs w:val="19"/>
+              <w:spacing w:after="0" w:line="208"/>
+            </w:pPr>
+            <w:r>
+              <w:rPr>
+                <w:rFonts w:ascii="Times New Roman" w:cs="Times New Roman" w:eastAsia="Times New Roman" w:hAnsi="Times New Roman"/>
+                <w:b w:val="false"/>
+                <w:bCs w:val="false"/>
+                <w:i w:val="false"/>
+                <w:iCs w:val="false"/>
+                <w:color w:val="111111"/>
+                <w:sz w:val="16"/>
+                <w:szCs w:val="16"/>
               </w:rPr>
               <w:t xml:space="preserve">bizim · senin (kadın) · onların (erkek) · benim · onun (kadın)</w:t>
             </w:r>
@@ -7821,7 +7580,7 @@
           </w:tcPr>
           <w:p>
             <w:pPr>
-              <w:spacing w:after="0" w:line="270"/>
+              <w:spacing w:after="0" w:line="208"/>
               <w:jc w:val="center"/>
             </w:pPr>
             <w:r>
@@ -7832,8 +7591,8 @@
                 <w:i w:val="false"/>
                 <w:iCs w:val="false"/>
                 <w:color w:val="111111"/>
-                <w:sz w:val="19"/>
-                <w:szCs w:val="19"/>
+                <w:sz w:val="16"/>
+                <w:szCs w:val="16"/>
               </w:rPr>
               <w:t xml:space="preserve">7</w:t>
             </w:r>
@@ -7852,19 +7611,19 @@
           </w:tcPr>
           <w:p>
             <w:pPr>
-              <w:spacing w:after="0" w:line="270"/>
-              <w:jc w:val="center"/>
-            </w:pPr>
-            <w:r>
-              <w:rPr>
-                <w:rFonts w:ascii="Times New Roman" w:cs="Times New Roman" w:eastAsia="Times New Roman" w:hAnsi="Times New Roman"/>
-                <w:b w:val="false"/>
-                <w:bCs w:val="false"/>
-                <w:i w:val="false"/>
-                <w:iCs w:val="false"/>
-                <w:color w:val="111111"/>
-                <w:sz w:val="19"/>
-                <w:szCs w:val="19"/>
+              <w:spacing w:after="0" w:line="208"/>
+              <w:jc w:val="center"/>
+            </w:pPr>
+            <w:r>
+              <w:rPr>
+                <w:rFonts w:ascii="Times New Roman" w:cs="Times New Roman" w:eastAsia="Times New Roman" w:hAnsi="Times New Roman"/>
+                <w:b w:val="false"/>
+                <w:bCs w:val="false"/>
+                <w:i w:val="false"/>
+                <w:iCs w:val="false"/>
+                <w:color w:val="111111"/>
+                <w:sz w:val="16"/>
+                <w:szCs w:val="16"/>
               </w:rPr>
               <w:t xml:space="preserve">15</w:t>
             </w:r>
@@ -7884,7 +7643,7 @@
           <w:p>
             <w:pPr>
               <w:bidi/>
-              <w:spacing w:after="0" w:line="320"/>
+              <w:spacing w:after="0" w:line="208"/>
             </w:pPr>
             <w:r>
               <w:rPr>
@@ -7892,8 +7651,8 @@
                 <w:b w:val="false"/>
                 <w:bCs w:val="false"/>
                 <w:color w:val="111111"/>
-                <w:sz w:val="27"/>
-                <w:szCs w:val="27"/>
+                <w:sz w:val="24"/>
+                <w:szCs w:val="24"/>
                 <w:rtl/>
               </w:rPr>
               <w:t xml:space="preserve">هِيَ فِي الصَّفِّ التَّاسِعِ. · فِيهَا ثَلَاثَةُ طَوَابِقَ.</w:t>
@@ -7902,7 +7661,7 @@
           <w:p>
             <w:pPr>
               <w:bidi/>
-              <w:spacing w:after="0" w:line="320"/>
+              <w:spacing w:after="0" w:line="208"/>
             </w:pPr>
             <w:r>
               <w:rPr>
@@ -7910,8 +7669,8 @@
                 <w:b w:val="false"/>
                 <w:bCs w:val="false"/>
                 <w:color w:val="111111"/>
-                <w:sz w:val="27"/>
-                <w:szCs w:val="27"/>
+                <w:sz w:val="24"/>
+                <w:szCs w:val="24"/>
                 <w:rtl/>
               </w:rPr>
               <w:t xml:space="preserve">فِي الطَّابِقِ الْأَوَّلِ الْإِدَارَةُ وَالْمَقْصَفُ. · خَلْفَ الْمَدْرَسَةِ مَلْعَبٌ وَاسِعٌ.</w:t>
@@ -7920,7 +7679,7 @@
           <w:p>
             <w:pPr>
               <w:bidi/>
-              <w:spacing w:after="0" w:line="320"/>
+              <w:spacing w:after="0" w:line="208"/>
             </w:pPr>
             <w:r>
               <w:rPr>
@@ -7928,8 +7687,8 @@
                 <w:b w:val="false"/>
                 <w:bCs w:val="false"/>
                 <w:color w:val="111111"/>
-                <w:sz w:val="27"/>
-                <w:szCs w:val="27"/>
+                <w:sz w:val="24"/>
+                <w:szCs w:val="24"/>
                 <w:rtl/>
               </w:rPr>
               <w:t xml:space="preserve">تَبْدَأُ الدِّرَاسَةُ فِي السَّاعَةِ الثَّامِنَةِ.</w:t>
@@ -7951,7 +7710,7 @@
           </w:tcPr>
           <w:p>
             <w:pPr>
-              <w:spacing w:after="0" w:line="270"/>
+              <w:spacing w:after="0" w:line="208"/>
               <w:jc w:val="center"/>
             </w:pPr>
             <w:r>
@@ -7962,8 +7721,8 @@
                 <w:i w:val="false"/>
                 <w:iCs w:val="false"/>
                 <w:color w:val="111111"/>
-                <w:sz w:val="19"/>
-                <w:szCs w:val="19"/>
+                <w:sz w:val="16"/>
+                <w:szCs w:val="16"/>
               </w:rPr>
               <w:t xml:space="preserve">8</w:t>
             </w:r>
@@ -7982,19 +7741,19 @@
           </w:tcPr>
           <w:p>
             <w:pPr>
-              <w:spacing w:after="0" w:line="270"/>
-              <w:jc w:val="center"/>
-            </w:pPr>
-            <w:r>
-              <w:rPr>
-                <w:rFonts w:ascii="Times New Roman" w:cs="Times New Roman" w:eastAsia="Times New Roman" w:hAnsi="Times New Roman"/>
-                <w:b w:val="false"/>
-                <w:bCs w:val="false"/>
-                <w:i w:val="false"/>
-                <w:iCs w:val="false"/>
-                <w:color w:val="111111"/>
-                <w:sz w:val="19"/>
-                <w:szCs w:val="19"/>
+              <w:spacing w:after="0" w:line="208"/>
+              <w:jc w:val="center"/>
+            </w:pPr>
+            <w:r>
+              <w:rPr>
+                <w:rFonts w:ascii="Times New Roman" w:cs="Times New Roman" w:eastAsia="Times New Roman" w:hAnsi="Times New Roman"/>
+                <w:b w:val="false"/>
+                <w:bCs w:val="false"/>
+                <w:i w:val="false"/>
+                <w:iCs w:val="false"/>
+                <w:color w:val="111111"/>
+                <w:sz w:val="16"/>
+                <w:szCs w:val="16"/>
               </w:rPr>
               <w:t xml:space="preserve">15</w:t>
             </w:r>
@@ -8013,18 +7772,18 @@
           </w:tcPr>
           <w:p>
             <w:pPr>
-              <w:spacing w:after="0" w:line="270"/>
-            </w:pPr>
-            <w:r>
-              <w:rPr>
-                <w:rFonts w:ascii="Times New Roman" w:cs="Times New Roman" w:eastAsia="Times New Roman" w:hAnsi="Times New Roman"/>
-                <w:b w:val="false"/>
-                <w:bCs w:val="false"/>
-                <w:i w:val="false"/>
-                <w:iCs w:val="false"/>
-                <w:color w:val="111111"/>
-                <w:sz w:val="19"/>
-                <w:szCs w:val="19"/>
+              <w:spacing w:after="0" w:line="208"/>
+            </w:pPr>
+            <w:r>
+              <w:rPr>
+                <w:rFonts w:ascii="Times New Roman" w:cs="Times New Roman" w:eastAsia="Times New Roman" w:hAnsi="Times New Roman"/>
+                <w:b w:val="false"/>
+                <w:bCs w:val="false"/>
+                <w:i w:val="false"/>
+                <w:iCs w:val="false"/>
+                <w:color w:val="111111"/>
+                <w:sz w:val="16"/>
+                <w:szCs w:val="16"/>
               </w:rPr>
               <w:t xml:space="preserve">Dereceli puanlama anahtarına göre değerlendirilir.</w:t>
             </w:r>
@@ -8034,7 +7793,7 @@
     </w:tbl>
     <w:p>
       <w:pPr>
-        <w:spacing w:after="110"/>
+        <w:spacing w:after="33"/>
       </w:pPr>
       <w:r>
         <w:rPr>
@@ -8044,8 +7803,8 @@
           <w:i w:val="false"/>
           <w:iCs w:val="false"/>
           <w:color w:val="111111"/>
-          <w:sz w:val="21"/>
-          <w:szCs w:val="21"/>
+          <w:sz w:val="17"/>
+          <w:szCs w:val="17"/>
         </w:rPr>
         <w:t xml:space="preserve"/>
       </w:r>
@@ -8053,7 +7812,7 @@
     <w:p>
       <w:pPr>
         <w:keepNext w:val="false"/>
-        <w:spacing w:after="90" w:before="0" w:line="280"/>
+        <w:spacing w:after="27" w:before="0" w:line="208"/>
       </w:pPr>
       <w:r>
         <w:rPr>
@@ -8063,8 +7822,8 @@
           <w:i w:val="false"/>
           <w:iCs w:val="false"/>
           <w:color w:val="111111"/>
-          <w:sz w:val="20"/>
-          <w:szCs w:val="20"/>
+          <w:sz w:val="17"/>
+          <w:szCs w:val="17"/>
         </w:rPr>
         <w:t xml:space="preserve">8. soru (yazma görevi) için dereceli puanlama anahtarı</w:t>
       </w:r>
@@ -8104,7 +7863,7 @@
           </w:tcPr>
           <w:p>
             <w:pPr>
-              <w:spacing w:after="0" w:line="270"/>
+              <w:spacing w:after="0" w:line="208"/>
               <w:jc w:val="center"/>
             </w:pPr>
             <w:r>
@@ -8115,8 +7874,8 @@
                 <w:i w:val="false"/>
                 <w:iCs w:val="false"/>
                 <w:color w:val="111111"/>
-                <w:sz w:val="18"/>
-                <w:szCs w:val="18"/>
+                <w:sz w:val="15"/>
+                <w:szCs w:val="15"/>
               </w:rPr>
               <w:t xml:space="preserve">Ölçüt</w:t>
             </w:r>
@@ -8136,7 +7895,7 @@
           </w:tcPr>
           <w:p>
             <w:pPr>
-              <w:spacing w:after="0" w:line="270"/>
+              <w:spacing w:after="0" w:line="208"/>
               <w:jc w:val="center"/>
             </w:pPr>
             <w:r>
@@ -8147,8 +7906,8 @@
                 <w:i w:val="false"/>
                 <w:iCs w:val="false"/>
                 <w:color w:val="111111"/>
-                <w:sz w:val="18"/>
-                <w:szCs w:val="18"/>
+                <w:sz w:val="15"/>
+                <w:szCs w:val="15"/>
               </w:rPr>
               <w:t xml:space="preserve">Beklenen davranış</w:t>
             </w:r>
@@ -8168,7 +7927,7 @@
           </w:tcPr>
           <w:p>
             <w:pPr>
-              <w:spacing w:after="0" w:line="270"/>
+              <w:spacing w:after="0" w:line="208"/>
               <w:jc w:val="center"/>
             </w:pPr>
             <w:r>
@@ -8179,8 +7938,8 @@
                 <w:i w:val="false"/>
                 <w:iCs w:val="false"/>
                 <w:color w:val="111111"/>
-                <w:sz w:val="18"/>
-                <w:szCs w:val="18"/>
+                <w:sz w:val="15"/>
+                <w:szCs w:val="15"/>
               </w:rPr>
               <w:t xml:space="preserve">Puan</w:t>
             </w:r>
@@ -8201,7 +7960,7 @@
           </w:tcPr>
           <w:p>
             <w:pPr>
-              <w:spacing w:after="0" w:line="270"/>
+              <w:spacing w:after="0" w:line="208"/>
             </w:pPr>
             <w:r>
               <w:rPr>
@@ -8211,8 +7970,8 @@
                 <w:i w:val="false"/>
                 <w:iCs w:val="false"/>
                 <w:color w:val="111111"/>
-                <w:sz w:val="19"/>
-                <w:szCs w:val="19"/>
+                <w:sz w:val="16"/>
+                <w:szCs w:val="16"/>
               </w:rPr>
               <w:t xml:space="preserve">Görevin yerine getirilmesi</w:t>
             </w:r>
@@ -8231,18 +7990,18 @@
           </w:tcPr>
           <w:p>
             <w:pPr>
-              <w:spacing w:after="0" w:line="270"/>
-            </w:pPr>
-            <w:r>
-              <w:rPr>
-                <w:rFonts w:ascii="Times New Roman" w:cs="Times New Roman" w:eastAsia="Times New Roman" w:hAnsi="Times New Roman"/>
-                <w:b w:val="false"/>
-                <w:bCs w:val="false"/>
-                <w:i w:val="false"/>
-                <w:iCs w:val="false"/>
-                <w:color w:val="111111"/>
-                <w:sz w:val="19"/>
-                <w:szCs w:val="19"/>
+              <w:spacing w:after="0" w:line="208"/>
+            </w:pPr>
+            <w:r>
+              <w:rPr>
+                <w:rFonts w:ascii="Times New Roman" w:cs="Times New Roman" w:eastAsia="Times New Roman" w:hAnsi="Times New Roman"/>
+                <w:b w:val="false"/>
+                <w:bCs w:val="false"/>
+                <w:i w:val="false"/>
+                <w:iCs w:val="false"/>
+                <w:color w:val="111111"/>
+                <w:sz w:val="16"/>
+                <w:szCs w:val="16"/>
               </w:rPr>
               <w:t xml:space="preserve">Okulunu ve ders programını tanıtan en az sekiz cümlelik bir metin yazar.</w:t>
             </w:r>
@@ -8261,19 +8020,19 @@
           </w:tcPr>
           <w:p>
             <w:pPr>
-              <w:spacing w:after="0" w:line="270"/>
-              <w:jc w:val="center"/>
-            </w:pPr>
-            <w:r>
-              <w:rPr>
-                <w:rFonts w:ascii="Times New Roman" w:cs="Times New Roman" w:eastAsia="Times New Roman" w:hAnsi="Times New Roman"/>
-                <w:b w:val="false"/>
-                <w:bCs w:val="false"/>
-                <w:i w:val="false"/>
-                <w:iCs w:val="false"/>
-                <w:color w:val="111111"/>
-                <w:sz w:val="19"/>
-                <w:szCs w:val="19"/>
+              <w:spacing w:after="0" w:line="208"/>
+              <w:jc w:val="center"/>
+            </w:pPr>
+            <w:r>
+              <w:rPr>
+                <w:rFonts w:ascii="Times New Roman" w:cs="Times New Roman" w:eastAsia="Times New Roman" w:hAnsi="Times New Roman"/>
+                <w:b w:val="false"/>
+                <w:bCs w:val="false"/>
+                <w:i w:val="false"/>
+                <w:iCs w:val="false"/>
+                <w:color w:val="111111"/>
+                <w:sz w:val="16"/>
+                <w:szCs w:val="16"/>
               </w:rPr>
               <w:t xml:space="preserve">5</w:t>
             </w:r>
@@ -8294,7 +8053,7 @@
           </w:tcPr>
           <w:p>
             <w:pPr>
-              <w:spacing w:after="0" w:line="270"/>
+              <w:spacing w:after="0" w:line="208"/>
             </w:pPr>
             <w:r>
               <w:rPr>
@@ -8304,8 +8063,8 @@
                 <w:i w:val="false"/>
                 <w:iCs w:val="false"/>
                 <w:color w:val="111111"/>
-                <w:sz w:val="19"/>
-                <w:szCs w:val="19"/>
+                <w:sz w:val="16"/>
+                <w:szCs w:val="16"/>
               </w:rPr>
               <w:t xml:space="preserve">Söz varlığı</w:t>
             </w:r>
@@ -8324,18 +8083,18 @@
           </w:tcPr>
           <w:p>
             <w:pPr>
-              <w:spacing w:after="0" w:line="270"/>
-            </w:pPr>
-            <w:r>
-              <w:rPr>
-                <w:rFonts w:ascii="Times New Roman" w:cs="Times New Roman" w:eastAsia="Times New Roman" w:hAnsi="Times New Roman"/>
-                <w:b w:val="false"/>
-                <w:bCs w:val="false"/>
-                <w:i w:val="false"/>
-                <w:iCs w:val="false"/>
-                <w:color w:val="111111"/>
-                <w:sz w:val="19"/>
-                <w:szCs w:val="19"/>
+              <w:spacing w:after="0" w:line="208"/>
+            </w:pPr>
+            <w:r>
+              <w:rPr>
+                <w:rFonts w:ascii="Times New Roman" w:cs="Times New Roman" w:eastAsia="Times New Roman" w:hAnsi="Times New Roman"/>
+                <w:b w:val="false"/>
+                <w:bCs w:val="false"/>
+                <w:i w:val="false"/>
+                <w:iCs w:val="false"/>
+                <w:color w:val="111111"/>
+                <w:sz w:val="16"/>
+                <w:szCs w:val="16"/>
               </w:rPr>
               <w:t xml:space="preserve">Okul bölümleri, ders adları ve günlere ait sözcükleri yerinde kullanır.</w:t>
             </w:r>
@@ -8354,19 +8113,19 @@
           </w:tcPr>
           <w:p>
             <w:pPr>
-              <w:spacing w:after="0" w:line="270"/>
-              <w:jc w:val="center"/>
-            </w:pPr>
-            <w:r>
-              <w:rPr>
-                <w:rFonts w:ascii="Times New Roman" w:cs="Times New Roman" w:eastAsia="Times New Roman" w:hAnsi="Times New Roman"/>
-                <w:b w:val="false"/>
-                <w:bCs w:val="false"/>
-                <w:i w:val="false"/>
-                <w:iCs w:val="false"/>
-                <w:color w:val="111111"/>
-                <w:sz w:val="19"/>
-                <w:szCs w:val="19"/>
+              <w:spacing w:after="0" w:line="208"/>
+              <w:jc w:val="center"/>
+            </w:pPr>
+            <w:r>
+              <w:rPr>
+                <w:rFonts w:ascii="Times New Roman" w:cs="Times New Roman" w:eastAsia="Times New Roman" w:hAnsi="Times New Roman"/>
+                <w:b w:val="false"/>
+                <w:bCs w:val="false"/>
+                <w:i w:val="false"/>
+                <w:iCs w:val="false"/>
+                <w:color w:val="111111"/>
+                <w:sz w:val="16"/>
+                <w:szCs w:val="16"/>
               </w:rPr>
               <w:t xml:space="preserve">4</w:t>
             </w:r>
@@ -8387,7 +8146,7 @@
           </w:tcPr>
           <w:p>
             <w:pPr>
-              <w:spacing w:after="0" w:line="270"/>
+              <w:spacing w:after="0" w:line="208"/>
             </w:pPr>
             <w:r>
               <w:rPr>
@@ -8397,8 +8156,8 @@
                 <w:i w:val="false"/>
                 <w:iCs w:val="false"/>
                 <w:color w:val="111111"/>
-                <w:sz w:val="19"/>
-                <w:szCs w:val="19"/>
+                <w:sz w:val="16"/>
+                <w:szCs w:val="16"/>
               </w:rPr>
               <w:t xml:space="preserve">Dil bilgisi</w:t>
             </w:r>
@@ -8417,18 +8176,18 @@
           </w:tcPr>
           <w:p>
             <w:pPr>
-              <w:spacing w:after="0" w:line="270"/>
-            </w:pPr>
-            <w:r>
-              <w:rPr>
-                <w:rFonts w:ascii="Times New Roman" w:cs="Times New Roman" w:eastAsia="Times New Roman" w:hAnsi="Times New Roman"/>
-                <w:b w:val="false"/>
-                <w:bCs w:val="false"/>
-                <w:i w:val="false"/>
-                <w:iCs w:val="false"/>
-                <w:color w:val="111111"/>
-                <w:sz w:val="19"/>
-                <w:szCs w:val="19"/>
+              <w:spacing w:after="0" w:line="208"/>
+            </w:pPr>
+            <w:r>
+              <w:rPr>
+                <w:rFonts w:ascii="Times New Roman" w:cs="Times New Roman" w:eastAsia="Times New Roman" w:hAnsi="Times New Roman"/>
+                <w:b w:val="false"/>
+                <w:bCs w:val="false"/>
+                <w:i w:val="false"/>
+                <w:iCs w:val="false"/>
+                <w:color w:val="111111"/>
+                <w:sz w:val="16"/>
+                <w:szCs w:val="16"/>
               </w:rPr>
               <w:t xml:space="preserve">İzafet terkibini, yer zarflarını ve muttasıl zamirleri doğru kullanır.</w:t>
             </w:r>
@@ -8447,19 +8206,19 @@
           </w:tcPr>
           <w:p>
             <w:pPr>
-              <w:spacing w:after="0" w:line="270"/>
-              <w:jc w:val="center"/>
-            </w:pPr>
-            <w:r>
-              <w:rPr>
-                <w:rFonts w:ascii="Times New Roman" w:cs="Times New Roman" w:eastAsia="Times New Roman" w:hAnsi="Times New Roman"/>
-                <w:b w:val="false"/>
-                <w:bCs w:val="false"/>
-                <w:i w:val="false"/>
-                <w:iCs w:val="false"/>
-                <w:color w:val="111111"/>
-                <w:sz w:val="19"/>
-                <w:szCs w:val="19"/>
+              <w:spacing w:after="0" w:line="208"/>
+              <w:jc w:val="center"/>
+            </w:pPr>
+            <w:r>
+              <w:rPr>
+                <w:rFonts w:ascii="Times New Roman" w:cs="Times New Roman" w:eastAsia="Times New Roman" w:hAnsi="Times New Roman"/>
+                <w:b w:val="false"/>
+                <w:bCs w:val="false"/>
+                <w:i w:val="false"/>
+                <w:iCs w:val="false"/>
+                <w:color w:val="111111"/>
+                <w:sz w:val="16"/>
+                <w:szCs w:val="16"/>
               </w:rPr>
               <w:t xml:space="preserve">3</w:t>
             </w:r>
@@ -8480,7 +8239,7 @@
           </w:tcPr>
           <w:p>
             <w:pPr>
-              <w:spacing w:after="0" w:line="270"/>
+              <w:spacing w:after="0" w:line="208"/>
             </w:pPr>
             <w:r>
               <w:rPr>
@@ -8490,8 +8249,8 @@
                 <w:i w:val="false"/>
                 <w:iCs w:val="false"/>
                 <w:color w:val="111111"/>
-                <w:sz w:val="19"/>
-                <w:szCs w:val="19"/>
+                <w:sz w:val="16"/>
+                <w:szCs w:val="16"/>
               </w:rPr>
               <w:t xml:space="preserve">Yazım ve hareke</w:t>
             </w:r>
@@ -8510,18 +8269,18 @@
           </w:tcPr>
           <w:p>
             <w:pPr>
-              <w:spacing w:after="0" w:line="270"/>
-            </w:pPr>
-            <w:r>
-              <w:rPr>
-                <w:rFonts w:ascii="Times New Roman" w:cs="Times New Roman" w:eastAsia="Times New Roman" w:hAnsi="Times New Roman"/>
-                <w:b w:val="false"/>
-                <w:bCs w:val="false"/>
-                <w:i w:val="false"/>
-                <w:iCs w:val="false"/>
-                <w:color w:val="111111"/>
-                <w:sz w:val="19"/>
-                <w:szCs w:val="19"/>
+              <w:spacing w:after="0" w:line="208"/>
+            </w:pPr>
+            <w:r>
+              <w:rPr>
+                <w:rFonts w:ascii="Times New Roman" w:cs="Times New Roman" w:eastAsia="Times New Roman" w:hAnsi="Times New Roman"/>
+                <w:b w:val="false"/>
+                <w:bCs w:val="false"/>
+                <w:i w:val="false"/>
+                <w:iCs w:val="false"/>
+                <w:color w:val="111111"/>
+                <w:sz w:val="16"/>
+                <w:szCs w:val="16"/>
               </w:rPr>
               <w:t xml:space="preserve">Harf bitişimlerini ve harekeleri doğru yazar.</w:t>
             </w:r>
@@ -8540,19 +8299,19 @@
           </w:tcPr>
           <w:p>
             <w:pPr>
-              <w:spacing w:after="0" w:line="270"/>
-              <w:jc w:val="center"/>
-            </w:pPr>
-            <w:r>
-              <w:rPr>
-                <w:rFonts w:ascii="Times New Roman" w:cs="Times New Roman" w:eastAsia="Times New Roman" w:hAnsi="Times New Roman"/>
-                <w:b w:val="false"/>
-                <w:bCs w:val="false"/>
-                <w:i w:val="false"/>
-                <w:iCs w:val="false"/>
-                <w:color w:val="111111"/>
-                <w:sz w:val="19"/>
-                <w:szCs w:val="19"/>
+              <w:spacing w:after="0" w:line="208"/>
+              <w:jc w:val="center"/>
+            </w:pPr>
+            <w:r>
+              <w:rPr>
+                <w:rFonts w:ascii="Times New Roman" w:cs="Times New Roman" w:eastAsia="Times New Roman" w:hAnsi="Times New Roman"/>
+                <w:b w:val="false"/>
+                <w:bCs w:val="false"/>
+                <w:i w:val="false"/>
+                <w:iCs w:val="false"/>
+                <w:color w:val="111111"/>
+                <w:sz w:val="16"/>
+                <w:szCs w:val="16"/>
               </w:rPr>
               <w:t xml:space="preserve">3</w:t>
             </w:r>
@@ -8574,7 +8333,7 @@
           </w:tcPr>
           <w:p>
             <w:pPr>
-              <w:spacing w:after="0" w:line="270"/>
+              <w:spacing w:after="0" w:line="208"/>
             </w:pPr>
             <w:r>
               <w:rPr>
@@ -8584,8 +8343,8 @@
                 <w:i w:val="false"/>
                 <w:iCs w:val="false"/>
                 <w:color w:val="111111"/>
-                <w:sz w:val="19"/>
-                <w:szCs w:val="19"/>
+                <w:sz w:val="16"/>
+                <w:szCs w:val="16"/>
               </w:rPr>
               <w:t xml:space="preserve">TOPLAM</w:t>
             </w:r>
@@ -8605,18 +8364,18 @@
           </w:tcPr>
           <w:p>
             <w:pPr>
-              <w:spacing w:after="0" w:line="270"/>
-            </w:pPr>
-            <w:r>
-              <w:rPr>
-                <w:rFonts w:ascii="Times New Roman" w:cs="Times New Roman" w:eastAsia="Times New Roman" w:hAnsi="Times New Roman"/>
-                <w:b w:val="false"/>
-                <w:bCs w:val="false"/>
-                <w:i w:val="false"/>
-                <w:iCs w:val="false"/>
-                <w:color w:val="111111"/>
-                <w:sz w:val="21"/>
-                <w:szCs w:val="21"/>
+              <w:spacing w:after="0" w:line="208"/>
+            </w:pPr>
+            <w:r>
+              <w:rPr>
+                <w:rFonts w:ascii="Times New Roman" w:cs="Times New Roman" w:eastAsia="Times New Roman" w:hAnsi="Times New Roman"/>
+                <w:b w:val="false"/>
+                <w:bCs w:val="false"/>
+                <w:i w:val="false"/>
+                <w:iCs w:val="false"/>
+                <w:color w:val="111111"/>
+                <w:sz w:val="17"/>
+                <w:szCs w:val="17"/>
               </w:rPr>
               <w:t xml:space="preserve"/>
             </w:r>
@@ -8636,7 +8395,7 @@
           </w:tcPr>
           <w:p>
             <w:pPr>
-              <w:spacing w:after="0" w:line="270"/>
+              <w:spacing w:after="0" w:line="208"/>
               <w:jc w:val="center"/>
             </w:pPr>
             <w:r>
@@ -8647,8 +8406,8 @@
                 <w:i w:val="false"/>
                 <w:iCs w:val="false"/>
                 <w:color w:val="111111"/>
-                <w:sz w:val="19"/>
-                <w:szCs w:val="19"/>
+                <w:sz w:val="16"/>
+                <w:szCs w:val="16"/>
               </w:rPr>
               <w:t xml:space="preserve">15</w:t>
             </w:r>
@@ -8658,7 +8417,7 @@
     </w:tbl>
     <w:p>
       <w:pPr>
-        <w:spacing w:after="110"/>
+        <w:spacing w:after="33"/>
       </w:pPr>
       <w:r>
         <w:rPr>
@@ -8668,8 +8427,8 @@
           <w:i w:val="false"/>
           <w:iCs w:val="false"/>
           <w:color w:val="111111"/>
-          <w:sz w:val="21"/>
-          <w:szCs w:val="21"/>
+          <w:sz w:val="17"/>
+          <w:szCs w:val="17"/>
         </w:rPr>
         <w:t xml:space="preserve"/>
       </w:r>
@@ -8677,7 +8436,7 @@
     <w:p>
       <w:pPr>
         <w:keepNext w:val="false"/>
-        <w:spacing w:after="90" w:before="0" w:line="280"/>
+        <w:spacing w:after="27" w:before="0" w:line="208"/>
       </w:pPr>
       <w:r>
         <w:rPr>
@@ -8687,8 +8446,8 @@
           <w:i w:val="false"/>
           <w:iCs w:val="false"/>
           <w:color w:val="111111"/>
-          <w:sz w:val="20"/>
-          <w:szCs w:val="20"/>
+          <w:sz w:val="17"/>
+          <w:szCs w:val="17"/>
         </w:rPr>
         <w:t xml:space="preserve">Öğrenme çıktısı / kazanım dağılımı</w:t>
       </w:r>
@@ -8729,7 +8488,7 @@
           </w:tcPr>
           <w:p>
             <w:pPr>
-              <w:spacing w:after="0" w:line="270"/>
+              <w:spacing w:after="0" w:line="208"/>
               <w:jc w:val="center"/>
             </w:pPr>
             <w:r>
@@ -8740,8 +8499,8 @@
                 <w:i w:val="false"/>
                 <w:iCs w:val="false"/>
                 <w:color w:val="111111"/>
-                <w:sz w:val="18"/>
-                <w:szCs w:val="18"/>
+                <w:sz w:val="15"/>
+                <w:szCs w:val="15"/>
               </w:rPr>
               <w:t xml:space="preserve">Soru</w:t>
             </w:r>
@@ -8761,7 +8520,7 @@
           </w:tcPr>
           <w:p>
             <w:pPr>
-              <w:spacing w:after="0" w:line="270"/>
+              <w:spacing w:after="0" w:line="208"/>
               <w:jc w:val="center"/>
             </w:pPr>
             <w:r>
@@ -8772,8 +8531,8 @@
                 <w:i w:val="false"/>
                 <w:iCs w:val="false"/>
                 <w:color w:val="111111"/>
-                <w:sz w:val="18"/>
-                <w:szCs w:val="18"/>
+                <w:sz w:val="15"/>
+                <w:szCs w:val="15"/>
               </w:rPr>
               <w:t xml:space="preserve">Öğrenme çıktısı</w:t>
             </w:r>
@@ -8793,7 +8552,7 @@
           </w:tcPr>
           <w:p>
             <w:pPr>
-              <w:spacing w:after="0" w:line="270"/>
+              <w:spacing w:after="0" w:line="208"/>
               <w:jc w:val="center"/>
             </w:pPr>
             <w:r>
@@ -8804,8 +8563,8 @@
                 <w:i w:val="false"/>
                 <w:iCs w:val="false"/>
                 <w:color w:val="111111"/>
-                <w:sz w:val="18"/>
-                <w:szCs w:val="18"/>
+                <w:sz w:val="15"/>
+                <w:szCs w:val="15"/>
               </w:rPr>
               <w:t xml:space="preserve">Beceri alanı</w:t>
             </w:r>
@@ -8825,7 +8584,7 @@
           </w:tcPr>
           <w:p>
             <w:pPr>
-              <w:spacing w:after="0" w:line="270"/>
+              <w:spacing w:after="0" w:line="208"/>
               <w:jc w:val="center"/>
             </w:pPr>
             <w:r>
@@ -8836,8 +8595,8 @@
                 <w:i w:val="false"/>
                 <w:iCs w:val="false"/>
                 <w:color w:val="111111"/>
-                <w:sz w:val="18"/>
-                <w:szCs w:val="18"/>
+                <w:sz w:val="15"/>
+                <w:szCs w:val="15"/>
               </w:rPr>
               <w:t xml:space="preserve">Puan</w:t>
             </w:r>
@@ -8858,7 +8617,7 @@
           </w:tcPr>
           <w:p>
             <w:pPr>
-              <w:spacing w:after="0" w:line="270"/>
+              <w:spacing w:after="0" w:line="208"/>
               <w:jc w:val="center"/>
             </w:pPr>
             <w:r>
@@ -8869,8 +8628,8 @@
                 <w:i w:val="false"/>
                 <w:iCs w:val="false"/>
                 <w:color w:val="111111"/>
-                <w:sz w:val="18"/>
-                <w:szCs w:val="18"/>
+                <w:sz w:val="15"/>
+                <w:szCs w:val="15"/>
               </w:rPr>
               <w:t xml:space="preserve">1</w:t>
             </w:r>
@@ -8889,18 +8648,18 @@
           </w:tcPr>
           <w:p>
             <w:pPr>
-              <w:spacing w:after="0" w:line="270"/>
-            </w:pPr>
-            <w:r>
-              <w:rPr>
-                <w:rFonts w:ascii="Times New Roman" w:cs="Times New Roman" w:eastAsia="Times New Roman" w:hAnsi="Times New Roman"/>
-                <w:b w:val="false"/>
-                <w:bCs w:val="false"/>
-                <w:i w:val="false"/>
-                <w:iCs w:val="false"/>
-                <w:color w:val="111111"/>
-                <w:sz w:val="17"/>
-                <w:szCs w:val="17"/>
+              <w:spacing w:after="0" w:line="208"/>
+            </w:pPr>
+            <w:r>
+              <w:rPr>
+                <w:rFonts w:ascii="Times New Roman" w:cs="Times New Roman" w:eastAsia="Times New Roman" w:hAnsi="Times New Roman"/>
+                <w:b w:val="false"/>
+                <w:bCs w:val="false"/>
+                <w:i w:val="false"/>
+                <w:iCs w:val="false"/>
+                <w:color w:val="111111"/>
+                <w:sz w:val="14"/>
+                <w:szCs w:val="14"/>
               </w:rPr>
               <w:t xml:space="preserve">ARP.9.2.2.2 — Okul ve sınıfla ilgili okuduğu içerikte yer alan bilgileri bir araya getirebilme</w:t>
             </w:r>
@@ -8919,19 +8678,19 @@
           </w:tcPr>
           <w:p>
             <w:pPr>
-              <w:spacing w:after="0" w:line="270"/>
-              <w:jc w:val="center"/>
-            </w:pPr>
-            <w:r>
-              <w:rPr>
-                <w:rFonts w:ascii="Times New Roman" w:cs="Times New Roman" w:eastAsia="Times New Roman" w:hAnsi="Times New Roman"/>
-                <w:b w:val="false"/>
-                <w:bCs w:val="false"/>
-                <w:i w:val="false"/>
-                <w:iCs w:val="false"/>
-                <w:color w:val="111111"/>
-                <w:sz w:val="17"/>
-                <w:szCs w:val="17"/>
+              <w:spacing w:after="0" w:line="208"/>
+              <w:jc w:val="center"/>
+            </w:pPr>
+            <w:r>
+              <w:rPr>
+                <w:rFonts w:ascii="Times New Roman" w:cs="Times New Roman" w:eastAsia="Times New Roman" w:hAnsi="Times New Roman"/>
+                <w:b w:val="false"/>
+                <w:bCs w:val="false"/>
+                <w:i w:val="false"/>
+                <w:iCs w:val="false"/>
+                <w:color w:val="111111"/>
+                <w:sz w:val="14"/>
+                <w:szCs w:val="14"/>
               </w:rPr>
               <w:t xml:space="preserve">Okuma</w:t>
             </w:r>
@@ -8950,19 +8709,19 @@
           </w:tcPr>
           <w:p>
             <w:pPr>
-              <w:spacing w:after="0" w:line="270"/>
-              <w:jc w:val="center"/>
-            </w:pPr>
-            <w:r>
-              <w:rPr>
-                <w:rFonts w:ascii="Times New Roman" w:cs="Times New Roman" w:eastAsia="Times New Roman" w:hAnsi="Times New Roman"/>
-                <w:b w:val="false"/>
-                <w:bCs w:val="false"/>
-                <w:i w:val="false"/>
-                <w:iCs w:val="false"/>
-                <w:color w:val="111111"/>
-                <w:sz w:val="18"/>
-                <w:szCs w:val="18"/>
+              <w:spacing w:after="0" w:line="208"/>
+              <w:jc w:val="center"/>
+            </w:pPr>
+            <w:r>
+              <w:rPr>
+                <w:rFonts w:ascii="Times New Roman" w:cs="Times New Roman" w:eastAsia="Times New Roman" w:hAnsi="Times New Roman"/>
+                <w:b w:val="false"/>
+                <w:bCs w:val="false"/>
+                <w:i w:val="false"/>
+                <w:iCs w:val="false"/>
+                <w:color w:val="111111"/>
+                <w:sz w:val="15"/>
+                <w:szCs w:val="15"/>
               </w:rPr>
               <w:t xml:space="preserve">15</w:t>
             </w:r>
@@ -8983,7 +8742,7 @@
           </w:tcPr>
           <w:p>
             <w:pPr>
-              <w:spacing w:after="0" w:line="270"/>
+              <w:spacing w:after="0" w:line="208"/>
               <w:jc w:val="center"/>
             </w:pPr>
             <w:r>
@@ -8994,8 +8753,8 @@
                 <w:i w:val="false"/>
                 <w:iCs w:val="false"/>
                 <w:color w:val="111111"/>
-                <w:sz w:val="18"/>
-                <w:szCs w:val="18"/>
+                <w:sz w:val="15"/>
+                <w:szCs w:val="15"/>
               </w:rPr>
               <w:t xml:space="preserve">2</w:t>
             </w:r>
@@ -9014,18 +8773,18 @@
           </w:tcPr>
           <w:p>
             <w:pPr>
-              <w:spacing w:after="0" w:line="270"/>
-            </w:pPr>
-            <w:r>
-              <w:rPr>
-                <w:rFonts w:ascii="Times New Roman" w:cs="Times New Roman" w:eastAsia="Times New Roman" w:hAnsi="Times New Roman"/>
-                <w:b w:val="false"/>
-                <w:bCs w:val="false"/>
-                <w:i w:val="false"/>
-                <w:iCs w:val="false"/>
-                <w:color w:val="111111"/>
-                <w:sz w:val="17"/>
-                <w:szCs w:val="17"/>
+              <w:spacing w:after="0" w:line="208"/>
+            </w:pPr>
+            <w:r>
+              <w:rPr>
+                <w:rFonts w:ascii="Times New Roman" w:cs="Times New Roman" w:eastAsia="Times New Roman" w:hAnsi="Times New Roman"/>
+                <w:b w:val="false"/>
+                <w:bCs w:val="false"/>
+                <w:i w:val="false"/>
+                <w:iCs w:val="false"/>
+                <w:color w:val="111111"/>
+                <w:sz w:val="14"/>
+                <w:szCs w:val="14"/>
               </w:rPr>
               <w:t xml:space="preserve">ARP.9.2.1.2 — Okul ve sınıfla ilgili dinlediği içerikte yer alan bilgileri bir araya getirebilme</w:t>
             </w:r>
@@ -9044,19 +8803,19 @@
           </w:tcPr>
           <w:p>
             <w:pPr>
-              <w:spacing w:after="0" w:line="270"/>
-              <w:jc w:val="center"/>
-            </w:pPr>
-            <w:r>
-              <w:rPr>
-                <w:rFonts w:ascii="Times New Roman" w:cs="Times New Roman" w:eastAsia="Times New Roman" w:hAnsi="Times New Roman"/>
-                <w:b w:val="false"/>
-                <w:bCs w:val="false"/>
-                <w:i w:val="false"/>
-                <w:iCs w:val="false"/>
-                <w:color w:val="111111"/>
-                <w:sz w:val="17"/>
-                <w:szCs w:val="17"/>
+              <w:spacing w:after="0" w:line="208"/>
+              <w:jc w:val="center"/>
+            </w:pPr>
+            <w:r>
+              <w:rPr>
+                <w:rFonts w:ascii="Times New Roman" w:cs="Times New Roman" w:eastAsia="Times New Roman" w:hAnsi="Times New Roman"/>
+                <w:b w:val="false"/>
+                <w:bCs w:val="false"/>
+                <w:i w:val="false"/>
+                <w:iCs w:val="false"/>
+                <w:color w:val="111111"/>
+                <w:sz w:val="14"/>
+                <w:szCs w:val="14"/>
               </w:rPr>
               <w:t xml:space="preserve">Dinleme</w:t>
             </w:r>
@@ -9075,19 +8834,19 @@
           </w:tcPr>
           <w:p>
             <w:pPr>
-              <w:spacing w:after="0" w:line="270"/>
-              <w:jc w:val="center"/>
-            </w:pPr>
-            <w:r>
-              <w:rPr>
-                <w:rFonts w:ascii="Times New Roman" w:cs="Times New Roman" w:eastAsia="Times New Roman" w:hAnsi="Times New Roman"/>
-                <w:b w:val="false"/>
-                <w:bCs w:val="false"/>
-                <w:i w:val="false"/>
-                <w:iCs w:val="false"/>
-                <w:color w:val="111111"/>
-                <w:sz w:val="18"/>
-                <w:szCs w:val="18"/>
+              <w:spacing w:after="0" w:line="208"/>
+              <w:jc w:val="center"/>
+            </w:pPr>
+            <w:r>
+              <w:rPr>
+                <w:rFonts w:ascii="Times New Roman" w:cs="Times New Roman" w:eastAsia="Times New Roman" w:hAnsi="Times New Roman"/>
+                <w:b w:val="false"/>
+                <w:bCs w:val="false"/>
+                <w:i w:val="false"/>
+                <w:iCs w:val="false"/>
+                <w:color w:val="111111"/>
+                <w:sz w:val="15"/>
+                <w:szCs w:val="15"/>
               </w:rPr>
               <w:t xml:space="preserve">10</w:t>
             </w:r>
@@ -9108,7 +8867,7 @@
           </w:tcPr>
           <w:p>
             <w:pPr>
-              <w:spacing w:after="0" w:line="270"/>
+              <w:spacing w:after="0" w:line="208"/>
               <w:jc w:val="center"/>
             </w:pPr>
             <w:r>
@@ -9119,8 +8878,8 @@
                 <w:i w:val="false"/>
                 <w:iCs w:val="false"/>
                 <w:color w:val="111111"/>
-                <w:sz w:val="18"/>
-                <w:szCs w:val="18"/>
+                <w:sz w:val="15"/>
+                <w:szCs w:val="15"/>
               </w:rPr>
               <w:t xml:space="preserve">3</w:t>
             </w:r>
@@ -9139,18 +8898,18 @@
           </w:tcPr>
           <w:p>
             <w:pPr>
-              <w:spacing w:after="0" w:line="270"/>
-            </w:pPr>
-            <w:r>
-              <w:rPr>
-                <w:rFonts w:ascii="Times New Roman" w:cs="Times New Roman" w:eastAsia="Times New Roman" w:hAnsi="Times New Roman"/>
-                <w:b w:val="false"/>
-                <w:bCs w:val="false"/>
-                <w:i w:val="false"/>
-                <w:iCs w:val="false"/>
-                <w:color w:val="111111"/>
-                <w:sz w:val="17"/>
-                <w:szCs w:val="17"/>
+              <w:spacing w:after="0" w:line="208"/>
+            </w:pPr>
+            <w:r>
+              <w:rPr>
+                <w:rFonts w:ascii="Times New Roman" w:cs="Times New Roman" w:eastAsia="Times New Roman" w:hAnsi="Times New Roman"/>
+                <w:b w:val="false"/>
+                <w:bCs w:val="false"/>
+                <w:i w:val="false"/>
+                <w:iCs w:val="false"/>
+                <w:color w:val="111111"/>
+                <w:sz w:val="14"/>
+                <w:szCs w:val="14"/>
               </w:rPr>
               <w:t xml:space="preserve">ARP.9.2.5.5 — Okul ve sınıfla ilgili bilgilerini kullanarak iletişim kurabilme</w:t>
             </w:r>
@@ -9169,19 +8928,19 @@
           </w:tcPr>
           <w:p>
             <w:pPr>
-              <w:spacing w:after="0" w:line="270"/>
-              <w:jc w:val="center"/>
-            </w:pPr>
-            <w:r>
-              <w:rPr>
-                <w:rFonts w:ascii="Times New Roman" w:cs="Times New Roman" w:eastAsia="Times New Roman" w:hAnsi="Times New Roman"/>
-                <w:b w:val="false"/>
-                <w:bCs w:val="false"/>
-                <w:i w:val="false"/>
-                <w:iCs w:val="false"/>
-                <w:color w:val="111111"/>
-                <w:sz w:val="17"/>
-                <w:szCs w:val="17"/>
+              <w:spacing w:after="0" w:line="208"/>
+              <w:jc w:val="center"/>
+            </w:pPr>
+            <w:r>
+              <w:rPr>
+                <w:rFonts w:ascii="Times New Roman" w:cs="Times New Roman" w:eastAsia="Times New Roman" w:hAnsi="Times New Roman"/>
+                <w:b w:val="false"/>
+                <w:bCs w:val="false"/>
+                <w:i w:val="false"/>
+                <w:iCs w:val="false"/>
+                <w:color w:val="111111"/>
+                <w:sz w:val="14"/>
+                <w:szCs w:val="14"/>
               </w:rPr>
               <w:t xml:space="preserve">Konuşma</w:t>
             </w:r>
@@ -9200,19 +8959,19 @@
           </w:tcPr>
           <w:p>
             <w:pPr>
-              <w:spacing w:after="0" w:line="270"/>
-              <w:jc w:val="center"/>
-            </w:pPr>
-            <w:r>
-              <w:rPr>
-                <w:rFonts w:ascii="Times New Roman" w:cs="Times New Roman" w:eastAsia="Times New Roman" w:hAnsi="Times New Roman"/>
-                <w:b w:val="false"/>
-                <w:bCs w:val="false"/>
-                <w:i w:val="false"/>
-                <w:iCs w:val="false"/>
-                <w:color w:val="111111"/>
-                <w:sz w:val="18"/>
-                <w:szCs w:val="18"/>
+              <w:spacing w:after="0" w:line="208"/>
+              <w:jc w:val="center"/>
+            </w:pPr>
+            <w:r>
+              <w:rPr>
+                <w:rFonts w:ascii="Times New Roman" w:cs="Times New Roman" w:eastAsia="Times New Roman" w:hAnsi="Times New Roman"/>
+                <w:b w:val="false"/>
+                <w:bCs w:val="false"/>
+                <w:i w:val="false"/>
+                <w:iCs w:val="false"/>
+                <w:color w:val="111111"/>
+                <w:sz w:val="15"/>
+                <w:szCs w:val="15"/>
               </w:rPr>
               <w:t xml:space="preserve">15</w:t>
             </w:r>
@@ -9233,7 +8992,7 @@
           </w:tcPr>
           <w:p>
             <w:pPr>
-              <w:spacing w:after="0" w:line="270"/>
+              <w:spacing w:after="0" w:line="208"/>
               <w:jc w:val="center"/>
             </w:pPr>
             <w:r>
@@ -9244,8 +9003,8 @@
                 <w:i w:val="false"/>
                 <w:iCs w:val="false"/>
                 <w:color w:val="111111"/>
-                <w:sz w:val="18"/>
-                <w:szCs w:val="18"/>
+                <w:sz w:val="15"/>
+                <w:szCs w:val="15"/>
               </w:rPr>
               <w:t xml:space="preserve">4</w:t>
             </w:r>
@@ -9264,18 +9023,18 @@
           </w:tcPr>
           <w:p>
             <w:pPr>
-              <w:spacing w:after="0" w:line="270"/>
-            </w:pPr>
-            <w:r>
-              <w:rPr>
-                <w:rFonts w:ascii="Times New Roman" w:cs="Times New Roman" w:eastAsia="Times New Roman" w:hAnsi="Times New Roman"/>
-                <w:b w:val="false"/>
-                <w:bCs w:val="false"/>
-                <w:i w:val="false"/>
-                <w:iCs w:val="false"/>
-                <w:color w:val="111111"/>
-                <w:sz w:val="17"/>
-                <w:szCs w:val="17"/>
+              <w:spacing w:after="0" w:line="208"/>
+            </w:pPr>
+            <w:r>
+              <w:rPr>
+                <w:rFonts w:ascii="Times New Roman" w:cs="Times New Roman" w:eastAsia="Times New Roman" w:hAnsi="Times New Roman"/>
+                <w:b w:val="false"/>
+                <w:bCs w:val="false"/>
+                <w:i w:val="false"/>
+                <w:iCs w:val="false"/>
+                <w:color w:val="111111"/>
+                <w:sz w:val="14"/>
+                <w:szCs w:val="14"/>
               </w:rPr>
               <w:t xml:space="preserve">ARP.9.2.5.2 — Okul ve sınıfla ilgili konuşma modelini taklit edebilme</w:t>
             </w:r>
@@ -9294,19 +9053,19 @@
           </w:tcPr>
           <w:p>
             <w:pPr>
-              <w:spacing w:after="0" w:line="270"/>
-              <w:jc w:val="center"/>
-            </w:pPr>
-            <w:r>
-              <w:rPr>
-                <w:rFonts w:ascii="Times New Roman" w:cs="Times New Roman" w:eastAsia="Times New Roman" w:hAnsi="Times New Roman"/>
-                <w:b w:val="false"/>
-                <w:bCs w:val="false"/>
-                <w:i w:val="false"/>
-                <w:iCs w:val="false"/>
-                <w:color w:val="111111"/>
-                <w:sz w:val="17"/>
-                <w:szCs w:val="17"/>
+              <w:spacing w:after="0" w:line="208"/>
+              <w:jc w:val="center"/>
+            </w:pPr>
+            <w:r>
+              <w:rPr>
+                <w:rFonts w:ascii="Times New Roman" w:cs="Times New Roman" w:eastAsia="Times New Roman" w:hAnsi="Times New Roman"/>
+                <w:b w:val="false"/>
+                <w:bCs w:val="false"/>
+                <w:i w:val="false"/>
+                <w:iCs w:val="false"/>
+                <w:color w:val="111111"/>
+                <w:sz w:val="14"/>
+                <w:szCs w:val="14"/>
               </w:rPr>
               <w:t xml:space="preserve">Konuşma</w:t>
             </w:r>
@@ -9325,19 +9084,19 @@
           </w:tcPr>
           <w:p>
             <w:pPr>
-              <w:spacing w:after="0" w:line="270"/>
-              <w:jc w:val="center"/>
-            </w:pPr>
-            <w:r>
-              <w:rPr>
-                <w:rFonts w:ascii="Times New Roman" w:cs="Times New Roman" w:eastAsia="Times New Roman" w:hAnsi="Times New Roman"/>
-                <w:b w:val="false"/>
-                <w:bCs w:val="false"/>
-                <w:i w:val="false"/>
-                <w:iCs w:val="false"/>
-                <w:color w:val="111111"/>
-                <w:sz w:val="18"/>
-                <w:szCs w:val="18"/>
+              <w:spacing w:after="0" w:line="208"/>
+              <w:jc w:val="center"/>
+            </w:pPr>
+            <w:r>
+              <w:rPr>
+                <w:rFonts w:ascii="Times New Roman" w:cs="Times New Roman" w:eastAsia="Times New Roman" w:hAnsi="Times New Roman"/>
+                <w:b w:val="false"/>
+                <w:bCs w:val="false"/>
+                <w:i w:val="false"/>
+                <w:iCs w:val="false"/>
+                <w:color w:val="111111"/>
+                <w:sz w:val="15"/>
+                <w:szCs w:val="15"/>
               </w:rPr>
               <w:t xml:space="preserve">10</w:t>
             </w:r>
@@ -9358,7 +9117,7 @@
           </w:tcPr>
           <w:p>
             <w:pPr>
-              <w:spacing w:after="0" w:line="270"/>
+              <w:spacing w:after="0" w:line="208"/>
               <w:jc w:val="center"/>
             </w:pPr>
             <w:r>
@@ -9369,8 +9128,8 @@
                 <w:i w:val="false"/>
                 <w:iCs w:val="false"/>
                 <w:color w:val="111111"/>
-                <w:sz w:val="18"/>
-                <w:szCs w:val="18"/>
+                <w:sz w:val="15"/>
+                <w:szCs w:val="15"/>
               </w:rPr>
               <w:t xml:space="preserve">5</w:t>
             </w:r>
@@ -9389,18 +9148,18 @@
           </w:tcPr>
           <w:p>
             <w:pPr>
-              <w:spacing w:after="0" w:line="270"/>
-            </w:pPr>
-            <w:r>
-              <w:rPr>
-                <w:rFonts w:ascii="Times New Roman" w:cs="Times New Roman" w:eastAsia="Times New Roman" w:hAnsi="Times New Roman"/>
-                <w:b w:val="false"/>
-                <w:bCs w:val="false"/>
-                <w:i w:val="false"/>
-                <w:iCs w:val="false"/>
-                <w:color w:val="111111"/>
-                <w:sz w:val="17"/>
-                <w:szCs w:val="17"/>
+              <w:spacing w:after="0" w:line="208"/>
+            </w:pPr>
+            <w:r>
+              <w:rPr>
+                <w:rFonts w:ascii="Times New Roman" w:cs="Times New Roman" w:eastAsia="Times New Roman" w:hAnsi="Times New Roman"/>
+                <w:b w:val="false"/>
+                <w:bCs w:val="false"/>
+                <w:i w:val="false"/>
+                <w:iCs w:val="false"/>
+                <w:color w:val="111111"/>
+                <w:sz w:val="14"/>
+                <w:szCs w:val="14"/>
               </w:rPr>
               <w:t xml:space="preserve">ARP.9.2.4.1 — Okul ve sınıfla ilgili hedef sözcükleri kullanabilme</w:t>
             </w:r>
@@ -9419,19 +9178,19 @@
           </w:tcPr>
           <w:p>
             <w:pPr>
-              <w:spacing w:after="0" w:line="270"/>
-              <w:jc w:val="center"/>
-            </w:pPr>
-            <w:r>
-              <w:rPr>
-                <w:rFonts w:ascii="Times New Roman" w:cs="Times New Roman" w:eastAsia="Times New Roman" w:hAnsi="Times New Roman"/>
-                <w:b w:val="false"/>
-                <w:bCs w:val="false"/>
-                <w:i w:val="false"/>
-                <w:iCs w:val="false"/>
-                <w:color w:val="111111"/>
-                <w:sz w:val="17"/>
-                <w:szCs w:val="17"/>
+              <w:spacing w:after="0" w:line="208"/>
+              <w:jc w:val="center"/>
+            </w:pPr>
+            <w:r>
+              <w:rPr>
+                <w:rFonts w:ascii="Times New Roman" w:cs="Times New Roman" w:eastAsia="Times New Roman" w:hAnsi="Times New Roman"/>
+                <w:b w:val="false"/>
+                <w:bCs w:val="false"/>
+                <w:i w:val="false"/>
+                <w:iCs w:val="false"/>
+                <w:color w:val="111111"/>
+                <w:sz w:val="14"/>
+                <w:szCs w:val="14"/>
               </w:rPr>
               <w:t xml:space="preserve">Sözcük</w:t>
             </w:r>
@@ -9450,19 +9209,19 @@
           </w:tcPr>
           <w:p>
             <w:pPr>
-              <w:spacing w:after="0" w:line="270"/>
-              <w:jc w:val="center"/>
-            </w:pPr>
-            <w:r>
-              <w:rPr>
-                <w:rFonts w:ascii="Times New Roman" w:cs="Times New Roman" w:eastAsia="Times New Roman" w:hAnsi="Times New Roman"/>
-                <w:b w:val="false"/>
-                <w:bCs w:val="false"/>
-                <w:i w:val="false"/>
-                <w:iCs w:val="false"/>
-                <w:color w:val="111111"/>
-                <w:sz w:val="18"/>
-                <w:szCs w:val="18"/>
+              <w:spacing w:after="0" w:line="208"/>
+              <w:jc w:val="center"/>
+            </w:pPr>
+            <w:r>
+              <w:rPr>
+                <w:rFonts w:ascii="Times New Roman" w:cs="Times New Roman" w:eastAsia="Times New Roman" w:hAnsi="Times New Roman"/>
+                <w:b w:val="false"/>
+                <w:bCs w:val="false"/>
+                <w:i w:val="false"/>
+                <w:iCs w:val="false"/>
+                <w:color w:val="111111"/>
+                <w:sz w:val="15"/>
+                <w:szCs w:val="15"/>
               </w:rPr>
               <w:t xml:space="preserve">10</w:t>
             </w:r>
@@ -9483,7 +9242,7 @@
           </w:tcPr>
           <w:p>
             <w:pPr>
-              <w:spacing w:after="0" w:line="270"/>
+              <w:spacing w:after="0" w:line="208"/>
               <w:jc w:val="center"/>
             </w:pPr>
             <w:r>
@@ -9494,8 +9253,8 @@
                 <w:i w:val="false"/>
                 <w:iCs w:val="false"/>
                 <w:color w:val="111111"/>
-                <w:sz w:val="18"/>
-                <w:szCs w:val="18"/>
+                <w:sz w:val="15"/>
+                <w:szCs w:val="15"/>
               </w:rPr>
               <w:t xml:space="preserve">6</w:t>
             </w:r>
@@ -9514,18 +9273,18 @@
           </w:tcPr>
           <w:p>
             <w:pPr>
-              <w:spacing w:after="0" w:line="270"/>
-            </w:pPr>
-            <w:r>
-              <w:rPr>
-                <w:rFonts w:ascii="Times New Roman" w:cs="Times New Roman" w:eastAsia="Times New Roman" w:hAnsi="Times New Roman"/>
-                <w:b w:val="false"/>
-                <w:bCs w:val="false"/>
-                <w:i w:val="false"/>
-                <w:iCs w:val="false"/>
-                <w:color w:val="111111"/>
-                <w:sz w:val="17"/>
-                <w:szCs w:val="17"/>
+              <w:spacing w:after="0" w:line="208"/>
+            </w:pPr>
+            <w:r>
+              <w:rPr>
+                <w:rFonts w:ascii="Times New Roman" w:cs="Times New Roman" w:eastAsia="Times New Roman" w:hAnsi="Times New Roman"/>
+                <w:b w:val="false"/>
+                <w:bCs w:val="false"/>
+                <w:i w:val="false"/>
+                <w:iCs w:val="false"/>
+                <w:color w:val="111111"/>
+                <w:sz w:val="14"/>
+                <w:szCs w:val="14"/>
               </w:rPr>
               <w:t xml:space="preserve">ARP.9.2.3.1 — Okul ve sınıfla ilgili hedef dil yapılarını kullanabilme</w:t>
             </w:r>
@@ -9544,19 +9303,19 @@
           </w:tcPr>
           <w:p>
             <w:pPr>
-              <w:spacing w:after="0" w:line="270"/>
-              <w:jc w:val="center"/>
-            </w:pPr>
-            <w:r>
-              <w:rPr>
-                <w:rFonts w:ascii="Times New Roman" w:cs="Times New Roman" w:eastAsia="Times New Roman" w:hAnsi="Times New Roman"/>
-                <w:b w:val="false"/>
-                <w:bCs w:val="false"/>
-                <w:i w:val="false"/>
-                <w:iCs w:val="false"/>
-                <w:color w:val="111111"/>
-                <w:sz w:val="17"/>
-                <w:szCs w:val="17"/>
+              <w:spacing w:after="0" w:line="208"/>
+              <w:jc w:val="center"/>
+            </w:pPr>
+            <w:r>
+              <w:rPr>
+                <w:rFonts w:ascii="Times New Roman" w:cs="Times New Roman" w:eastAsia="Times New Roman" w:hAnsi="Times New Roman"/>
+                <w:b w:val="false"/>
+                <w:bCs w:val="false"/>
+                <w:i w:val="false"/>
+                <w:iCs w:val="false"/>
+                <w:color w:val="111111"/>
+                <w:sz w:val="14"/>
+                <w:szCs w:val="14"/>
               </w:rPr>
               <w:t xml:space="preserve">Dil Bilgisi</w:t>
             </w:r>
@@ -9575,19 +9334,19 @@
           </w:tcPr>
           <w:p>
             <w:pPr>
-              <w:spacing w:after="0" w:line="270"/>
-              <w:jc w:val="center"/>
-            </w:pPr>
-            <w:r>
-              <w:rPr>
-                <w:rFonts w:ascii="Times New Roman" w:cs="Times New Roman" w:eastAsia="Times New Roman" w:hAnsi="Times New Roman"/>
-                <w:b w:val="false"/>
-                <w:bCs w:val="false"/>
-                <w:i w:val="false"/>
-                <w:iCs w:val="false"/>
-                <w:color w:val="111111"/>
-                <w:sz w:val="18"/>
-                <w:szCs w:val="18"/>
+              <w:spacing w:after="0" w:line="208"/>
+              <w:jc w:val="center"/>
+            </w:pPr>
+            <w:r>
+              <w:rPr>
+                <w:rFonts w:ascii="Times New Roman" w:cs="Times New Roman" w:eastAsia="Times New Roman" w:hAnsi="Times New Roman"/>
+                <w:b w:val="false"/>
+                <w:bCs w:val="false"/>
+                <w:i w:val="false"/>
+                <w:iCs w:val="false"/>
+                <w:color w:val="111111"/>
+                <w:sz w:val="15"/>
+                <w:szCs w:val="15"/>
               </w:rPr>
               <w:t xml:space="preserve">10</w:t>
             </w:r>
@@ -9608,7 +9367,7 @@
           </w:tcPr>
           <w:p>
             <w:pPr>
-              <w:spacing w:after="0" w:line="270"/>
+              <w:spacing w:after="0" w:line="208"/>
               <w:jc w:val="center"/>
             </w:pPr>
             <w:r>
@@ -9619,8 +9378,8 @@
                 <w:i w:val="false"/>
                 <w:iCs w:val="false"/>
                 <w:color w:val="111111"/>
-                <w:sz w:val="18"/>
-                <w:szCs w:val="18"/>
+                <w:sz w:val="15"/>
+                <w:szCs w:val="15"/>
               </w:rPr>
               <w:t xml:space="preserve">7</w:t>
             </w:r>
@@ -9639,18 +9398,18 @@
           </w:tcPr>
           <w:p>
             <w:pPr>
-              <w:spacing w:after="0" w:line="270"/>
-            </w:pPr>
-            <w:r>
-              <w:rPr>
-                <w:rFonts w:ascii="Times New Roman" w:cs="Times New Roman" w:eastAsia="Times New Roman" w:hAnsi="Times New Roman"/>
-                <w:b w:val="false"/>
-                <w:bCs w:val="false"/>
-                <w:i w:val="false"/>
-                <w:iCs w:val="false"/>
-                <w:color w:val="111111"/>
-                <w:sz w:val="17"/>
-                <w:szCs w:val="17"/>
+              <w:spacing w:after="0" w:line="208"/>
+            </w:pPr>
+            <w:r>
+              <w:rPr>
+                <w:rFonts w:ascii="Times New Roman" w:cs="Times New Roman" w:eastAsia="Times New Roman" w:hAnsi="Times New Roman"/>
+                <w:b w:val="false"/>
+                <w:bCs w:val="false"/>
+                <w:i w:val="false"/>
+                <w:iCs w:val="false"/>
+                <w:color w:val="111111"/>
+                <w:sz w:val="14"/>
+                <w:szCs w:val="14"/>
               </w:rPr>
               <w:t xml:space="preserve">ARP.9.2.2.3 — Okul ve sınıfla ilgili okuduğu içeriği anlamlandırabilme</w:t>
             </w:r>
@@ -9669,19 +9428,19 @@
           </w:tcPr>
           <w:p>
             <w:pPr>
-              <w:spacing w:after="0" w:line="270"/>
-              <w:jc w:val="center"/>
-            </w:pPr>
-            <w:r>
-              <w:rPr>
-                <w:rFonts w:ascii="Times New Roman" w:cs="Times New Roman" w:eastAsia="Times New Roman" w:hAnsi="Times New Roman"/>
-                <w:b w:val="false"/>
-                <w:bCs w:val="false"/>
-                <w:i w:val="false"/>
-                <w:iCs w:val="false"/>
-                <w:color w:val="111111"/>
-                <w:sz w:val="17"/>
-                <w:szCs w:val="17"/>
+              <w:spacing w:after="0" w:line="208"/>
+              <w:jc w:val="center"/>
+            </w:pPr>
+            <w:r>
+              <w:rPr>
+                <w:rFonts w:ascii="Times New Roman" w:cs="Times New Roman" w:eastAsia="Times New Roman" w:hAnsi="Times New Roman"/>
+                <w:b w:val="false"/>
+                <w:bCs w:val="false"/>
+                <w:i w:val="false"/>
+                <w:iCs w:val="false"/>
+                <w:color w:val="111111"/>
+                <w:sz w:val="14"/>
+                <w:szCs w:val="14"/>
               </w:rPr>
               <w:t xml:space="preserve">Okuma</w:t>
             </w:r>
@@ -9700,19 +9459,19 @@
           </w:tcPr>
           <w:p>
             <w:pPr>
-              <w:spacing w:after="0" w:line="270"/>
-              <w:jc w:val="center"/>
-            </w:pPr>
-            <w:r>
-              <w:rPr>
-                <w:rFonts w:ascii="Times New Roman" w:cs="Times New Roman" w:eastAsia="Times New Roman" w:hAnsi="Times New Roman"/>
-                <w:b w:val="false"/>
-                <w:bCs w:val="false"/>
-                <w:i w:val="false"/>
-                <w:iCs w:val="false"/>
-                <w:color w:val="111111"/>
-                <w:sz w:val="18"/>
-                <w:szCs w:val="18"/>
+              <w:spacing w:after="0" w:line="208"/>
+              <w:jc w:val="center"/>
+            </w:pPr>
+            <w:r>
+              <w:rPr>
+                <w:rFonts w:ascii="Times New Roman" w:cs="Times New Roman" w:eastAsia="Times New Roman" w:hAnsi="Times New Roman"/>
+                <w:b w:val="false"/>
+                <w:bCs w:val="false"/>
+                <w:i w:val="false"/>
+                <w:iCs w:val="false"/>
+                <w:color w:val="111111"/>
+                <w:sz w:val="15"/>
+                <w:szCs w:val="15"/>
               </w:rPr>
               <w:t xml:space="preserve">15</w:t>
             </w:r>
@@ -9733,7 +9492,7 @@
           </w:tcPr>
           <w:p>
             <w:pPr>
-              <w:spacing w:after="0" w:line="270"/>
+              <w:spacing w:after="0" w:line="208"/>
               <w:jc w:val="center"/>
             </w:pPr>
             <w:r>
@@ -9744,8 +9503,8 @@
                 <w:i w:val="false"/>
                 <w:iCs w:val="false"/>
                 <w:color w:val="111111"/>
-                <w:sz w:val="18"/>
-                <w:szCs w:val="18"/>
+                <w:sz w:val="15"/>
+                <w:szCs w:val="15"/>
               </w:rPr>
               <w:t xml:space="preserve">8</w:t>
             </w:r>
@@ -9764,18 +9523,18 @@
           </w:tcPr>
           <w:p>
             <w:pPr>
-              <w:spacing w:after="0" w:line="270"/>
-            </w:pPr>
-            <w:r>
-              <w:rPr>
-                <w:rFonts w:ascii="Times New Roman" w:cs="Times New Roman" w:eastAsia="Times New Roman" w:hAnsi="Times New Roman"/>
-                <w:b w:val="false"/>
-                <w:bCs w:val="false"/>
-                <w:i w:val="false"/>
-                <w:iCs w:val="false"/>
-                <w:color w:val="111111"/>
-                <w:sz w:val="17"/>
-                <w:szCs w:val="17"/>
+              <w:spacing w:after="0" w:line="208"/>
+            </w:pPr>
+            <w:r>
+              <w:rPr>
+                <w:rFonts w:ascii="Times New Roman" w:cs="Times New Roman" w:eastAsia="Times New Roman" w:hAnsi="Times New Roman"/>
+                <w:b w:val="false"/>
+                <w:bCs w:val="false"/>
+                <w:i w:val="false"/>
+                <w:iCs w:val="false"/>
+                <w:color w:val="111111"/>
+                <w:sz w:val="14"/>
+                <w:szCs w:val="14"/>
               </w:rPr>
               <w:t xml:space="preserve">ARP.9.2.6.3 — Okul ve sınıfla ilgili yazılarında içerik oluşturabilme</w:t>
             </w:r>
@@ -9794,19 +9553,19 @@
           </w:tcPr>
           <w:p>
             <w:pPr>
-              <w:spacing w:after="0" w:line="270"/>
-              <w:jc w:val="center"/>
-            </w:pPr>
-            <w:r>
-              <w:rPr>
-                <w:rFonts w:ascii="Times New Roman" w:cs="Times New Roman" w:eastAsia="Times New Roman" w:hAnsi="Times New Roman"/>
-                <w:b w:val="false"/>
-                <w:bCs w:val="false"/>
-                <w:i w:val="false"/>
-                <w:iCs w:val="false"/>
-                <w:color w:val="111111"/>
-                <w:sz w:val="17"/>
-                <w:szCs w:val="17"/>
+              <w:spacing w:after="0" w:line="208"/>
+              <w:jc w:val="center"/>
+            </w:pPr>
+            <w:r>
+              <w:rPr>
+                <w:rFonts w:ascii="Times New Roman" w:cs="Times New Roman" w:eastAsia="Times New Roman" w:hAnsi="Times New Roman"/>
+                <w:b w:val="false"/>
+                <w:bCs w:val="false"/>
+                <w:i w:val="false"/>
+                <w:iCs w:val="false"/>
+                <w:color w:val="111111"/>
+                <w:sz w:val="14"/>
+                <w:szCs w:val="14"/>
               </w:rPr>
               <w:t xml:space="preserve">Yazma</w:t>
             </w:r>
@@ -9825,19 +9584,19 @@
           </w:tcPr>
           <w:p>
             <w:pPr>
-              <w:spacing w:after="0" w:line="270"/>
-              <w:jc w:val="center"/>
-            </w:pPr>
-            <w:r>
-              <w:rPr>
-                <w:rFonts w:ascii="Times New Roman" w:cs="Times New Roman" w:eastAsia="Times New Roman" w:hAnsi="Times New Roman"/>
-                <w:b w:val="false"/>
-                <w:bCs w:val="false"/>
-                <w:i w:val="false"/>
-                <w:iCs w:val="false"/>
-                <w:color w:val="111111"/>
-                <w:sz w:val="18"/>
-                <w:szCs w:val="18"/>
+              <w:spacing w:after="0" w:line="208"/>
+              <w:jc w:val="center"/>
+            </w:pPr>
+            <w:r>
+              <w:rPr>
+                <w:rFonts w:ascii="Times New Roman" w:cs="Times New Roman" w:eastAsia="Times New Roman" w:hAnsi="Times New Roman"/>
+                <w:b w:val="false"/>
+                <w:bCs w:val="false"/>
+                <w:i w:val="false"/>
+                <w:iCs w:val="false"/>
+                <w:color w:val="111111"/>
+                <w:sz w:val="15"/>
+                <w:szCs w:val="15"/>
               </w:rPr>
               <w:t xml:space="preserve">15</w:t>
             </w:r>
@@ -9847,7 +9606,7 @@
     </w:tbl>
     <w:p>
       <w:pPr>
-        <w:spacing w:after="60"/>
+        <w:spacing w:after="18"/>
       </w:pPr>
       <w:r>
         <w:rPr>
@@ -9857,8 +9616,8 @@
           <w:i w:val="false"/>
           <w:iCs w:val="false"/>
           <w:color w:val="111111"/>
-          <w:sz w:val="21"/>
-          <w:szCs w:val="21"/>
+          <w:sz w:val="17"/>
+          <w:szCs w:val="17"/>
         </w:rPr>
         <w:t xml:space="preserve"/>
       </w:r>
@@ -9902,44 +9661,26 @@
           </w:tcPr>
           <w:p>
             <w:pPr>
-              <w:spacing w:after="0" w:line="120"/>
-            </w:pPr>
-            <w:r>
-              <w:rPr>
-                <w:rFonts w:ascii="Times New Roman" w:cs="Times New Roman" w:eastAsia="Times New Roman" w:hAnsi="Times New Roman"/>
-                <w:b w:val="false"/>
-                <w:bCs w:val="false"/>
-                <w:i w:val="false"/>
-                <w:iCs w:val="false"/>
-                <w:color w:val="111111"/>
-                <w:sz w:val="6"/>
-                <w:szCs w:val="6"/>
-              </w:rPr>
-              <w:t xml:space="preserve"/>
-            </w:r>
-          </w:p>
-          <w:p>
-            <w:pPr>
-              <w:spacing w:after="25"/>
-              <w:jc w:val="center"/>
-            </w:pPr>
-            <w:r>
-              <w:rPr>
-                <w:rFonts w:ascii="Times New Roman" w:cs="Times New Roman" w:eastAsia="Times New Roman" w:hAnsi="Times New Roman"/>
-                <w:b w:val="false"/>
-                <w:bCs w:val="false"/>
-                <w:i w:val="false"/>
-                <w:iCs w:val="false"/>
-                <w:color w:val="111111"/>
-                <w:sz w:val="19"/>
-                <w:szCs w:val="19"/>
+              <w:spacing w:after="8"/>
+              <w:jc w:val="center"/>
+            </w:pPr>
+            <w:r>
+              <w:rPr>
+                <w:rFonts w:ascii="Times New Roman" w:cs="Times New Roman" w:eastAsia="Times New Roman" w:hAnsi="Times New Roman"/>
+                <w:b w:val="false"/>
+                <w:bCs w:val="false"/>
+                <w:i w:val="false"/>
+                <w:iCs w:val="false"/>
+                <w:color w:val="111111"/>
+                <w:sz w:val="16"/>
+                <w:szCs w:val="16"/>
               </w:rPr>
               <w:t xml:space="preserve">……………………………………</w:t>
             </w:r>
           </w:p>
           <w:p>
             <w:pPr>
-              <w:spacing w:after="8"/>
+              <w:spacing w:after="2"/>
               <w:jc w:val="center"/>
             </w:pPr>
             <w:r>
@@ -9950,8 +9691,8 @@
                 <w:i w:val="false"/>
                 <w:iCs w:val="false"/>
                 <w:color w:val="111111"/>
-                <w:sz w:val="19"/>
-                <w:szCs w:val="19"/>
+                <w:sz w:val="16"/>
+                <w:szCs w:val="16"/>
               </w:rPr>
               <w:t xml:space="preserve">Ders Öğretmeni</w:t>
             </w:r>
@@ -9969,8 +9710,8 @@
                 <w:i w:val="false"/>
                 <w:iCs w:val="false"/>
                 <w:color w:val="55636F"/>
-                <w:sz w:val="17"/>
-                <w:szCs w:val="17"/>
+                <w:sz w:val="14"/>
+                <w:szCs w:val="14"/>
               </w:rPr>
               <w:t xml:space="preserve">Arapça</w:t>
             </w:r>
@@ -10005,34 +9746,34 @@
                 <w:i w:val="false"/>
                 <w:iCs w:val="false"/>
                 <w:color w:val="111111"/>
-                <w:sz w:val="6"/>
-                <w:szCs w:val="6"/>
+                <w:sz w:val="12"/>
+                <w:szCs w:val="12"/>
               </w:rPr>
               <w:t xml:space="preserve"/>
             </w:r>
           </w:p>
           <w:p>
             <w:pPr>
-              <w:spacing w:after="25"/>
-              <w:jc w:val="center"/>
-            </w:pPr>
-            <w:r>
-              <w:rPr>
-                <w:rFonts w:ascii="Times New Roman" w:cs="Times New Roman" w:eastAsia="Times New Roman" w:hAnsi="Times New Roman"/>
-                <w:b w:val="false"/>
-                <w:bCs w:val="false"/>
-                <w:i w:val="false"/>
-                <w:iCs w:val="false"/>
-                <w:color w:val="111111"/>
-                <w:sz w:val="19"/>
-                <w:szCs w:val="19"/>
+              <w:spacing w:after="8"/>
+              <w:jc w:val="center"/>
+            </w:pPr>
+            <w:r>
+              <w:rPr>
+                <w:rFonts w:ascii="Times New Roman" w:cs="Times New Roman" w:eastAsia="Times New Roman" w:hAnsi="Times New Roman"/>
+                <w:b w:val="false"/>
+                <w:bCs w:val="false"/>
+                <w:i w:val="false"/>
+                <w:iCs w:val="false"/>
+                <w:color w:val="111111"/>
+                <w:sz w:val="16"/>
+                <w:szCs w:val="16"/>
               </w:rPr>
               <w:t xml:space="preserve">……………………………………</w:t>
             </w:r>
           </w:p>
           <w:p>
             <w:pPr>
-              <w:spacing w:after="8"/>
+              <w:spacing w:after="2"/>
               <w:jc w:val="center"/>
             </w:pPr>
             <w:r>
@@ -10043,8 +9784,8 @@
                 <w:i w:val="false"/>
                 <w:iCs w:val="false"/>
                 <w:color w:val="111111"/>
-                <w:sz w:val="19"/>
-                <w:szCs w:val="19"/>
+                <w:sz w:val="16"/>
+                <w:szCs w:val="16"/>
               </w:rPr>
               <w:t xml:space="preserve">Okul Müdürü</w:t>
             </w:r>
@@ -10062,8 +9803,8 @@
                 <w:i w:val="false"/>
                 <w:iCs w:val="false"/>
                 <w:color w:val="55636F"/>
-                <w:sz w:val="17"/>
-                <w:szCs w:val="17"/>
+                <w:sz w:val="14"/>
+                <w:szCs w:val="14"/>
               </w:rPr>
               <w:t xml:space="preserve"/>
             </w:r>
@@ -10074,7 +9815,7 @@
     <w:sectPr>
       <w:footerReference w:type="default" r:id="rId7"/>
       <w:pgSz w:w="11906" w:h="16838" w:orient="portrait"/>
-      <w:pgMar w:top="1021" w:right="1021" w:bottom="1021" w:left="1021" w:header="708" w:footer="708" w:gutter="0"/>
+      <w:pgMar w:top="430" w:right="430" w:bottom="430" w:left="430" w:header="454" w:footer="400" w:gutter="0"/>
       <w:pgNumType/>
       <w:docGrid w:linePitch="360"/>
     </w:sectPr>

--- a/dosyalar/sinavlar/9-sinif/arapca-9-1d2y-beceri.docx
+++ b/dosyalar/sinavlar/9-sinif/arapca-9-1d2y-beceri.docx
@@ -522,7 +522,7 @@
                 <w:szCs w:val="25"/>
                 <w:rtl/>
               </w:rPr>
-              <w:t xml:space="preserve">أَنَا هُدَى، طَالِبَةٌ فِي الصَّفِّ التَّاسِعِ فِي مَدْرَسَةِ الْأَئِمَّةِ وَالْخُطَبَاءِ.</w:t>
+              <w:t xml:space="preserve">أَنَا هُدَى، طَالِبَةٌ فِي الصَّفِّ التَّاسِعِ فِي مَدْرَسَةِ الأَئِمَّةِ وَالْخُطَبَاءِ.</w:t>
             </w:r>
           </w:p>
           <w:p>
@@ -558,7 +558,7 @@
                 <w:szCs w:val="25"/>
                 <w:rtl/>
               </w:rPr>
-              <w:t xml:space="preserve">فِي الطَّابِقِ الْأَوَّلِ الْإِدَارَةُ وَالْمَقْصَفُ، وَفِي الطَّابِقِ الثَّانِي الصُّفُوفُ.</w:t>
+              <w:t xml:space="preserve">فِي الطَّابِقِ الأَوَّلِ الإِدَارَةُ وَالْمَقْصَفُ، وَفِي الطَّابِقِ الثَّانِي الصُّفُوفُ.</w:t>
             </w:r>
           </w:p>
           <w:p>
@@ -576,7 +576,7 @@
                 <w:szCs w:val="25"/>
                 <w:rtl/>
               </w:rPr>
-              <w:t xml:space="preserve">أَمَّا الْمَكْتَبَةُ وَالْمُخْتَبَرُ فَفِي الطَّابِقِ الثَّالِثِ.</w:t>
+              <w:t xml:space="preserve">أَمَّا المَكْتَبَةُ وَالْمُخْتَبَرُ فَفِي الطَّابِقِ الثَّالِثِ.</w:t>
             </w:r>
           </w:p>
           <w:p>
@@ -594,7 +594,7 @@
                 <w:szCs w:val="25"/>
                 <w:rtl/>
               </w:rPr>
-              <w:t xml:space="preserve">خَلْفَ الْمَدْرَسَةِ مَلْعَبٌ وَاسِعٌ، وَأَمَامَهَا حَدِيقَةٌ جَمِيلَةٌ.</w:t>
+              <w:t xml:space="preserve">خَلْفَ المَدْرَسَةِ مَلْعَبٌ وَاسِعٌ، وَأَمَامَهَا حَدِيقَةٌ جَمِيلَةٌ.</w:t>
             </w:r>
           </w:p>
           <w:p>
@@ -612,7 +612,7 @@
                 <w:szCs w:val="25"/>
                 <w:rtl/>
               </w:rPr>
-              <w:t xml:space="preserve">أُحِبُّ دَرْسَ اللُّغَةِ الْعَرَبِيَّةِ كَثِيرًا، وَدَرْسُهُ يَوْمَ الْاِثْنَيْنِ وَيَوْمَ الْخَمِيسِ.</w:t>
+              <w:t xml:space="preserve">أُحِبُّ دَرْسَ اللُّغَةِ العَرَبِيَّةِ كَثِيرًا، وَدَرْسُهُ يَوْمَ الاِثْنَيْنِ وَيَوْمَ الخَمِيسِ.</w:t>
             </w:r>
           </w:p>
           <w:p>
@@ -630,7 +630,7 @@
                 <w:szCs w:val="25"/>
                 <w:rtl/>
               </w:rPr>
-              <w:t xml:space="preserve">مُدَرِّسَتُنَا اسْمُهَا فَاطِمَةُ، وَهِيَ مُدَرِّسَةٌ نَشِيطَةٌ.</w:t>
+              <w:t xml:space="preserve">مُدَرِّسَتُنَا اسْمُهَا فَاطِمَة، وَهِيَ مُدَرِّسَةٌ نَشِيطَةٌ.</w:t>
             </w:r>
           </w:p>
           <w:p>
@@ -648,7 +648,7 @@
                 <w:szCs w:val="25"/>
                 <w:rtl/>
               </w:rPr>
-              <w:t xml:space="preserve">فِي صَفِّي ثَلَاثُونَ طَالِبَةً، وَكُلُّهُنَّ مُجْتَهِدَاتٌ.</w:t>
+              <w:t xml:space="preserve">فِي صَفِّي ثَلَاثُونَ طَالِبَةً، وَكُلُّهُنَّ مُجْتَهِدَاتٌ.</w:t>
             </w:r>
           </w:p>
           <w:p>
@@ -666,7 +666,7 @@
                 <w:szCs w:val="25"/>
                 <w:rtl/>
               </w:rPr>
-              <w:t xml:space="preserve">نَبْدَأُ الدِّرَاسَةَ فِي السَّاعَةِ الثَّامِنَةِ صَبَاحًا.</w:t>
+              <w:t xml:space="preserve">نَبْدَأُ الدِّرَاسَةَ فِي السَّاعَةِ الثَّامِنَةِ صَبَاحًا.</w:t>
             </w:r>
           </w:p>
           <w:p>
@@ -684,7 +684,7 @@
                 <w:szCs w:val="25"/>
                 <w:rtl/>
               </w:rPr>
-              <w:t xml:space="preserve">اَلْمَدْرَسَةُ بَيْتُنَا الثَّانِي، وَنَحْنُ نُحَافِظُ عَلَى نَظَافَتِهَا.</w:t>
+              <w:t xml:space="preserve">اَلمَدْرَسَةُ بَيْتُنَا الثَّانِي، وَنَحْنُ نُحَافِظُ عَلَى نَظَافَتِهَا.</w:t>
             </w:r>
           </w:p>
         </w:tc>
@@ -738,7 +738,7 @@
           <w:szCs w:val="24"/>
           <w:rtl/>
         </w:rPr>
-        <w:t xml:space="preserve">أَيْنَ الْمَكْتَبَةُ؟</w:t>
+        <w:t xml:space="preserve">أَيْن المَكْتَبَةُ؟</w:t>
       </w:r>
     </w:p>
     <w:tbl>
@@ -806,7 +806,7 @@
                 <w:szCs w:val="21"/>
                 <w:rtl/>
               </w:rPr>
-              <w:t xml:space="preserve">فِي الطَّابِقِ الثَّانِي</w:t>
+              <w:t xml:space="preserve">فِي الطَّابِقِ الثَّانِي</w:t>
             </w:r>
           </w:p>
         </w:tc>
@@ -855,7 +855,7 @@
                 <w:szCs w:val="21"/>
                 <w:rtl/>
               </w:rPr>
-              <w:t xml:space="preserve">فِي الطَّابِقِ الْأَوَّلِ</w:t>
+              <w:t xml:space="preserve">فِي الطَّابِقِ الأَوَّلِ</w:t>
             </w:r>
           </w:p>
         </w:tc>
@@ -909,7 +909,7 @@
                 <w:szCs w:val="21"/>
                 <w:rtl/>
               </w:rPr>
-              <w:t xml:space="preserve">خَلْفَ الْمَدْرَسَةِ</w:t>
+              <w:t xml:space="preserve">خَلْفَ المَدْرَسَةِ</w:t>
             </w:r>
           </w:p>
         </w:tc>
@@ -958,7 +958,7 @@
                 <w:szCs w:val="21"/>
                 <w:rtl/>
               </w:rPr>
-              <w:t xml:space="preserve">فِي الطَّابِقِ الثَّالِثِ</w:t>
+              <w:t xml:space="preserve">فِي الطَّابِقِ الثَّالِثِ</w:t>
             </w:r>
           </w:p>
         </w:tc>
@@ -994,7 +994,7 @@
           <w:szCs w:val="24"/>
           <w:rtl/>
         </w:rPr>
-        <w:t xml:space="preserve">كَمْ طَالِبَةً فِي صَفِّ هُدَى؟</w:t>
+        <w:t xml:space="preserve">كَمْ طَالِبَةً فِي صَفِّ هُدَى؟</w:t>
       </w:r>
     </w:p>
     <w:tbl>
@@ -1250,7 +1250,7 @@
           <w:szCs w:val="24"/>
           <w:rtl/>
         </w:rPr>
-        <w:t xml:space="preserve">مَاذَا نَفْهَمُ مِنَ النَّصِّ؟</w:t>
+        <w:t xml:space="preserve">مَاذَا نَفْهَمُ مِن النَّصِّ؟</w:t>
       </w:r>
     </w:p>
     <w:tbl>
@@ -1318,7 +1318,7 @@
                 <w:szCs w:val="20"/>
                 <w:rtl/>
               </w:rPr>
-              <w:t xml:space="preserve">أَنَّ الْمَدْرَسَةَ صَغِيرَةٌ</w:t>
+              <w:t xml:space="preserve">أَنَّ المَدْرَسَةَ صَغِيرَةٌ</w:t>
             </w:r>
           </w:p>
         </w:tc>
@@ -1367,7 +1367,7 @@
                 <w:szCs w:val="20"/>
                 <w:rtl/>
               </w:rPr>
-              <w:t xml:space="preserve">أَنَّ هُدَى تُحِبُّ مَدْرَسَتَهَا</w:t>
+              <w:t xml:space="preserve">أَنَّ هُدَى تُحِبُّ مَدْرَسَتَهَا</w:t>
             </w:r>
           </w:p>
         </w:tc>
@@ -1421,7 +1421,7 @@
                 <w:szCs w:val="20"/>
                 <w:rtl/>
               </w:rPr>
-              <w:t xml:space="preserve">أَنَّ الدِّرَاسَةَ تَبْدَأُ مَسَاءً</w:t>
+              <w:t xml:space="preserve">أَنَّ الدِّرَاسَةَ تَبْدَأُ مَسَاءً</w:t>
             </w:r>
           </w:p>
         </w:tc>
@@ -1470,7 +1470,7 @@
                 <w:szCs w:val="20"/>
                 <w:rtl/>
               </w:rPr>
-              <w:t xml:space="preserve">أَنَّ الْمَكْتَبَةَ خَلْفَ الْمَدْرَسَةِ</w:t>
+              <w:t xml:space="preserve">أَنَّ المَكْتَبَةَ خَلْفَ المَدْرَسَةِ</w:t>
             </w:r>
           </w:p>
         </w:tc>
@@ -1815,7 +1815,7 @@
                 <w:szCs w:val="25"/>
                 <w:rtl/>
               </w:rPr>
-              <w:t xml:space="preserve">فِي الْمَدْرَسَةِ مَكْتَبَةٌ كَبِيرَةٌ.</w:t>
+              <w:t xml:space="preserve">فِي المَدْرَسَةِ مَكْتَبَةٌ كَبِيرَةٌ.</w:t>
             </w:r>
           </w:p>
         </w:tc>
@@ -1923,7 +1923,7 @@
                 <w:szCs w:val="25"/>
                 <w:rtl/>
               </w:rPr>
-              <w:t xml:space="preserve">اَلْمَقْصَفُ فِي الطَّابِقِ الثَّانِي.</w:t>
+              <w:t xml:space="preserve">اَلمَقْصَفُ فِي الطَّابِقِ الثَّانِي.</w:t>
             </w:r>
           </w:p>
         </w:tc>
@@ -2031,7 +2031,7 @@
                 <w:szCs w:val="25"/>
                 <w:rtl/>
               </w:rPr>
-              <w:t xml:space="preserve">اِسْمُ الْمُدِيرِ خَالِدٌ.</w:t>
+              <w:t xml:space="preserve">اِسْمُ المُدِيرِ خَالِد.</w:t>
             </w:r>
           </w:p>
         </w:tc>
@@ -2139,7 +2139,7 @@
                 <w:szCs w:val="25"/>
                 <w:rtl/>
               </w:rPr>
-              <w:t xml:space="preserve">دَرْسُ الرِّيَاضِيَّاتِ يَوْمَ الْأَحَدِ.</w:t>
+              <w:t xml:space="preserve">دَرْسُ الرِّيَاضِيَّاتِ يَوْمَ الأَحَدِ.</w:t>
             </w:r>
           </w:p>
         </w:tc>
@@ -2247,7 +2247,7 @@
                 <w:szCs w:val="25"/>
                 <w:rtl/>
               </w:rPr>
-              <w:t xml:space="preserve">اَلْمَلْعَبُ خَلْفَ الْمَدْرَسَةِ.</w:t>
+              <w:t xml:space="preserve">اَلمَلْعَبُ خَلْفَ المَدْرَسَةِ.</w:t>
             </w:r>
           </w:p>
         </w:tc>
@@ -2465,7 +2465,7 @@
                 <w:szCs w:val="25"/>
                 <w:rtl/>
               </w:rPr>
-              <w:t xml:space="preserve">مَا الْمَكْتَبَةُ؟</w:t>
+              <w:t xml:space="preserve">مَا المَكْتَبَةُ؟</w:t>
             </w:r>
           </w:p>
         </w:tc>
@@ -2515,7 +2515,7 @@
                 <w:szCs w:val="25"/>
                 <w:rtl/>
               </w:rPr>
-              <w:t xml:space="preserve">أَيْنَ الْمَكْتَبَةُ؟</w:t>
+              <w:t xml:space="preserve">أَيْن المَكْتَبَةُ؟</w:t>
             </w:r>
           </w:p>
         </w:tc>
@@ -2570,7 +2570,7 @@
                 <w:szCs w:val="25"/>
                 <w:rtl/>
               </w:rPr>
-              <w:t xml:space="preserve">مَنْ فِي الْمَكْتَبَةِ؟</w:t>
+              <w:t xml:space="preserve">مَنْ فِي المَكْتَبَةِ؟</w:t>
             </w:r>
           </w:p>
         </w:tc>
@@ -3129,7 +3129,7 @@
           <w:sz w:val="17"/>
           <w:szCs w:val="17"/>
         </w:rPr>
-        <w:t xml:space="preserve">4.  Öğretmen «اِفْتَحُوا الْكُتُبَ» dediğinde ne yaparsın?</w:t>
+        <w:t xml:space="preserve">4.  Öğretmen «اِفْتَحُوا الكُتُبَ» dediğinde ne yaparsın?</w:t>
       </w:r>
     </w:p>
     <w:tbl>
@@ -3441,7 +3441,7 @@
                 <w:szCs w:val="25"/>
                 <w:rtl/>
               </w:rPr>
-              <w:t xml:space="preserve">اَلصَّفُّ كَبِيرٌ</w:t>
+              <w:t xml:space="preserve">اَلصَّفُّ كَبِيرٌ</w:t>
             </w:r>
           </w:p>
         </w:tc>
@@ -3491,7 +3491,7 @@
                 <w:szCs w:val="25"/>
                 <w:rtl/>
               </w:rPr>
-              <w:t xml:space="preserve">هَذَا صَفٌّ</w:t>
+              <w:t xml:space="preserve">هَذَا صَفٌّ</w:t>
             </w:r>
           </w:p>
         </w:tc>
@@ -3546,7 +3546,7 @@
                 <w:szCs w:val="25"/>
                 <w:rtl/>
               </w:rPr>
-              <w:t xml:space="preserve">بَابُ الصَّفِّ</w:t>
+              <w:t xml:space="preserve">بَابُ الصَّفِّ</w:t>
             </w:r>
           </w:p>
         </w:tc>
@@ -3596,7 +3596,7 @@
                 <w:szCs w:val="25"/>
                 <w:rtl/>
               </w:rPr>
-              <w:t xml:space="preserve">اَلصَّفُّ الْكَبِيرُ</w:t>
+              <w:t xml:space="preserve">اَلصَّفُّ الكَبِيرُ</w:t>
             </w:r>
           </w:p>
         </w:tc>
@@ -3870,7 +3870,7 @@
                 <w:szCs w:val="25"/>
                 <w:rtl/>
               </w:rPr>
-              <w:t xml:space="preserve">هَذَا مُدِيرُ الْمَدْرَسَةِ.</w:t>
+              <w:t xml:space="preserve">هَذَا مُدِيرُ المَدْرَسَةِ.</w:t>
             </w:r>
           </w:p>
         </w:tc>
@@ -4040,7 +4040,7 @@
                 <w:szCs w:val="25"/>
                 <w:rtl/>
               </w:rPr>
-              <w:t xml:space="preserve">كَمْ طَالِبًا فِي صَفِّكَ؟</w:t>
+              <w:t xml:space="preserve">كَمْ طَالِبًا فِي صَفِّكَ؟</w:t>
             </w:r>
           </w:p>
         </w:tc>
@@ -4550,7 +4550,7 @@
                 <w:szCs w:val="25"/>
                 <w:rtl/>
               </w:rPr>
-              <w:t xml:space="preserve">أَيُّ يَوْمٍ الْيَوْمُ؟</w:t>
+              <w:t xml:space="preserve">أَيُّ يَوْمٍ اليَوْمُ؟</w:t>
             </w:r>
           </w:p>
         </w:tc>
@@ -4702,7 +4702,7 @@
                 <w:szCs w:val="26"/>
                 <w:rtl/>
               </w:rPr>
-              <w:t xml:space="preserve">الثَّالِثِ   —   مَلْعَبٌ   —   ثَلَاثُونَ   —   الثَّامِنَةِ   —   فَاطِمَةُ</w:t>
+              <w:t xml:space="preserve">الثَّالِثِ   —   مَلْعَبٌ   —   ثَلَاثُونَ   —   الثَّامِنَةِ   —   فَاطِمَة</w:t>
             </w:r>
           </w:p>
         </w:tc>
@@ -4809,7 +4809,7 @@
                 <w:szCs w:val="25"/>
                 <w:rtl/>
               </w:rPr>
-              <w:t xml:space="preserve">اَلْمَكْتَبَةُ فِي الطَّابِقِ ……………………… .</w:t>
+              <w:t xml:space="preserve">اَلمَكْتَبَةُ فِي الطَّابِقِ ……………………… .</w:t>
             </w:r>
           </w:p>
         </w:tc>
@@ -4881,7 +4881,7 @@
                 <w:szCs w:val="25"/>
                 <w:rtl/>
               </w:rPr>
-              <w:t xml:space="preserve">خَلْفَ الْمَدْرَسَةِ ……………………… وَاسِعٌ.</w:t>
+              <w:t xml:space="preserve">خَلْفَ المَدْرَسَةِ ……………………… وَاسِعٌ.</w:t>
             </w:r>
           </w:p>
         </w:tc>
@@ -4953,7 +4953,7 @@
                 <w:szCs w:val="25"/>
                 <w:rtl/>
               </w:rPr>
-              <w:t xml:space="preserve">فِي الصَّفِّ ……………………… طَالِبَةً.</w:t>
+              <w:t xml:space="preserve">فِي الصَّفِّ ……………………… طَالِبَةً.</w:t>
             </w:r>
           </w:p>
         </w:tc>
@@ -5025,7 +5025,7 @@
                 <w:szCs w:val="25"/>
                 <w:rtl/>
               </w:rPr>
-              <w:t xml:space="preserve">اِسْمُ الْمُدَرِّسَةِ ……………………… .</w:t>
+              <w:t xml:space="preserve">اِسْمُ المُدَرِّسَةِ ……………………… .</w:t>
             </w:r>
           </w:p>
         </w:tc>
@@ -5097,7 +5097,7 @@
                 <w:szCs w:val="25"/>
                 <w:rtl/>
               </w:rPr>
-              <w:t xml:space="preserve">تَبْدَأُ الدِّرَاسَةُ فِي السَّاعَةِ ……………………… .</w:t>
+              <w:t xml:space="preserve">تَبْدَأُ الدِّرَاسَةُ فِي السَّاعَةِ ……………………… .</w:t>
             </w:r>
           </w:p>
         </w:tc>
@@ -5558,7 +5558,7 @@
                 <w:szCs w:val="26"/>
                 <w:rtl/>
               </w:rPr>
-              <w:t xml:space="preserve">صَفُّهُمْ</w:t>
+              <w:t xml:space="preserve">صَفُّهُمْ</w:t>
             </w:r>
           </w:p>
         </w:tc>
@@ -5750,7 +5750,7 @@
                 <w:szCs w:val="26"/>
                 <w:rtl/>
               </w:rPr>
-              <w:t xml:space="preserve">مُدَرِّسُهَا</w:t>
+              <w:t xml:space="preserve">مُدَرِّسُهَا</w:t>
             </w:r>
           </w:p>
         </w:tc>
@@ -6615,7 +6615,7 @@
                 <w:szCs w:val="26"/>
                 <w:rtl/>
               </w:rPr>
-              <w:t xml:space="preserve">مَدْرَسَتِي   —   صَفِّي   —   اَلْمَكْتَبَةُ   —   اَلْمُخْتَبَرُ   —   دَرْسُ   —   يَوْمَ   —   أَمَامَ   —   خَلْفَ</w:t>
+              <w:t xml:space="preserve">مَدْرَسَتِي   —   صَفِّي   —   اَلمَكْتَبَةُ   —   اَلمُخْتَبَرُ   —   دَرْسُ   —   يَوْمَ   —   أَمَامَ   —   خَلْفَ</w:t>
             </w:r>
           </w:p>
         </w:tc>
@@ -7167,7 +7167,7 @@
                 <w:sz w:val="16"/>
                 <w:szCs w:val="16"/>
               </w:rPr>
-              <w:t xml:space="preserve">هَذِهِ مَدْرَسَتُنَا. فِي الْمَدْرَسَةِ مَكْتَبَةٌ كَبِيرَةٌ وَمُخْتَبَرٌ لِلْعُلُومِ. اَلْمَقْصَفُ فِي الطَّابِقِ الْأَوَّلِ. مُدِيرُ الْمَدْرَسَةِ اسْمُهُ خَالِدٌ. دَرْسُ الرِّيَاضِيَّاتِ يَوْمَ الثُّلَاثَاءِ. اَلْمَلْعَبُ خَلْفَ الْمَدْرَسَةِ.</w:t>
+              <w:t xml:space="preserve">هَذِهِ مَدْرَسَتُنَا. فِي المَدْرَسَةِ مَكْتَبَةٌ كَبِيرَةٌ وَمُخْتَبَرٌ لِلْعُلُومِ. اَلمَقْصَفُ فِي الطَّابِقِ الأَوَّلِ. مُدِيرُ المَدْرَسَةِ اسْمُهُ خَالِد. دَرْسُ الرِّيَاضِيَّاتِ يَوْمَ الثُّلَاثَاءِ. اَلمَلْعَبُ خَلْفَ المَدْرَسَةِ.</w:t>
             </w:r>
           </w:p>
           <w:p>
@@ -7467,7 +7467,7 @@
                 <w:szCs w:val="24"/>
                 <w:rtl/>
               </w:rPr>
-              <w:t xml:space="preserve">الثَّالِثِ ، مَلْعَبٌ ، ثَلَاثُونَ ، فَاطِمَةُ ، الثَّامِنَةِ</w:t>
+              <w:t xml:space="preserve">الثَّالِثِ ، مَلْعَبٌ ، ثَلَاثُونَ ، فَاطِمَة ، الثَّامِنَةِ</w:t>
             </w:r>
           </w:p>
         </w:tc>
@@ -7655,7 +7655,7 @@
                 <w:szCs w:val="24"/>
                 <w:rtl/>
               </w:rPr>
-              <w:t xml:space="preserve">هِيَ فِي الصَّفِّ التَّاسِعِ. · فِيهَا ثَلَاثَةُ طَوَابِقَ.</w:t>
+              <w:t xml:space="preserve">هِيَ فِي الصَّفِّ التَّاسِعِ. · فِيهَا ثَلَاثَةُ طَوَابِقَ.</w:t>
             </w:r>
           </w:p>
           <w:p>
@@ -7673,7 +7673,7 @@
                 <w:szCs w:val="24"/>
                 <w:rtl/>
               </w:rPr>
-              <w:t xml:space="preserve">فِي الطَّابِقِ الْأَوَّلِ الْإِدَارَةُ وَالْمَقْصَفُ. · خَلْفَ الْمَدْرَسَةِ مَلْعَبٌ وَاسِعٌ.</w:t>
+              <w:t xml:space="preserve">فِي الطَّابِقِ الأَوَّلِ الإِدَارَةُ وَالْمَقْصَفُ. · خَلْفَ المَدْرَسَةِ مَلْعَبٌ وَاسِعٌ.</w:t>
             </w:r>
           </w:p>
           <w:p>
@@ -7691,7 +7691,7 @@
                 <w:szCs w:val="24"/>
                 <w:rtl/>
               </w:rPr>
-              <w:t xml:space="preserve">تَبْدَأُ الدِّرَاسَةُ فِي السَّاعَةِ الثَّامِنَةِ.</w:t>
+              <w:t xml:space="preserve">تَبْدَأُ الدِّرَاسَةُ فِي السَّاعَةِ الثَّامِنَةِ.</w:t>
             </w:r>
           </w:p>
         </w:tc>

--- a/dosyalar/sinavlar/9-sinif/arapca-9-1d2y-beceri.docx
+++ b/dosyalar/sinavlar/9-sinif/arapca-9-1d2y-beceri.docx
@@ -496,7 +496,7 @@
             </w:pPr>
             <w:r>
               <w:rPr>
-                <w:rFonts w:ascii="Markazi Text" w:cs="Markazi Text" w:eastAsia="Markazi Text" w:hAnsi="Markazi Text"/>
+                <w:rFonts w:ascii="Arakom" w:cs="Arakom" w:eastAsia="Arakom" w:hAnsi="Arakom"/>
                 <w:b/>
                 <w:bCs/>
                 <w:color w:val="111111"/>
@@ -514,7 +514,7 @@
             </w:pPr>
             <w:r>
               <w:rPr>
-                <w:rFonts w:ascii="Markazi Text" w:cs="Markazi Text" w:eastAsia="Markazi Text" w:hAnsi="Markazi Text"/>
+                <w:rFonts w:ascii="Arakom" w:cs="Arakom" w:eastAsia="Arakom" w:hAnsi="Arakom"/>
                 <w:b w:val="false"/>
                 <w:bCs w:val="false"/>
                 <w:color w:val="111111"/>
@@ -532,7 +532,7 @@
             </w:pPr>
             <w:r>
               <w:rPr>
-                <w:rFonts w:ascii="Markazi Text" w:cs="Markazi Text" w:eastAsia="Markazi Text" w:hAnsi="Markazi Text"/>
+                <w:rFonts w:ascii="Arakom" w:cs="Arakom" w:eastAsia="Arakom" w:hAnsi="Arakom"/>
                 <w:b w:val="false"/>
                 <w:bCs w:val="false"/>
                 <w:color w:val="111111"/>
@@ -550,7 +550,7 @@
             </w:pPr>
             <w:r>
               <w:rPr>
-                <w:rFonts w:ascii="Markazi Text" w:cs="Markazi Text" w:eastAsia="Markazi Text" w:hAnsi="Markazi Text"/>
+                <w:rFonts w:ascii="Arakom" w:cs="Arakom" w:eastAsia="Arakom" w:hAnsi="Arakom"/>
                 <w:b w:val="false"/>
                 <w:bCs w:val="false"/>
                 <w:color w:val="111111"/>
@@ -568,7 +568,7 @@
             </w:pPr>
             <w:r>
               <w:rPr>
-                <w:rFonts w:ascii="Markazi Text" w:cs="Markazi Text" w:eastAsia="Markazi Text" w:hAnsi="Markazi Text"/>
+                <w:rFonts w:ascii="Arakom" w:cs="Arakom" w:eastAsia="Arakom" w:hAnsi="Arakom"/>
                 <w:b w:val="false"/>
                 <w:bCs w:val="false"/>
                 <w:color w:val="111111"/>
@@ -586,7 +586,7 @@
             </w:pPr>
             <w:r>
               <w:rPr>
-                <w:rFonts w:ascii="Markazi Text" w:cs="Markazi Text" w:eastAsia="Markazi Text" w:hAnsi="Markazi Text"/>
+                <w:rFonts w:ascii="Arakom" w:cs="Arakom" w:eastAsia="Arakom" w:hAnsi="Arakom"/>
                 <w:b w:val="false"/>
                 <w:bCs w:val="false"/>
                 <w:color w:val="111111"/>
@@ -604,7 +604,7 @@
             </w:pPr>
             <w:r>
               <w:rPr>
-                <w:rFonts w:ascii="Markazi Text" w:cs="Markazi Text" w:eastAsia="Markazi Text" w:hAnsi="Markazi Text"/>
+                <w:rFonts w:ascii="Arakom" w:cs="Arakom" w:eastAsia="Arakom" w:hAnsi="Arakom"/>
                 <w:b w:val="false"/>
                 <w:bCs w:val="false"/>
                 <w:color w:val="111111"/>
@@ -622,7 +622,7 @@
             </w:pPr>
             <w:r>
               <w:rPr>
-                <w:rFonts w:ascii="Markazi Text" w:cs="Markazi Text" w:eastAsia="Markazi Text" w:hAnsi="Markazi Text"/>
+                <w:rFonts w:ascii="Arakom" w:cs="Arakom" w:eastAsia="Arakom" w:hAnsi="Arakom"/>
                 <w:b w:val="false"/>
                 <w:bCs w:val="false"/>
                 <w:color w:val="111111"/>
@@ -640,7 +640,7 @@
             </w:pPr>
             <w:r>
               <w:rPr>
-                <w:rFonts w:ascii="Markazi Text" w:cs="Markazi Text" w:eastAsia="Markazi Text" w:hAnsi="Markazi Text"/>
+                <w:rFonts w:ascii="Arakom" w:cs="Arakom" w:eastAsia="Arakom" w:hAnsi="Arakom"/>
                 <w:b w:val="false"/>
                 <w:bCs w:val="false"/>
                 <w:color w:val="111111"/>
@@ -658,7 +658,7 @@
             </w:pPr>
             <w:r>
               <w:rPr>
-                <w:rFonts w:ascii="Markazi Text" w:cs="Markazi Text" w:eastAsia="Markazi Text" w:hAnsi="Markazi Text"/>
+                <w:rFonts w:ascii="Arakom" w:cs="Arakom" w:eastAsia="Arakom" w:hAnsi="Arakom"/>
                 <w:b w:val="false"/>
                 <w:bCs w:val="false"/>
                 <w:color w:val="111111"/>
@@ -676,7 +676,7 @@
             </w:pPr>
             <w:r>
               <w:rPr>
-                <w:rFonts w:ascii="Markazi Text" w:cs="Markazi Text" w:eastAsia="Markazi Text" w:hAnsi="Markazi Text"/>
+                <w:rFonts w:ascii="Arakom" w:cs="Arakom" w:eastAsia="Arakom" w:hAnsi="Arakom"/>
                 <w:b w:val="false"/>
                 <w:bCs w:val="false"/>
                 <w:color w:val="111111"/>
@@ -730,7 +730,7 @@
       </w:r>
       <w:r>
         <w:rPr>
-          <w:rFonts w:ascii="Markazi Text" w:cs="Markazi Text" w:eastAsia="Markazi Text" w:hAnsi="Markazi Text"/>
+          <w:rFonts w:ascii="Arakom" w:cs="Arakom" w:eastAsia="Arakom" w:hAnsi="Arakom"/>
           <w:b w:val="false"/>
           <w:bCs w:val="false"/>
           <w:color w:val="111111"/>
@@ -798,7 +798,7 @@
             </w:r>
             <w:r>
               <w:rPr>
-                <w:rFonts w:ascii="Markazi Text" w:cs="Markazi Text" w:eastAsia="Markazi Text" w:hAnsi="Markazi Text"/>
+                <w:rFonts w:ascii="Arakom" w:cs="Arakom" w:eastAsia="Arakom" w:hAnsi="Arakom"/>
                 <w:b w:val="false"/>
                 <w:bCs w:val="false"/>
                 <w:color w:val="111111"/>
@@ -847,7 +847,7 @@
             </w:r>
             <w:r>
               <w:rPr>
-                <w:rFonts w:ascii="Markazi Text" w:cs="Markazi Text" w:eastAsia="Markazi Text" w:hAnsi="Markazi Text"/>
+                <w:rFonts w:ascii="Arakom" w:cs="Arakom" w:eastAsia="Arakom" w:hAnsi="Arakom"/>
                 <w:b w:val="false"/>
                 <w:bCs w:val="false"/>
                 <w:color w:val="111111"/>
@@ -901,7 +901,7 @@
             </w:r>
             <w:r>
               <w:rPr>
-                <w:rFonts w:ascii="Markazi Text" w:cs="Markazi Text" w:eastAsia="Markazi Text" w:hAnsi="Markazi Text"/>
+                <w:rFonts w:ascii="Arakom" w:cs="Arakom" w:eastAsia="Arakom" w:hAnsi="Arakom"/>
                 <w:b w:val="false"/>
                 <w:bCs w:val="false"/>
                 <w:color w:val="111111"/>
@@ -950,7 +950,7 @@
             </w:r>
             <w:r>
               <w:rPr>
-                <w:rFonts w:ascii="Markazi Text" w:cs="Markazi Text" w:eastAsia="Markazi Text" w:hAnsi="Markazi Text"/>
+                <w:rFonts w:ascii="Arakom" w:cs="Arakom" w:eastAsia="Arakom" w:hAnsi="Arakom"/>
                 <w:b w:val="false"/>
                 <w:bCs w:val="false"/>
                 <w:color w:val="111111"/>
@@ -986,7 +986,7 @@
       </w:r>
       <w:r>
         <w:rPr>
-          <w:rFonts w:ascii="Markazi Text" w:cs="Markazi Text" w:eastAsia="Markazi Text" w:hAnsi="Markazi Text"/>
+          <w:rFonts w:ascii="Arakom" w:cs="Arakom" w:eastAsia="Arakom" w:hAnsi="Arakom"/>
           <w:b w:val="false"/>
           <w:bCs w:val="false"/>
           <w:color w:val="111111"/>
@@ -1054,7 +1054,7 @@
             </w:r>
             <w:r>
               <w:rPr>
-                <w:rFonts w:ascii="Markazi Text" w:cs="Markazi Text" w:eastAsia="Markazi Text" w:hAnsi="Markazi Text"/>
+                <w:rFonts w:ascii="Arakom" w:cs="Arakom" w:eastAsia="Arakom" w:hAnsi="Arakom"/>
                 <w:b w:val="false"/>
                 <w:bCs w:val="false"/>
                 <w:color w:val="111111"/>
@@ -1103,7 +1103,7 @@
             </w:r>
             <w:r>
               <w:rPr>
-                <w:rFonts w:ascii="Markazi Text" w:cs="Markazi Text" w:eastAsia="Markazi Text" w:hAnsi="Markazi Text"/>
+                <w:rFonts w:ascii="Arakom" w:cs="Arakom" w:eastAsia="Arakom" w:hAnsi="Arakom"/>
                 <w:b w:val="false"/>
                 <w:bCs w:val="false"/>
                 <w:color w:val="111111"/>
@@ -1157,7 +1157,7 @@
             </w:r>
             <w:r>
               <w:rPr>
-                <w:rFonts w:ascii="Markazi Text" w:cs="Markazi Text" w:eastAsia="Markazi Text" w:hAnsi="Markazi Text"/>
+                <w:rFonts w:ascii="Arakom" w:cs="Arakom" w:eastAsia="Arakom" w:hAnsi="Arakom"/>
                 <w:b w:val="false"/>
                 <w:bCs w:val="false"/>
                 <w:color w:val="111111"/>
@@ -1206,7 +1206,7 @@
             </w:r>
             <w:r>
               <w:rPr>
-                <w:rFonts w:ascii="Markazi Text" w:cs="Markazi Text" w:eastAsia="Markazi Text" w:hAnsi="Markazi Text"/>
+                <w:rFonts w:ascii="Arakom" w:cs="Arakom" w:eastAsia="Arakom" w:hAnsi="Arakom"/>
                 <w:b w:val="false"/>
                 <w:bCs w:val="false"/>
                 <w:color w:val="111111"/>
@@ -1242,7 +1242,7 @@
       </w:r>
       <w:r>
         <w:rPr>
-          <w:rFonts w:ascii="Markazi Text" w:cs="Markazi Text" w:eastAsia="Markazi Text" w:hAnsi="Markazi Text"/>
+          <w:rFonts w:ascii="Arakom" w:cs="Arakom" w:eastAsia="Arakom" w:hAnsi="Arakom"/>
           <w:b w:val="false"/>
           <w:bCs w:val="false"/>
           <w:color w:val="111111"/>
@@ -1310,7 +1310,7 @@
             </w:r>
             <w:r>
               <w:rPr>
-                <w:rFonts w:ascii="Markazi Text" w:cs="Markazi Text" w:eastAsia="Markazi Text" w:hAnsi="Markazi Text"/>
+                <w:rFonts w:ascii="Arakom" w:cs="Arakom" w:eastAsia="Arakom" w:hAnsi="Arakom"/>
                 <w:b w:val="false"/>
                 <w:bCs w:val="false"/>
                 <w:color w:val="111111"/>
@@ -1359,7 +1359,7 @@
             </w:r>
             <w:r>
               <w:rPr>
-                <w:rFonts w:ascii="Markazi Text" w:cs="Markazi Text" w:eastAsia="Markazi Text" w:hAnsi="Markazi Text"/>
+                <w:rFonts w:ascii="Arakom" w:cs="Arakom" w:eastAsia="Arakom" w:hAnsi="Arakom"/>
                 <w:b w:val="false"/>
                 <w:bCs w:val="false"/>
                 <w:color w:val="111111"/>
@@ -1413,7 +1413,7 @@
             </w:r>
             <w:r>
               <w:rPr>
-                <w:rFonts w:ascii="Markazi Text" w:cs="Markazi Text" w:eastAsia="Markazi Text" w:hAnsi="Markazi Text"/>
+                <w:rFonts w:ascii="Arakom" w:cs="Arakom" w:eastAsia="Arakom" w:hAnsi="Arakom"/>
                 <w:b w:val="false"/>
                 <w:bCs w:val="false"/>
                 <w:color w:val="111111"/>
@@ -1462,7 +1462,7 @@
             </w:r>
             <w:r>
               <w:rPr>
-                <w:rFonts w:ascii="Markazi Text" w:cs="Markazi Text" w:eastAsia="Markazi Text" w:hAnsi="Markazi Text"/>
+                <w:rFonts w:ascii="Arakom" w:cs="Arakom" w:eastAsia="Arakom" w:hAnsi="Arakom"/>
                 <w:b w:val="false"/>
                 <w:bCs w:val="false"/>
                 <w:color w:val="111111"/>
@@ -1807,7 +1807,7 @@
             </w:pPr>
             <w:r>
               <w:rPr>
-                <w:rFonts w:ascii="Markazi Text" w:cs="Markazi Text" w:eastAsia="Markazi Text" w:hAnsi="Markazi Text"/>
+                <w:rFonts w:ascii="Arakom" w:cs="Arakom" w:eastAsia="Arakom" w:hAnsi="Arakom"/>
                 <w:b w:val="false"/>
                 <w:bCs w:val="false"/>
                 <w:color w:val="111111"/>
@@ -1915,7 +1915,7 @@
             </w:pPr>
             <w:r>
               <w:rPr>
-                <w:rFonts w:ascii="Markazi Text" w:cs="Markazi Text" w:eastAsia="Markazi Text" w:hAnsi="Markazi Text"/>
+                <w:rFonts w:ascii="Arakom" w:cs="Arakom" w:eastAsia="Arakom" w:hAnsi="Arakom"/>
                 <w:b w:val="false"/>
                 <w:bCs w:val="false"/>
                 <w:color w:val="111111"/>
@@ -2023,7 +2023,7 @@
             </w:pPr>
             <w:r>
               <w:rPr>
-                <w:rFonts w:ascii="Markazi Text" w:cs="Markazi Text" w:eastAsia="Markazi Text" w:hAnsi="Markazi Text"/>
+                <w:rFonts w:ascii="Arakom" w:cs="Arakom" w:eastAsia="Arakom" w:hAnsi="Arakom"/>
                 <w:b w:val="false"/>
                 <w:bCs w:val="false"/>
                 <w:color w:val="111111"/>
@@ -2131,7 +2131,7 @@
             </w:pPr>
             <w:r>
               <w:rPr>
-                <w:rFonts w:ascii="Markazi Text" w:cs="Markazi Text" w:eastAsia="Markazi Text" w:hAnsi="Markazi Text"/>
+                <w:rFonts w:ascii="Arakom" w:cs="Arakom" w:eastAsia="Arakom" w:hAnsi="Arakom"/>
                 <w:b w:val="false"/>
                 <w:bCs w:val="false"/>
                 <w:color w:val="111111"/>
@@ -2239,7 +2239,7 @@
             </w:pPr>
             <w:r>
               <w:rPr>
-                <w:rFonts w:ascii="Markazi Text" w:cs="Markazi Text" w:eastAsia="Markazi Text" w:hAnsi="Markazi Text"/>
+                <w:rFonts w:ascii="Arakom" w:cs="Arakom" w:eastAsia="Arakom" w:hAnsi="Arakom"/>
                 <w:b w:val="false"/>
                 <w:bCs w:val="false"/>
                 <w:color w:val="111111"/>
@@ -2457,7 +2457,7 @@
             </w:r>
             <w:r>
               <w:rPr>
-                <w:rFonts w:ascii="Markazi Text" w:cs="Markazi Text" w:eastAsia="Markazi Text" w:hAnsi="Markazi Text"/>
+                <w:rFonts w:ascii="Arakom" w:cs="Arakom" w:eastAsia="Arakom" w:hAnsi="Arakom"/>
                 <w:b w:val="false"/>
                 <w:bCs w:val="false"/>
                 <w:color w:val="111111"/>
@@ -2507,7 +2507,7 @@
             </w:r>
             <w:r>
               <w:rPr>
-                <w:rFonts w:ascii="Markazi Text" w:cs="Markazi Text" w:eastAsia="Markazi Text" w:hAnsi="Markazi Text"/>
+                <w:rFonts w:ascii="Arakom" w:cs="Arakom" w:eastAsia="Arakom" w:hAnsi="Arakom"/>
                 <w:b w:val="false"/>
                 <w:bCs w:val="false"/>
                 <w:color w:val="111111"/>
@@ -2562,7 +2562,7 @@
             </w:r>
             <w:r>
               <w:rPr>
-                <w:rFonts w:ascii="Markazi Text" w:cs="Markazi Text" w:eastAsia="Markazi Text" w:hAnsi="Markazi Text"/>
+                <w:rFonts w:ascii="Arakom" w:cs="Arakom" w:eastAsia="Arakom" w:hAnsi="Arakom"/>
                 <w:b w:val="false"/>
                 <w:bCs w:val="false"/>
                 <w:color w:val="111111"/>
@@ -2612,7 +2612,7 @@
             </w:r>
             <w:r>
               <w:rPr>
-                <w:rFonts w:ascii="Markazi Text" w:cs="Markazi Text" w:eastAsia="Markazi Text" w:hAnsi="Markazi Text"/>
+                <w:rFonts w:ascii="Arakom" w:cs="Arakom" w:eastAsia="Arakom" w:hAnsi="Arakom"/>
                 <w:b w:val="false"/>
                 <w:bCs w:val="false"/>
                 <w:color w:val="111111"/>
@@ -3433,7 +3433,7 @@
             </w:r>
             <w:r>
               <w:rPr>
-                <w:rFonts w:ascii="Markazi Text" w:cs="Markazi Text" w:eastAsia="Markazi Text" w:hAnsi="Markazi Text"/>
+                <w:rFonts w:ascii="Arakom" w:cs="Arakom" w:eastAsia="Arakom" w:hAnsi="Arakom"/>
                 <w:b w:val="false"/>
                 <w:bCs w:val="false"/>
                 <w:color w:val="111111"/>
@@ -3483,7 +3483,7 @@
             </w:r>
             <w:r>
               <w:rPr>
-                <w:rFonts w:ascii="Markazi Text" w:cs="Markazi Text" w:eastAsia="Markazi Text" w:hAnsi="Markazi Text"/>
+                <w:rFonts w:ascii="Arakom" w:cs="Arakom" w:eastAsia="Arakom" w:hAnsi="Arakom"/>
                 <w:b w:val="false"/>
                 <w:bCs w:val="false"/>
                 <w:color w:val="111111"/>
@@ -3538,7 +3538,7 @@
             </w:r>
             <w:r>
               <w:rPr>
-                <w:rFonts w:ascii="Markazi Text" w:cs="Markazi Text" w:eastAsia="Markazi Text" w:hAnsi="Markazi Text"/>
+                <w:rFonts w:ascii="Arakom" w:cs="Arakom" w:eastAsia="Arakom" w:hAnsi="Arakom"/>
                 <w:b w:val="false"/>
                 <w:bCs w:val="false"/>
                 <w:color w:val="111111"/>
@@ -3588,7 +3588,7 @@
             </w:r>
             <w:r>
               <w:rPr>
-                <w:rFonts w:ascii="Markazi Text" w:cs="Markazi Text" w:eastAsia="Markazi Text" w:hAnsi="Markazi Text"/>
+                <w:rFonts w:ascii="Arakom" w:cs="Arakom" w:eastAsia="Arakom" w:hAnsi="Arakom"/>
                 <w:b w:val="false"/>
                 <w:bCs w:val="false"/>
                 <w:color w:val="111111"/>
@@ -3862,7 +3862,7 @@
             </w:pPr>
             <w:r>
               <w:rPr>
-                <w:rFonts w:ascii="Markazi Text" w:cs="Markazi Text" w:eastAsia="Markazi Text" w:hAnsi="Markazi Text"/>
+                <w:rFonts w:ascii="Arakom" w:cs="Arakom" w:eastAsia="Arakom" w:hAnsi="Arakom"/>
                 <w:b w:val="false"/>
                 <w:bCs w:val="false"/>
                 <w:color w:val="111111"/>
@@ -4032,7 +4032,7 @@
             </w:pPr>
             <w:r>
               <w:rPr>
-                <w:rFonts w:ascii="Markazi Text" w:cs="Markazi Text" w:eastAsia="Markazi Text" w:hAnsi="Markazi Text"/>
+                <w:rFonts w:ascii="Arakom" w:cs="Arakom" w:eastAsia="Arakom" w:hAnsi="Arakom"/>
                 <w:b w:val="false"/>
                 <w:bCs w:val="false"/>
                 <w:color w:val="111111"/>
@@ -4202,7 +4202,7 @@
             </w:pPr>
             <w:r>
               <w:rPr>
-                <w:rFonts w:ascii="Markazi Text" w:cs="Markazi Text" w:eastAsia="Markazi Text" w:hAnsi="Markazi Text"/>
+                <w:rFonts w:ascii="Arakom" w:cs="Arakom" w:eastAsia="Arakom" w:hAnsi="Arakom"/>
                 <w:b w:val="false"/>
                 <w:bCs w:val="false"/>
                 <w:color w:val="111111"/>
@@ -4372,7 +4372,7 @@
             </w:pPr>
             <w:r>
               <w:rPr>
-                <w:rFonts w:ascii="Markazi Text" w:cs="Markazi Text" w:eastAsia="Markazi Text" w:hAnsi="Markazi Text"/>
+                <w:rFonts w:ascii="Arakom" w:cs="Arakom" w:eastAsia="Arakom" w:hAnsi="Arakom"/>
                 <w:b w:val="false"/>
                 <w:bCs w:val="false"/>
                 <w:color w:val="111111"/>
@@ -4542,7 +4542,7 @@
             </w:pPr>
             <w:r>
               <w:rPr>
-                <w:rFonts w:ascii="Markazi Text" w:cs="Markazi Text" w:eastAsia="Markazi Text" w:hAnsi="Markazi Text"/>
+                <w:rFonts w:ascii="Arakom" w:cs="Arakom" w:eastAsia="Arakom" w:hAnsi="Arakom"/>
                 <w:b w:val="false"/>
                 <w:bCs w:val="false"/>
                 <w:color w:val="111111"/>
@@ -4694,7 +4694,7 @@
             </w:pPr>
             <w:r>
               <w:rPr>
-                <w:rFonts w:ascii="Markazi Text" w:cs="Markazi Text" w:eastAsia="Markazi Text" w:hAnsi="Markazi Text"/>
+                <w:rFonts w:ascii="Arakom" w:cs="Arakom" w:eastAsia="Arakom" w:hAnsi="Arakom"/>
                 <w:b w:val="false"/>
                 <w:bCs w:val="false"/>
                 <w:color w:val="111111"/>
@@ -4801,7 +4801,7 @@
             </w:pPr>
             <w:r>
               <w:rPr>
-                <w:rFonts w:ascii="Markazi Text" w:cs="Markazi Text" w:eastAsia="Markazi Text" w:hAnsi="Markazi Text"/>
+                <w:rFonts w:ascii="Arakom" w:cs="Arakom" w:eastAsia="Arakom" w:hAnsi="Arakom"/>
                 <w:b w:val="false"/>
                 <w:bCs w:val="false"/>
                 <w:color w:val="111111"/>
@@ -4873,7 +4873,7 @@
             </w:pPr>
             <w:r>
               <w:rPr>
-                <w:rFonts w:ascii="Markazi Text" w:cs="Markazi Text" w:eastAsia="Markazi Text" w:hAnsi="Markazi Text"/>
+                <w:rFonts w:ascii="Arakom" w:cs="Arakom" w:eastAsia="Arakom" w:hAnsi="Arakom"/>
                 <w:b w:val="false"/>
                 <w:bCs w:val="false"/>
                 <w:color w:val="111111"/>
@@ -4945,7 +4945,7 @@
             </w:pPr>
             <w:r>
               <w:rPr>
-                <w:rFonts w:ascii="Markazi Text" w:cs="Markazi Text" w:eastAsia="Markazi Text" w:hAnsi="Markazi Text"/>
+                <w:rFonts w:ascii="Arakom" w:cs="Arakom" w:eastAsia="Arakom" w:hAnsi="Arakom"/>
                 <w:b w:val="false"/>
                 <w:bCs w:val="false"/>
                 <w:color w:val="111111"/>
@@ -5017,7 +5017,7 @@
             </w:pPr>
             <w:r>
               <w:rPr>
-                <w:rFonts w:ascii="Markazi Text" w:cs="Markazi Text" w:eastAsia="Markazi Text" w:hAnsi="Markazi Text"/>
+                <w:rFonts w:ascii="Arakom" w:cs="Arakom" w:eastAsia="Arakom" w:hAnsi="Arakom"/>
                 <w:b w:val="false"/>
                 <w:bCs w:val="false"/>
                 <w:color w:val="111111"/>
@@ -5089,7 +5089,7 @@
             </w:pPr>
             <w:r>
               <w:rPr>
-                <w:rFonts w:ascii="Markazi Text" w:cs="Markazi Text" w:eastAsia="Markazi Text" w:hAnsi="Markazi Text"/>
+                <w:rFonts w:ascii="Arakom" w:cs="Arakom" w:eastAsia="Arakom" w:hAnsi="Arakom"/>
                 <w:b w:val="false"/>
                 <w:bCs w:val="false"/>
                 <w:color w:val="111111"/>
@@ -5358,7 +5358,7 @@
             </w:pPr>
             <w:r>
               <w:rPr>
-                <w:rFonts w:ascii="Markazi Text" w:cs="Markazi Text" w:eastAsia="Markazi Text" w:hAnsi="Markazi Text"/>
+                <w:rFonts w:ascii="Arakom" w:cs="Arakom" w:eastAsia="Arakom" w:hAnsi="Arakom"/>
                 <w:b w:val="false"/>
                 <w:bCs w:val="false"/>
                 <w:color w:val="111111"/>
@@ -5454,7 +5454,7 @@
             </w:pPr>
             <w:r>
               <w:rPr>
-                <w:rFonts w:ascii="Markazi Text" w:cs="Markazi Text" w:eastAsia="Markazi Text" w:hAnsi="Markazi Text"/>
+                <w:rFonts w:ascii="Arakom" w:cs="Arakom" w:eastAsia="Arakom" w:hAnsi="Arakom"/>
                 <w:b w:val="false"/>
                 <w:bCs w:val="false"/>
                 <w:color w:val="111111"/>
@@ -5550,7 +5550,7 @@
             </w:pPr>
             <w:r>
               <w:rPr>
-                <w:rFonts w:ascii="Markazi Text" w:cs="Markazi Text" w:eastAsia="Markazi Text" w:hAnsi="Markazi Text"/>
+                <w:rFonts w:ascii="Arakom" w:cs="Arakom" w:eastAsia="Arakom" w:hAnsi="Arakom"/>
                 <w:b w:val="false"/>
                 <w:bCs w:val="false"/>
                 <w:color w:val="111111"/>
@@ -5646,7 +5646,7 @@
             </w:pPr>
             <w:r>
               <w:rPr>
-                <w:rFonts w:ascii="Markazi Text" w:cs="Markazi Text" w:eastAsia="Markazi Text" w:hAnsi="Markazi Text"/>
+                <w:rFonts w:ascii="Arakom" w:cs="Arakom" w:eastAsia="Arakom" w:hAnsi="Arakom"/>
                 <w:b w:val="false"/>
                 <w:bCs w:val="false"/>
                 <w:color w:val="111111"/>
@@ -5742,7 +5742,7 @@
             </w:pPr>
             <w:r>
               <w:rPr>
-                <w:rFonts w:ascii="Markazi Text" w:cs="Markazi Text" w:eastAsia="Markazi Text" w:hAnsi="Markazi Text"/>
+                <w:rFonts w:ascii="Arakom" w:cs="Arakom" w:eastAsia="Arakom" w:hAnsi="Arakom"/>
                 <w:b w:val="false"/>
                 <w:bCs w:val="false"/>
                 <w:color w:val="111111"/>
@@ -6071,7 +6071,7 @@
             </w:pPr>
             <w:r>
               <w:rPr>
-                <w:rFonts w:ascii="Markazi Text" w:cs="Markazi Text" w:eastAsia="Markazi Text" w:hAnsi="Markazi Text"/>
+                <w:rFonts w:ascii="Arakom" w:cs="Arakom" w:eastAsia="Arakom" w:hAnsi="Arakom"/>
                 <w:b w:val="false"/>
                 <w:bCs w:val="false"/>
                 <w:color w:val="111111"/>
@@ -6167,7 +6167,7 @@
             </w:pPr>
             <w:r>
               <w:rPr>
-                <w:rFonts w:ascii="Markazi Text" w:cs="Markazi Text" w:eastAsia="Markazi Text" w:hAnsi="Markazi Text"/>
+                <w:rFonts w:ascii="Arakom" w:cs="Arakom" w:eastAsia="Arakom" w:hAnsi="Arakom"/>
                 <w:b w:val="false"/>
                 <w:bCs w:val="false"/>
                 <w:color w:val="111111"/>
@@ -6263,7 +6263,7 @@
             </w:pPr>
             <w:r>
               <w:rPr>
-                <w:rFonts w:ascii="Markazi Text" w:cs="Markazi Text" w:eastAsia="Markazi Text" w:hAnsi="Markazi Text"/>
+                <w:rFonts w:ascii="Arakom" w:cs="Arakom" w:eastAsia="Arakom" w:hAnsi="Arakom"/>
                 <w:b w:val="false"/>
                 <w:bCs w:val="false"/>
                 <w:color w:val="111111"/>
@@ -6359,7 +6359,7 @@
             </w:pPr>
             <w:r>
               <w:rPr>
-                <w:rFonts w:ascii="Markazi Text" w:cs="Markazi Text" w:eastAsia="Markazi Text" w:hAnsi="Markazi Text"/>
+                <w:rFonts w:ascii="Arakom" w:cs="Arakom" w:eastAsia="Arakom" w:hAnsi="Arakom"/>
                 <w:b w:val="false"/>
                 <w:bCs w:val="false"/>
                 <w:color w:val="111111"/>
@@ -6455,7 +6455,7 @@
             </w:pPr>
             <w:r>
               <w:rPr>
-                <w:rFonts w:ascii="Markazi Text" w:cs="Markazi Text" w:eastAsia="Markazi Text" w:hAnsi="Markazi Text"/>
+                <w:rFonts w:ascii="Arakom" w:cs="Arakom" w:eastAsia="Arakom" w:hAnsi="Arakom"/>
                 <w:b w:val="false"/>
                 <w:bCs w:val="false"/>
                 <w:color w:val="111111"/>
@@ -6607,7 +6607,7 @@
             </w:pPr>
             <w:r>
               <w:rPr>
-                <w:rFonts w:ascii="Markazi Text" w:cs="Markazi Text" w:eastAsia="Markazi Text" w:hAnsi="Markazi Text"/>
+                <w:rFonts w:ascii="Arakom" w:cs="Arakom" w:eastAsia="Arakom" w:hAnsi="Arakom"/>
                 <w:b w:val="false"/>
                 <w:bCs w:val="false"/>
                 <w:color w:val="111111"/>
@@ -7459,7 +7459,7 @@
             </w:pPr>
             <w:r>
               <w:rPr>
-                <w:rFonts w:ascii="Markazi Text" w:cs="Markazi Text" w:eastAsia="Markazi Text" w:hAnsi="Markazi Text"/>
+                <w:rFonts w:ascii="Arakom" w:cs="Arakom" w:eastAsia="Arakom" w:hAnsi="Arakom"/>
                 <w:b w:val="false"/>
                 <w:bCs w:val="false"/>
                 <w:color w:val="111111"/>
@@ -7647,7 +7647,7 @@
             </w:pPr>
             <w:r>
               <w:rPr>
-                <w:rFonts w:ascii="Markazi Text" w:cs="Markazi Text" w:eastAsia="Markazi Text" w:hAnsi="Markazi Text"/>
+                <w:rFonts w:ascii="Arakom" w:cs="Arakom" w:eastAsia="Arakom" w:hAnsi="Arakom"/>
                 <w:b w:val="false"/>
                 <w:bCs w:val="false"/>
                 <w:color w:val="111111"/>
@@ -7665,7 +7665,7 @@
             </w:pPr>
             <w:r>
               <w:rPr>
-                <w:rFonts w:ascii="Markazi Text" w:cs="Markazi Text" w:eastAsia="Markazi Text" w:hAnsi="Markazi Text"/>
+                <w:rFonts w:ascii="Arakom" w:cs="Arakom" w:eastAsia="Arakom" w:hAnsi="Arakom"/>
                 <w:b w:val="false"/>
                 <w:bCs w:val="false"/>
                 <w:color w:val="111111"/>
@@ -7683,7 +7683,7 @@
             </w:pPr>
             <w:r>
               <w:rPr>
-                <w:rFonts w:ascii="Markazi Text" w:cs="Markazi Text" w:eastAsia="Markazi Text" w:hAnsi="Markazi Text"/>
+                <w:rFonts w:ascii="Arakom" w:cs="Arakom" w:eastAsia="Arakom" w:hAnsi="Arakom"/>
                 <w:b w:val="false"/>
                 <w:bCs w:val="false"/>
                 <w:color w:val="111111"/>
